--- a/Aptech-Limited-Weekly-Status-Report_20260914_to_20260920.docx
+++ b/Aptech-Limited-Weekly-Status-Report_20260914_to_20260920.docx
@@ -207,6 +207,7 @@
     </w:p>
     <w:p>
       <w:pPr>
+        <w:spacing w:before="0" w:after="40" w:line="240" w:lineRule="auto"/>
         <w:jc w:val="center"/>
       </w:pPr>
       <w:r>
@@ -215,15 +216,17 @@
           <w:b/>
           <w:i w:val="0"/>
           <w:color w:val="1F487C"/>
-          <w:sz w:val="32"/>
+          <w:sz w:val="30"/>
         </w:rPr>
         <w:t>Aptech Limited Weekly Status Report</w:t>
         <w:br/>
         <w:t>(14 September to 20 September 2026)</w:t>
       </w:r>
     </w:p>
-    <w:p/>
     <w:p>
+      <w:pPr>
+        <w:spacing w:before="0" w:after="40" w:line="240" w:lineRule="auto"/>
+      </w:pPr>
       <w:bookmarkStart w:id="1" w:name="Summary"/>
       <w:r>
         <w:rPr>
@@ -237,33 +240,6 @@
       </w:r>
       <w:bookmarkEnd w:id="1"/>
     </w:p>
-    <w:p>
-      <w:pPr>
-        <w:pStyle w:val="ListBullet"/>
-      </w:pPr>
-      <w:r>
-        <w:rPr>
-          <w:rFonts w:ascii="Arial" w:hAnsi="Arial"/>
-          <w:b/>
-          <w:sz w:val="24"/>
-        </w:rPr>
-        <w:t>The billing for the current week (14 September to 20 September) has decreased compared to the previous week.</w:t>
-      </w:r>
-    </w:p>
-    <w:p>
-      <w:pPr>
-        <w:pStyle w:val="ListBullet"/>
-      </w:pPr>
-      <w:r>
-        <w:rPr>
-          <w:rFonts w:ascii="Arial" w:hAnsi="Arial"/>
-          <w:b/>
-          <w:sz w:val="24"/>
-        </w:rPr>
-        <w:t>The cost difference is $82.10.</w:t>
-      </w:r>
-    </w:p>
-    <w:p/>
     <w:tbl>
       <w:tblPr>
         <w:tblW w:w="10080" w:type="dxa"/>
@@ -277,6 +253,12 @@
           <w:insideV w:val="single" w:sz="4" w:space="0" w:color="000000"/>
         </w:tblBorders>
         <w:tblLayout w:type="fixed"/>
+        <w:tblCellMar>
+          <w:top w:w="0" w:type="dxa"/>
+          <w:left w:w="50" w:type="dxa"/>
+          <w:bottom w:w="0" w:type="dxa"/>
+          <w:right w:w="50" w:type="dxa"/>
+        </w:tblCellMar>
         <w:tblLook w:firstColumn="1" w:firstRow="1" w:lastColumn="0" w:lastRow="0" w:noHBand="0" w:noVBand="1" w:val="04A0"/>
       </w:tblPr>
       <w:tblGrid>
@@ -299,14 +281,14 @@
           </w:tcPr>
           <w:p>
             <w:pPr>
-              <w:spacing w:before="20" w:after="20" w:line="240" w:lineRule="auto"/>
+              <w:spacing w:before="0" w:after="0" w:line="240" w:lineRule="auto"/>
               <w:jc w:val="center"/>
             </w:pPr>
             <w:r>
               <w:rPr>
                 <w:rFonts w:ascii="Arial" w:hAnsi="Arial"/>
                 <w:b/>
-                <w:sz w:val="18"/>
+                <w:sz w:val="16"/>
               </w:rPr>
               <w:t>No</w:t>
             </w:r>
@@ -319,14 +301,14 @@
           </w:tcPr>
           <w:p>
             <w:pPr>
-              <w:spacing w:before="20" w:after="20" w:line="240" w:lineRule="auto"/>
+              <w:spacing w:before="0" w:after="0" w:line="240" w:lineRule="auto"/>
               <w:jc w:val="center"/>
             </w:pPr>
             <w:r>
               <w:rPr>
                 <w:rFonts w:ascii="Arial" w:hAnsi="Arial"/>
                 <w:b/>
-                <w:sz w:val="18"/>
+                <w:sz w:val="16"/>
               </w:rPr>
               <w:t>Account Name</w:t>
             </w:r>
@@ -339,14 +321,14 @@
           </w:tcPr>
           <w:p>
             <w:pPr>
-              <w:spacing w:before="20" w:after="20" w:line="240" w:lineRule="auto"/>
+              <w:spacing w:before="0" w:after="0" w:line="240" w:lineRule="auto"/>
               <w:jc w:val="center"/>
             </w:pPr>
             <w:r>
               <w:rPr>
                 <w:rFonts w:ascii="Arial" w:hAnsi="Arial"/>
                 <w:b/>
-                <w:sz w:val="18"/>
+                <w:sz w:val="16"/>
               </w:rPr>
               <w:t>Account ID</w:t>
             </w:r>
@@ -359,14 +341,14 @@
           </w:tcPr>
           <w:p>
             <w:pPr>
-              <w:spacing w:before="20" w:after="20" w:line="240" w:lineRule="auto"/>
+              <w:spacing w:before="0" w:after="0" w:line="240" w:lineRule="auto"/>
               <w:jc w:val="center"/>
             </w:pPr>
             <w:r>
               <w:rPr>
                 <w:rFonts w:ascii="Arial" w:hAnsi="Arial"/>
                 <w:b/>
-                <w:sz w:val="18"/>
+                <w:sz w:val="16"/>
               </w:rPr>
               <w:t>Last Week Cost (07 Sep to 13 Sep)</w:t>
             </w:r>
@@ -379,14 +361,14 @@
           </w:tcPr>
           <w:p>
             <w:pPr>
-              <w:spacing w:before="20" w:after="20" w:line="240" w:lineRule="auto"/>
+              <w:spacing w:before="0" w:after="0" w:line="240" w:lineRule="auto"/>
               <w:jc w:val="center"/>
             </w:pPr>
             <w:r>
               <w:rPr>
                 <w:rFonts w:ascii="Arial" w:hAnsi="Arial"/>
                 <w:b/>
-                <w:sz w:val="18"/>
+                <w:sz w:val="16"/>
               </w:rPr>
               <w:t>Tax Cost</w:t>
             </w:r>
@@ -399,14 +381,14 @@
           </w:tcPr>
           <w:p>
             <w:pPr>
-              <w:spacing w:before="20" w:after="20" w:line="240" w:lineRule="auto"/>
+              <w:spacing w:before="0" w:after="0" w:line="240" w:lineRule="auto"/>
               <w:jc w:val="center"/>
             </w:pPr>
             <w:r>
               <w:rPr>
                 <w:rFonts w:ascii="Arial" w:hAnsi="Arial"/>
                 <w:b/>
-                <w:sz w:val="18"/>
+                <w:sz w:val="16"/>
               </w:rPr>
               <w:t>Current Week Cost (14 Sep to 20 Sep)</w:t>
             </w:r>
@@ -419,14 +401,14 @@
           </w:tcPr>
           <w:p>
             <w:pPr>
-              <w:spacing w:before="20" w:after="20" w:line="240" w:lineRule="auto"/>
+              <w:spacing w:before="0" w:after="0" w:line="240" w:lineRule="auto"/>
               <w:jc w:val="center"/>
             </w:pPr>
             <w:r>
               <w:rPr>
                 <w:rFonts w:ascii="Arial" w:hAnsi="Arial"/>
                 <w:b/>
-                <w:sz w:val="18"/>
+                <w:sz w:val="16"/>
               </w:rPr>
               <w:t>Services</w:t>
             </w:r>
@@ -443,14 +425,14 @@
           </w:tcPr>
           <w:p>
             <w:pPr>
-              <w:spacing w:before="20" w:after="20" w:line="240" w:lineRule="auto"/>
+              <w:spacing w:before="0" w:after="0" w:line="240" w:lineRule="auto"/>
               <w:jc w:val="center"/>
             </w:pPr>
             <w:r>
               <w:rPr>
                 <w:rFonts w:ascii="Arial" w:hAnsi="Arial"/>
                 <w:b w:val="0"/>
-                <w:sz w:val="16"/>
+                <w:sz w:val="14"/>
               </w:rPr>
               <w:t>1</w:t>
             </w:r>
@@ -462,7 +444,7 @@
           </w:tcPr>
           <w:p>
             <w:pPr>
-              <w:spacing w:before="20" w:after="20" w:line="240" w:lineRule="auto"/>
+              <w:spacing w:before="0" w:after="0" w:line="240" w:lineRule="auto"/>
               <w:jc w:val="left"/>
             </w:pPr>
             <w:hyperlink w:anchor="_acc_654654548701" w:history="1">
@@ -484,14 +466,14 @@
           </w:tcPr>
           <w:p>
             <w:pPr>
-              <w:spacing w:before="20" w:after="20" w:line="240" w:lineRule="auto"/>
+              <w:spacing w:before="0" w:after="0" w:line="240" w:lineRule="auto"/>
               <w:jc w:val="center"/>
             </w:pPr>
             <w:r>
               <w:rPr>
                 <w:rFonts w:ascii="Arial" w:hAnsi="Arial"/>
                 <w:b w:val="0"/>
-                <w:sz w:val="16"/>
+                <w:sz w:val="14"/>
               </w:rPr>
               <w:t>654654548701</w:t>
             </w:r>
@@ -503,14 +485,14 @@
           </w:tcPr>
           <w:p>
             <w:pPr>
-              <w:spacing w:before="20" w:after="20" w:line="240" w:lineRule="auto"/>
+              <w:spacing w:before="0" w:after="0" w:line="240" w:lineRule="auto"/>
               <w:jc w:val="center"/>
             </w:pPr>
             <w:r>
               <w:rPr>
                 <w:rFonts w:ascii="Arial" w:hAnsi="Arial"/>
                 <w:b w:val="0"/>
-                <w:sz w:val="16"/>
+                <w:sz w:val="14"/>
               </w:rPr>
               <w:t>$841.79</w:t>
             </w:r>
@@ -522,14 +504,14 @@
           </w:tcPr>
           <w:p>
             <w:pPr>
-              <w:spacing w:before="20" w:after="20" w:line="240" w:lineRule="auto"/>
+              <w:spacing w:before="0" w:after="0" w:line="240" w:lineRule="auto"/>
               <w:jc w:val="center"/>
             </w:pPr>
             <w:r>
               <w:rPr>
                 <w:rFonts w:ascii="Arial" w:hAnsi="Arial"/>
                 <w:b w:val="0"/>
-                <w:sz w:val="16"/>
+                <w:sz w:val="14"/>
               </w:rPr>
             </w:r>
           </w:p>
@@ -540,14 +522,14 @@
           </w:tcPr>
           <w:p>
             <w:pPr>
-              <w:spacing w:before="20" w:after="20" w:line="240" w:lineRule="auto"/>
+              <w:spacing w:before="0" w:after="0" w:line="240" w:lineRule="auto"/>
               <w:jc w:val="center"/>
             </w:pPr>
             <w:r>
               <w:rPr>
                 <w:rFonts w:ascii="Arial" w:hAnsi="Arial"/>
                 <w:b w:val="0"/>
-                <w:sz w:val="16"/>
+                <w:sz w:val="14"/>
               </w:rPr>
               <w:t>$745.88</w:t>
             </w:r>
@@ -559,14 +541,14 @@
           </w:tcPr>
           <w:p>
             <w:pPr>
-              <w:spacing w:before="20" w:after="20" w:line="240" w:lineRule="auto"/>
+              <w:spacing w:before="0" w:after="0" w:line="240" w:lineRule="auto"/>
               <w:jc w:val="left"/>
             </w:pPr>
             <w:r>
               <w:rPr>
                 <w:rFonts w:ascii="Arial" w:hAnsi="Arial"/>
                 <w:b w:val="0"/>
-                <w:sz w:val="16"/>
+                <w:sz w:val="14"/>
               </w:rPr>
               <w:t>The costs decreased by $95.92 due to usage of following services: VPC, EC2-Other.</w:t>
             </w:r>
@@ -583,14 +565,14 @@
           </w:tcPr>
           <w:p>
             <w:pPr>
-              <w:spacing w:before="20" w:after="20" w:line="240" w:lineRule="auto"/>
+              <w:spacing w:before="0" w:after="0" w:line="240" w:lineRule="auto"/>
               <w:jc w:val="center"/>
             </w:pPr>
             <w:r>
               <w:rPr>
                 <w:rFonts w:ascii="Arial" w:hAnsi="Arial"/>
                 <w:b w:val="0"/>
-                <w:sz w:val="16"/>
+                <w:sz w:val="14"/>
               </w:rPr>
               <w:t>2</w:t>
             </w:r>
@@ -602,7 +584,7 @@
           </w:tcPr>
           <w:p>
             <w:pPr>
-              <w:spacing w:before="20" w:after="20" w:line="240" w:lineRule="auto"/>
+              <w:spacing w:before="0" w:after="0" w:line="240" w:lineRule="auto"/>
               <w:jc w:val="left"/>
             </w:pPr>
             <w:hyperlink w:anchor="_acc_767397805488" w:history="1">
@@ -624,14 +606,14 @@
           </w:tcPr>
           <w:p>
             <w:pPr>
-              <w:spacing w:before="20" w:after="20" w:line="240" w:lineRule="auto"/>
+              <w:spacing w:before="0" w:after="0" w:line="240" w:lineRule="auto"/>
               <w:jc w:val="center"/>
             </w:pPr>
             <w:r>
               <w:rPr>
                 <w:rFonts w:ascii="Arial" w:hAnsi="Arial"/>
                 <w:b w:val="0"/>
-                <w:sz w:val="16"/>
+                <w:sz w:val="14"/>
               </w:rPr>
               <w:t>767397805488</w:t>
             </w:r>
@@ -643,14 +625,14 @@
           </w:tcPr>
           <w:p>
             <w:pPr>
-              <w:spacing w:before="20" w:after="20" w:line="240" w:lineRule="auto"/>
+              <w:spacing w:before="0" w:after="0" w:line="240" w:lineRule="auto"/>
               <w:jc w:val="center"/>
             </w:pPr>
             <w:r>
               <w:rPr>
                 <w:rFonts w:ascii="Arial" w:hAnsi="Arial"/>
                 <w:b w:val="0"/>
-                <w:sz w:val="16"/>
+                <w:sz w:val="14"/>
               </w:rPr>
               <w:t>$1,236.55</w:t>
             </w:r>
@@ -662,14 +644,14 @@
           </w:tcPr>
           <w:p>
             <w:pPr>
-              <w:spacing w:before="20" w:after="20" w:line="240" w:lineRule="auto"/>
+              <w:spacing w:before="0" w:after="0" w:line="240" w:lineRule="auto"/>
               <w:jc w:val="center"/>
             </w:pPr>
             <w:r>
               <w:rPr>
                 <w:rFonts w:ascii="Arial" w:hAnsi="Arial"/>
                 <w:b w:val="0"/>
-                <w:sz w:val="16"/>
+                <w:sz w:val="14"/>
               </w:rPr>
               <w:t>$26.49</w:t>
             </w:r>
@@ -681,14 +663,14 @@
           </w:tcPr>
           <w:p>
             <w:pPr>
-              <w:spacing w:before="20" w:after="20" w:line="240" w:lineRule="auto"/>
+              <w:spacing w:before="0" w:after="0" w:line="240" w:lineRule="auto"/>
               <w:jc w:val="center"/>
             </w:pPr>
             <w:r>
               <w:rPr>
                 <w:rFonts w:ascii="Arial" w:hAnsi="Arial"/>
                 <w:b w:val="0"/>
-                <w:sz w:val="16"/>
+                <w:sz w:val="14"/>
               </w:rPr>
               <w:t>$1,297.34</w:t>
             </w:r>
@@ -700,14 +682,14 @@
           </w:tcPr>
           <w:p>
             <w:pPr>
-              <w:spacing w:before="20" w:after="20" w:line="240" w:lineRule="auto"/>
+              <w:spacing w:before="0" w:after="0" w:line="240" w:lineRule="auto"/>
               <w:jc w:val="left"/>
             </w:pPr>
             <w:r>
               <w:rPr>
                 <w:rFonts w:ascii="Arial" w:hAnsi="Arial"/>
                 <w:b w:val="0"/>
-                <w:sz w:val="16"/>
+                <w:sz w:val="14"/>
               </w:rPr>
               <w:t>The costs increased by $60.79 due to usage of following services: Network Firewall, Relational Database Service, VPC.</w:t>
             </w:r>
@@ -724,14 +706,14 @@
           </w:tcPr>
           <w:p>
             <w:pPr>
-              <w:spacing w:before="20" w:after="20" w:line="240" w:lineRule="auto"/>
+              <w:spacing w:before="0" w:after="0" w:line="240" w:lineRule="auto"/>
               <w:jc w:val="center"/>
             </w:pPr>
             <w:r>
               <w:rPr>
                 <w:rFonts w:ascii="Arial" w:hAnsi="Arial"/>
                 <w:b w:val="0"/>
-                <w:sz w:val="16"/>
+                <w:sz w:val="14"/>
               </w:rPr>
               <w:t>3</w:t>
             </w:r>
@@ -743,7 +725,7 @@
           </w:tcPr>
           <w:p>
             <w:pPr>
-              <w:spacing w:before="20" w:after="20" w:line="240" w:lineRule="auto"/>
+              <w:spacing w:before="0" w:after="0" w:line="240" w:lineRule="auto"/>
               <w:jc w:val="left"/>
             </w:pPr>
             <w:hyperlink w:anchor="_acc_015747350560" w:history="1">
@@ -765,14 +747,14 @@
           </w:tcPr>
           <w:p>
             <w:pPr>
-              <w:spacing w:before="20" w:after="20" w:line="240" w:lineRule="auto"/>
+              <w:spacing w:before="0" w:after="0" w:line="240" w:lineRule="auto"/>
               <w:jc w:val="center"/>
             </w:pPr>
             <w:r>
               <w:rPr>
                 <w:rFonts w:ascii="Arial" w:hAnsi="Arial"/>
                 <w:b w:val="0"/>
-                <w:sz w:val="16"/>
+                <w:sz w:val="14"/>
               </w:rPr>
               <w:t>015747350560</w:t>
             </w:r>
@@ -784,14 +766,14 @@
           </w:tcPr>
           <w:p>
             <w:pPr>
-              <w:spacing w:before="20" w:after="20" w:line="240" w:lineRule="auto"/>
+              <w:spacing w:before="0" w:after="0" w:line="240" w:lineRule="auto"/>
               <w:jc w:val="center"/>
             </w:pPr>
             <w:r>
               <w:rPr>
                 <w:rFonts w:ascii="Arial" w:hAnsi="Arial"/>
                 <w:b w:val="0"/>
-                <w:sz w:val="16"/>
+                <w:sz w:val="14"/>
               </w:rPr>
               <w:t>$703.39</w:t>
             </w:r>
@@ -803,14 +785,14 @@
           </w:tcPr>
           <w:p>
             <w:pPr>
-              <w:spacing w:before="20" w:after="20" w:line="240" w:lineRule="auto"/>
+              <w:spacing w:before="0" w:after="0" w:line="240" w:lineRule="auto"/>
               <w:jc w:val="center"/>
             </w:pPr>
             <w:r>
               <w:rPr>
                 <w:rFonts w:ascii="Arial" w:hAnsi="Arial"/>
                 <w:b w:val="0"/>
-                <w:sz w:val="16"/>
+                <w:sz w:val="14"/>
               </w:rPr>
             </w:r>
           </w:p>
@@ -821,14 +803,14 @@
           </w:tcPr>
           <w:p>
             <w:pPr>
-              <w:spacing w:before="20" w:after="20" w:line="240" w:lineRule="auto"/>
+              <w:spacing w:before="0" w:after="0" w:line="240" w:lineRule="auto"/>
               <w:jc w:val="center"/>
             </w:pPr>
             <w:r>
               <w:rPr>
                 <w:rFonts w:ascii="Arial" w:hAnsi="Arial"/>
                 <w:b w:val="0"/>
-                <w:sz w:val="16"/>
+                <w:sz w:val="14"/>
               </w:rPr>
               <w:t>$618.21</w:t>
             </w:r>
@@ -840,14 +822,14 @@
           </w:tcPr>
           <w:p>
             <w:pPr>
-              <w:spacing w:before="20" w:after="20" w:line="240" w:lineRule="auto"/>
+              <w:spacing w:before="0" w:after="0" w:line="240" w:lineRule="auto"/>
               <w:jc w:val="left"/>
             </w:pPr>
             <w:r>
               <w:rPr>
                 <w:rFonts w:ascii="Arial" w:hAnsi="Arial"/>
                 <w:b w:val="0"/>
-                <w:sz w:val="16"/>
+                <w:sz w:val="14"/>
               </w:rPr>
               <w:t>The costs decreased by $85.18 due to usage of following services: Network Firewall, EC2-Other, CloudWatch.</w:t>
             </w:r>
@@ -864,14 +846,14 @@
           </w:tcPr>
           <w:p>
             <w:pPr>
-              <w:spacing w:before="20" w:after="20" w:line="240" w:lineRule="auto"/>
+              <w:spacing w:before="0" w:after="0" w:line="240" w:lineRule="auto"/>
               <w:jc w:val="center"/>
             </w:pPr>
             <w:r>
               <w:rPr>
                 <w:rFonts w:ascii="Arial" w:hAnsi="Arial"/>
                 <w:b w:val="0"/>
-                <w:sz w:val="16"/>
+                <w:sz w:val="14"/>
               </w:rPr>
               <w:t>4</w:t>
             </w:r>
@@ -883,7 +865,7 @@
           </w:tcPr>
           <w:p>
             <w:pPr>
-              <w:spacing w:before="20" w:after="20" w:line="240" w:lineRule="auto"/>
+              <w:spacing w:before="0" w:after="0" w:line="240" w:lineRule="auto"/>
               <w:jc w:val="left"/>
             </w:pPr>
             <w:hyperlink w:anchor="_acc_590183710228" w:history="1">
@@ -905,14 +887,14 @@
           </w:tcPr>
           <w:p>
             <w:pPr>
-              <w:spacing w:before="20" w:after="20" w:line="240" w:lineRule="auto"/>
+              <w:spacing w:before="0" w:after="0" w:line="240" w:lineRule="auto"/>
               <w:jc w:val="center"/>
             </w:pPr>
             <w:r>
               <w:rPr>
                 <w:rFonts w:ascii="Arial" w:hAnsi="Arial"/>
                 <w:b w:val="0"/>
-                <w:sz w:val="16"/>
+                <w:sz w:val="14"/>
               </w:rPr>
               <w:t>590183710228</w:t>
             </w:r>
@@ -924,14 +906,14 @@
           </w:tcPr>
           <w:p>
             <w:pPr>
-              <w:spacing w:before="20" w:after="20" w:line="240" w:lineRule="auto"/>
+              <w:spacing w:before="0" w:after="0" w:line="240" w:lineRule="auto"/>
               <w:jc w:val="center"/>
             </w:pPr>
             <w:r>
               <w:rPr>
                 <w:rFonts w:ascii="Arial" w:hAnsi="Arial"/>
                 <w:b w:val="0"/>
-                <w:sz w:val="16"/>
+                <w:sz w:val="14"/>
               </w:rPr>
               <w:t>$1,565.99</w:t>
             </w:r>
@@ -943,14 +925,14 @@
           </w:tcPr>
           <w:p>
             <w:pPr>
-              <w:spacing w:before="20" w:after="20" w:line="240" w:lineRule="auto"/>
+              <w:spacing w:before="0" w:after="0" w:line="240" w:lineRule="auto"/>
               <w:jc w:val="center"/>
             </w:pPr>
             <w:r>
               <w:rPr>
                 <w:rFonts w:ascii="Arial" w:hAnsi="Arial"/>
                 <w:b w:val="0"/>
-                <w:sz w:val="16"/>
+                <w:sz w:val="14"/>
               </w:rPr>
             </w:r>
           </w:p>
@@ -961,14 +943,14 @@
           </w:tcPr>
           <w:p>
             <w:pPr>
-              <w:spacing w:before="20" w:after="20" w:line="240" w:lineRule="auto"/>
+              <w:spacing w:before="0" w:after="0" w:line="240" w:lineRule="auto"/>
               <w:jc w:val="center"/>
             </w:pPr>
             <w:r>
               <w:rPr>
                 <w:rFonts w:ascii="Arial" w:hAnsi="Arial"/>
                 <w:b w:val="0"/>
-                <w:sz w:val="16"/>
+                <w:sz w:val="14"/>
               </w:rPr>
               <w:t>$1,539.31</w:t>
             </w:r>
@@ -980,14 +962,14 @@
           </w:tcPr>
           <w:p>
             <w:pPr>
-              <w:spacing w:before="20" w:after="20" w:line="240" w:lineRule="auto"/>
+              <w:spacing w:before="0" w:after="0" w:line="240" w:lineRule="auto"/>
               <w:jc w:val="left"/>
             </w:pPr>
             <w:r>
               <w:rPr>
                 <w:rFonts w:ascii="Arial" w:hAnsi="Arial"/>
                 <w:b w:val="0"/>
-                <w:sz w:val="16"/>
+                <w:sz w:val="14"/>
               </w:rPr>
               <w:t>The costs decreased by $26.68 due to usage of following services: VPC, EC2-Instances.</w:t>
             </w:r>
@@ -1004,14 +986,14 @@
           </w:tcPr>
           <w:p>
             <w:pPr>
-              <w:spacing w:before="20" w:after="20" w:line="240" w:lineRule="auto"/>
+              <w:spacing w:before="0" w:after="0" w:line="240" w:lineRule="auto"/>
               <w:jc w:val="center"/>
             </w:pPr>
             <w:r>
               <w:rPr>
                 <w:rFonts w:ascii="Arial" w:hAnsi="Arial"/>
                 <w:b w:val="0"/>
-                <w:sz w:val="16"/>
+                <w:sz w:val="14"/>
               </w:rPr>
               <w:t>5</w:t>
             </w:r>
@@ -1023,7 +1005,7 @@
           </w:tcPr>
           <w:p>
             <w:pPr>
-              <w:spacing w:before="20" w:after="20" w:line="240" w:lineRule="auto"/>
+              <w:spacing w:before="0" w:after="0" w:line="240" w:lineRule="auto"/>
               <w:jc w:val="left"/>
             </w:pPr>
             <w:hyperlink w:anchor="_acc_617172754330" w:history="1">
@@ -1045,14 +1027,14 @@
           </w:tcPr>
           <w:p>
             <w:pPr>
-              <w:spacing w:before="20" w:after="20" w:line="240" w:lineRule="auto"/>
+              <w:spacing w:before="0" w:after="0" w:line="240" w:lineRule="auto"/>
               <w:jc w:val="center"/>
             </w:pPr>
             <w:r>
               <w:rPr>
                 <w:rFonts w:ascii="Arial" w:hAnsi="Arial"/>
                 <w:b w:val="0"/>
-                <w:sz w:val="16"/>
+                <w:sz w:val="14"/>
               </w:rPr>
               <w:t>617172754330</w:t>
             </w:r>
@@ -1064,14 +1046,14 @@
           </w:tcPr>
           <w:p>
             <w:pPr>
-              <w:spacing w:before="20" w:after="20" w:line="240" w:lineRule="auto"/>
+              <w:spacing w:before="0" w:after="0" w:line="240" w:lineRule="auto"/>
               <w:jc w:val="center"/>
             </w:pPr>
             <w:r>
               <w:rPr>
                 <w:rFonts w:ascii="Arial" w:hAnsi="Arial"/>
                 <w:b w:val="0"/>
-                <w:sz w:val="16"/>
+                <w:sz w:val="14"/>
               </w:rPr>
               <w:t>$1,052.32</w:t>
             </w:r>
@@ -1083,14 +1065,14 @@
           </w:tcPr>
           <w:p>
             <w:pPr>
-              <w:spacing w:before="20" w:after="20" w:line="240" w:lineRule="auto"/>
+              <w:spacing w:before="0" w:after="0" w:line="240" w:lineRule="auto"/>
               <w:jc w:val="center"/>
             </w:pPr>
             <w:r>
               <w:rPr>
                 <w:rFonts w:ascii="Arial" w:hAnsi="Arial"/>
                 <w:b w:val="0"/>
-                <w:sz w:val="16"/>
+                <w:sz w:val="14"/>
               </w:rPr>
               <w:t>$21.86</w:t>
             </w:r>
@@ -1102,14 +1084,14 @@
           </w:tcPr>
           <w:p>
             <w:pPr>
-              <w:spacing w:before="20" w:after="20" w:line="240" w:lineRule="auto"/>
+              <w:spacing w:before="0" w:after="0" w:line="240" w:lineRule="auto"/>
               <w:jc w:val="center"/>
             </w:pPr>
             <w:r>
               <w:rPr>
                 <w:rFonts w:ascii="Arial" w:hAnsi="Arial"/>
                 <w:b w:val="0"/>
-                <w:sz w:val="16"/>
+                <w:sz w:val="14"/>
               </w:rPr>
               <w:t>$985.27</w:t>
             </w:r>
@@ -1121,14 +1103,14 @@
           </w:tcPr>
           <w:p>
             <w:pPr>
-              <w:spacing w:before="20" w:after="20" w:line="240" w:lineRule="auto"/>
+              <w:spacing w:before="0" w:after="0" w:line="240" w:lineRule="auto"/>
               <w:jc w:val="left"/>
             </w:pPr>
             <w:r>
               <w:rPr>
                 <w:rFonts w:ascii="Arial" w:hAnsi="Arial"/>
                 <w:b w:val="0"/>
-                <w:sz w:val="16"/>
+                <w:sz w:val="14"/>
               </w:rPr>
               <w:t>The costs decreased by $67.04 due to usage of following services: EC2-Other, Network Firewall, EC2-Instances.</w:t>
             </w:r>
@@ -1145,14 +1127,14 @@
           </w:tcPr>
           <w:p>
             <w:pPr>
-              <w:spacing w:before="20" w:after="20" w:line="240" w:lineRule="auto"/>
+              <w:spacing w:before="0" w:after="0" w:line="240" w:lineRule="auto"/>
               <w:jc w:val="center"/>
             </w:pPr>
             <w:r>
               <w:rPr>
                 <w:rFonts w:ascii="Arial" w:hAnsi="Arial"/>
                 <w:b w:val="0"/>
-                <w:sz w:val="16"/>
+                <w:sz w:val="14"/>
               </w:rPr>
               <w:t>6</w:t>
             </w:r>
@@ -1164,7 +1146,7 @@
           </w:tcPr>
           <w:p>
             <w:pPr>
-              <w:spacing w:before="20" w:after="20" w:line="240" w:lineRule="auto"/>
+              <w:spacing w:before="0" w:after="0" w:line="240" w:lineRule="auto"/>
               <w:jc w:val="left"/>
             </w:pPr>
             <w:hyperlink w:anchor="_acc_533267037955" w:history="1">
@@ -1186,14 +1168,14 @@
           </w:tcPr>
           <w:p>
             <w:pPr>
-              <w:spacing w:before="20" w:after="20" w:line="240" w:lineRule="auto"/>
+              <w:spacing w:before="0" w:after="0" w:line="240" w:lineRule="auto"/>
               <w:jc w:val="center"/>
             </w:pPr>
             <w:r>
               <w:rPr>
                 <w:rFonts w:ascii="Arial" w:hAnsi="Arial"/>
                 <w:b w:val="0"/>
-                <w:sz w:val="16"/>
+                <w:sz w:val="14"/>
               </w:rPr>
               <w:t>533267037955</w:t>
             </w:r>
@@ -1205,14 +1187,14 @@
           </w:tcPr>
           <w:p>
             <w:pPr>
-              <w:spacing w:before="20" w:after="20" w:line="240" w:lineRule="auto"/>
+              <w:spacing w:before="0" w:after="0" w:line="240" w:lineRule="auto"/>
               <w:jc w:val="center"/>
             </w:pPr>
             <w:r>
               <w:rPr>
                 <w:rFonts w:ascii="Arial" w:hAnsi="Arial"/>
                 <w:b w:val="0"/>
-                <w:sz w:val="16"/>
+                <w:sz w:val="14"/>
               </w:rPr>
               <w:t>$1,221.11</w:t>
             </w:r>
@@ -1224,14 +1206,14 @@
           </w:tcPr>
           <w:p>
             <w:pPr>
-              <w:spacing w:before="20" w:after="20" w:line="240" w:lineRule="auto"/>
+              <w:spacing w:before="0" w:after="0" w:line="240" w:lineRule="auto"/>
               <w:jc w:val="center"/>
             </w:pPr>
             <w:r>
               <w:rPr>
                 <w:rFonts w:ascii="Arial" w:hAnsi="Arial"/>
                 <w:b w:val="0"/>
-                <w:sz w:val="16"/>
+                <w:sz w:val="14"/>
               </w:rPr>
             </w:r>
           </w:p>
@@ -1242,14 +1224,14 @@
           </w:tcPr>
           <w:p>
             <w:pPr>
-              <w:spacing w:before="20" w:after="20" w:line="240" w:lineRule="auto"/>
+              <w:spacing w:before="0" w:after="0" w:line="240" w:lineRule="auto"/>
               <w:jc w:val="center"/>
             </w:pPr>
             <w:r>
               <w:rPr>
                 <w:rFonts w:ascii="Arial" w:hAnsi="Arial"/>
                 <w:b w:val="0"/>
-                <w:sz w:val="16"/>
+                <w:sz w:val="14"/>
               </w:rPr>
               <w:t>$1,268.84</w:t>
             </w:r>
@@ -1261,14 +1243,14 @@
           </w:tcPr>
           <w:p>
             <w:pPr>
-              <w:spacing w:before="20" w:after="20" w:line="240" w:lineRule="auto"/>
+              <w:spacing w:before="0" w:after="0" w:line="240" w:lineRule="auto"/>
               <w:jc w:val="left"/>
             </w:pPr>
             <w:r>
               <w:rPr>
                 <w:rFonts w:ascii="Arial" w:hAnsi="Arial"/>
                 <w:b w:val="0"/>
-                <w:sz w:val="16"/>
+                <w:sz w:val="14"/>
               </w:rPr>
               <w:t>The costs increased by $47.73 due to usage of following services: EC2-Instances, VPC, Relational Database Service.</w:t>
             </w:r>
@@ -1285,14 +1267,14 @@
           </w:tcPr>
           <w:p>
             <w:pPr>
-              <w:spacing w:before="20" w:after="20" w:line="240" w:lineRule="auto"/>
+              <w:spacing w:before="0" w:after="0" w:line="240" w:lineRule="auto"/>
               <w:jc w:val="center"/>
             </w:pPr>
             <w:r>
               <w:rPr>
                 <w:rFonts w:ascii="Arial" w:hAnsi="Arial"/>
                 <w:b w:val="0"/>
-                <w:sz w:val="16"/>
+                <w:sz w:val="14"/>
               </w:rPr>
               <w:t>7</w:t>
             </w:r>
@@ -1304,7 +1286,7 @@
           </w:tcPr>
           <w:p>
             <w:pPr>
-              <w:spacing w:before="20" w:after="20" w:line="240" w:lineRule="auto"/>
+              <w:spacing w:before="0" w:after="0" w:line="240" w:lineRule="auto"/>
               <w:jc w:val="left"/>
             </w:pPr>
             <w:hyperlink w:anchor="_acc_528757792293" w:history="1">
@@ -1326,14 +1308,14 @@
           </w:tcPr>
           <w:p>
             <w:pPr>
-              <w:spacing w:before="20" w:after="20" w:line="240" w:lineRule="auto"/>
+              <w:spacing w:before="0" w:after="0" w:line="240" w:lineRule="auto"/>
               <w:jc w:val="center"/>
             </w:pPr>
             <w:r>
               <w:rPr>
                 <w:rFonts w:ascii="Arial" w:hAnsi="Arial"/>
                 <w:b w:val="0"/>
-                <w:sz w:val="16"/>
+                <w:sz w:val="14"/>
               </w:rPr>
               <w:t>528757792293</w:t>
             </w:r>
@@ -1345,14 +1327,14 @@
           </w:tcPr>
           <w:p>
             <w:pPr>
-              <w:spacing w:before="20" w:after="20" w:line="240" w:lineRule="auto"/>
+              <w:spacing w:before="0" w:after="0" w:line="240" w:lineRule="auto"/>
               <w:jc w:val="center"/>
             </w:pPr>
             <w:r>
               <w:rPr>
                 <w:rFonts w:ascii="Arial" w:hAnsi="Arial"/>
                 <w:b w:val="0"/>
-                <w:sz w:val="16"/>
+                <w:sz w:val="14"/>
               </w:rPr>
               <w:t>$1,161.65</w:t>
             </w:r>
@@ -1364,14 +1346,14 @@
           </w:tcPr>
           <w:p>
             <w:pPr>
-              <w:spacing w:before="20" w:after="20" w:line="240" w:lineRule="auto"/>
+              <w:spacing w:before="0" w:after="0" w:line="240" w:lineRule="auto"/>
               <w:jc w:val="center"/>
             </w:pPr>
             <w:r>
               <w:rPr>
                 <w:rFonts w:ascii="Arial" w:hAnsi="Arial"/>
                 <w:b w:val="0"/>
-                <w:sz w:val="16"/>
+                <w:sz w:val="14"/>
               </w:rPr>
               <w:t>$22.64</w:t>
             </w:r>
@@ -1383,14 +1365,14 @@
           </w:tcPr>
           <w:p>
             <w:pPr>
-              <w:spacing w:before="20" w:after="20" w:line="240" w:lineRule="auto"/>
+              <w:spacing w:before="0" w:after="0" w:line="240" w:lineRule="auto"/>
               <w:jc w:val="center"/>
             </w:pPr>
             <w:r>
               <w:rPr>
                 <w:rFonts w:ascii="Arial" w:hAnsi="Arial"/>
                 <w:b w:val="0"/>
-                <w:sz w:val="16"/>
+                <w:sz w:val="14"/>
               </w:rPr>
               <w:t>$1,160.63</w:t>
             </w:r>
@@ -1402,14 +1384,14 @@
           </w:tcPr>
           <w:p>
             <w:pPr>
-              <w:spacing w:before="20" w:after="20" w:line="240" w:lineRule="auto"/>
+              <w:spacing w:before="0" w:after="0" w:line="240" w:lineRule="auto"/>
               <w:jc w:val="left"/>
             </w:pPr>
             <w:r>
               <w:rPr>
                 <w:rFonts w:ascii="Arial" w:hAnsi="Arial"/>
                 <w:b w:val="0"/>
-                <w:sz w:val="16"/>
+                <w:sz w:val="14"/>
               </w:rPr>
               <w:t>The costs decreased by $1.02 due to usage of following services: Relational Database Service, EC2-Instances, CloudWatch.</w:t>
             </w:r>
@@ -1426,14 +1408,14 @@
           </w:tcPr>
           <w:p>
             <w:pPr>
-              <w:spacing w:before="20" w:after="20" w:line="240" w:lineRule="auto"/>
+              <w:spacing w:before="0" w:after="0" w:line="240" w:lineRule="auto"/>
               <w:jc w:val="center"/>
             </w:pPr>
             <w:r>
               <w:rPr>
                 <w:rFonts w:ascii="Arial" w:hAnsi="Arial"/>
                 <w:b w:val="0"/>
-                <w:sz w:val="16"/>
+                <w:sz w:val="14"/>
               </w:rPr>
               <w:t>8</w:t>
             </w:r>
@@ -1445,7 +1427,7 @@
           </w:tcPr>
           <w:p>
             <w:pPr>
-              <w:spacing w:before="20" w:after="20" w:line="240" w:lineRule="auto"/>
+              <w:spacing w:before="0" w:after="0" w:line="240" w:lineRule="auto"/>
               <w:jc w:val="left"/>
             </w:pPr>
             <w:hyperlink w:anchor="_acc_195275643918" w:history="1">
@@ -1467,14 +1449,14 @@
           </w:tcPr>
           <w:p>
             <w:pPr>
-              <w:spacing w:before="20" w:after="20" w:line="240" w:lineRule="auto"/>
+              <w:spacing w:before="0" w:after="0" w:line="240" w:lineRule="auto"/>
               <w:jc w:val="center"/>
             </w:pPr>
             <w:r>
               <w:rPr>
                 <w:rFonts w:ascii="Arial" w:hAnsi="Arial"/>
                 <w:b w:val="0"/>
-                <w:sz w:val="16"/>
+                <w:sz w:val="14"/>
               </w:rPr>
               <w:t>195275643918</w:t>
             </w:r>
@@ -1486,14 +1468,14 @@
           </w:tcPr>
           <w:p>
             <w:pPr>
-              <w:spacing w:before="20" w:after="20" w:line="240" w:lineRule="auto"/>
+              <w:spacing w:before="0" w:after="0" w:line="240" w:lineRule="auto"/>
               <w:jc w:val="center"/>
             </w:pPr>
             <w:r>
               <w:rPr>
                 <w:rFonts w:ascii="Arial" w:hAnsi="Arial"/>
                 <w:b w:val="0"/>
-                <w:sz w:val="16"/>
+                <w:sz w:val="14"/>
               </w:rPr>
               <w:t>$312.19</w:t>
             </w:r>
@@ -1505,14 +1487,14 @@
           </w:tcPr>
           <w:p>
             <w:pPr>
-              <w:spacing w:before="20" w:after="20" w:line="240" w:lineRule="auto"/>
+              <w:spacing w:before="0" w:after="0" w:line="240" w:lineRule="auto"/>
               <w:jc w:val="center"/>
             </w:pPr>
             <w:r>
               <w:rPr>
                 <w:rFonts w:ascii="Arial" w:hAnsi="Arial"/>
                 <w:b w:val="0"/>
-                <w:sz w:val="16"/>
+                <w:sz w:val="14"/>
               </w:rPr>
             </w:r>
           </w:p>
@@ -1523,14 +1505,14 @@
           </w:tcPr>
           <w:p>
             <w:pPr>
-              <w:spacing w:before="20" w:after="20" w:line="240" w:lineRule="auto"/>
+              <w:spacing w:before="0" w:after="0" w:line="240" w:lineRule="auto"/>
               <w:jc w:val="center"/>
             </w:pPr>
             <w:r>
               <w:rPr>
                 <w:rFonts w:ascii="Arial" w:hAnsi="Arial"/>
                 <w:b w:val="0"/>
-                <w:sz w:val="16"/>
+                <w:sz w:val="14"/>
               </w:rPr>
               <w:t>$295.82</w:t>
             </w:r>
@@ -1542,14 +1524,14 @@
           </w:tcPr>
           <w:p>
             <w:pPr>
-              <w:spacing w:before="20" w:after="20" w:line="240" w:lineRule="auto"/>
+              <w:spacing w:before="0" w:after="0" w:line="240" w:lineRule="auto"/>
               <w:jc w:val="left"/>
             </w:pPr>
             <w:r>
               <w:rPr>
                 <w:rFonts w:ascii="Arial" w:hAnsi="Arial"/>
                 <w:b w:val="0"/>
-                <w:sz w:val="16"/>
+                <w:sz w:val="14"/>
               </w:rPr>
               <w:t>The costs decreased by $16.37 due to usage of following services: Network Firewall.</w:t>
             </w:r>
@@ -1566,14 +1548,14 @@
           </w:tcPr>
           <w:p>
             <w:pPr>
-              <w:spacing w:before="20" w:after="20" w:line="240" w:lineRule="auto"/>
+              <w:spacing w:before="0" w:after="0" w:line="240" w:lineRule="auto"/>
               <w:jc w:val="center"/>
             </w:pPr>
             <w:r>
               <w:rPr>
                 <w:rFonts w:ascii="Arial" w:hAnsi="Arial"/>
                 <w:b w:val="0"/>
-                <w:sz w:val="16"/>
+                <w:sz w:val="14"/>
               </w:rPr>
               <w:t>9</w:t>
             </w:r>
@@ -1585,7 +1567,7 @@
           </w:tcPr>
           <w:p>
             <w:pPr>
-              <w:spacing w:before="20" w:after="20" w:line="240" w:lineRule="auto"/>
+              <w:spacing w:before="0" w:after="0" w:line="240" w:lineRule="auto"/>
               <w:jc w:val="left"/>
             </w:pPr>
             <w:hyperlink w:anchor="_acc_771423618181" w:history="1">
@@ -1607,14 +1589,14 @@
           </w:tcPr>
           <w:p>
             <w:pPr>
-              <w:spacing w:before="20" w:after="20" w:line="240" w:lineRule="auto"/>
+              <w:spacing w:before="0" w:after="0" w:line="240" w:lineRule="auto"/>
               <w:jc w:val="center"/>
             </w:pPr>
             <w:r>
               <w:rPr>
                 <w:rFonts w:ascii="Arial" w:hAnsi="Arial"/>
                 <w:b w:val="0"/>
-                <w:sz w:val="16"/>
+                <w:sz w:val="14"/>
               </w:rPr>
               <w:t>771423618181</w:t>
             </w:r>
@@ -1626,14 +1608,14 @@
           </w:tcPr>
           <w:p>
             <w:pPr>
-              <w:spacing w:before="20" w:after="20" w:line="240" w:lineRule="auto"/>
+              <w:spacing w:before="0" w:after="0" w:line="240" w:lineRule="auto"/>
               <w:jc w:val="center"/>
             </w:pPr>
             <w:r>
               <w:rPr>
                 <w:rFonts w:ascii="Arial" w:hAnsi="Arial"/>
                 <w:b w:val="0"/>
-                <w:sz w:val="16"/>
+                <w:sz w:val="14"/>
               </w:rPr>
               <w:t>$451.64</w:t>
             </w:r>
@@ -1645,14 +1627,14 @@
           </w:tcPr>
           <w:p>
             <w:pPr>
-              <w:spacing w:before="20" w:after="20" w:line="240" w:lineRule="auto"/>
+              <w:spacing w:before="0" w:after="0" w:line="240" w:lineRule="auto"/>
               <w:jc w:val="center"/>
             </w:pPr>
             <w:r>
               <w:rPr>
                 <w:rFonts w:ascii="Arial" w:hAnsi="Arial"/>
                 <w:b w:val="0"/>
-                <w:sz w:val="16"/>
+                <w:sz w:val="14"/>
               </w:rPr>
               <w:t>$15.86</w:t>
             </w:r>
@@ -1664,14 +1646,14 @@
           </w:tcPr>
           <w:p>
             <w:pPr>
-              <w:spacing w:before="20" w:after="20" w:line="240" w:lineRule="auto"/>
+              <w:spacing w:before="0" w:after="0" w:line="240" w:lineRule="auto"/>
               <w:jc w:val="center"/>
             </w:pPr>
             <w:r>
               <w:rPr>
                 <w:rFonts w:ascii="Arial" w:hAnsi="Arial"/>
                 <w:b w:val="0"/>
-                <w:sz w:val="16"/>
+                <w:sz w:val="14"/>
               </w:rPr>
               <w:t>$548.61</w:t>
             </w:r>
@@ -1683,14 +1665,14 @@
           </w:tcPr>
           <w:p>
             <w:pPr>
-              <w:spacing w:before="20" w:after="20" w:line="240" w:lineRule="auto"/>
+              <w:spacing w:before="0" w:after="0" w:line="240" w:lineRule="auto"/>
               <w:jc w:val="left"/>
             </w:pPr>
             <w:r>
               <w:rPr>
                 <w:rFonts w:ascii="Arial" w:hAnsi="Arial"/>
                 <w:b w:val="0"/>
-                <w:sz w:val="16"/>
+                <w:sz w:val="14"/>
               </w:rPr>
               <w:t>The costs increased by $96.97 due to usage of following services: VPC, CloudFront.</w:t>
             </w:r>
@@ -1707,14 +1689,14 @@
           </w:tcPr>
           <w:p>
             <w:pPr>
-              <w:spacing w:before="20" w:after="20" w:line="240" w:lineRule="auto"/>
+              <w:spacing w:before="0" w:after="0" w:line="240" w:lineRule="auto"/>
               <w:jc w:val="center"/>
             </w:pPr>
             <w:r>
               <w:rPr>
                 <w:rFonts w:ascii="Arial" w:hAnsi="Arial"/>
                 <w:b w:val="0"/>
-                <w:sz w:val="16"/>
+                <w:sz w:val="14"/>
               </w:rPr>
               <w:t>10</w:t>
             </w:r>
@@ -1726,7 +1708,7 @@
           </w:tcPr>
           <w:p>
             <w:pPr>
-              <w:spacing w:before="20" w:after="20" w:line="240" w:lineRule="auto"/>
+              <w:spacing w:before="0" w:after="0" w:line="240" w:lineRule="auto"/>
               <w:jc w:val="left"/>
             </w:pPr>
             <w:hyperlink w:anchor="_acc_108782065415" w:history="1">
@@ -1748,14 +1730,14 @@
           </w:tcPr>
           <w:p>
             <w:pPr>
-              <w:spacing w:before="20" w:after="20" w:line="240" w:lineRule="auto"/>
+              <w:spacing w:before="0" w:after="0" w:line="240" w:lineRule="auto"/>
               <w:jc w:val="center"/>
             </w:pPr>
             <w:r>
               <w:rPr>
                 <w:rFonts w:ascii="Arial" w:hAnsi="Arial"/>
                 <w:b w:val="0"/>
-                <w:sz w:val="16"/>
+                <w:sz w:val="14"/>
               </w:rPr>
               <w:t>108782065415</w:t>
             </w:r>
@@ -1767,14 +1749,14 @@
           </w:tcPr>
           <w:p>
             <w:pPr>
-              <w:spacing w:before="20" w:after="20" w:line="240" w:lineRule="auto"/>
+              <w:spacing w:before="0" w:after="0" w:line="240" w:lineRule="auto"/>
               <w:jc w:val="center"/>
             </w:pPr>
             <w:r>
               <w:rPr>
                 <w:rFonts w:ascii="Arial" w:hAnsi="Arial"/>
                 <w:b w:val="0"/>
-                <w:sz w:val="16"/>
+                <w:sz w:val="14"/>
               </w:rPr>
               <w:t>$1,242.63</w:t>
             </w:r>
@@ -1786,14 +1768,14 @@
           </w:tcPr>
           <w:p>
             <w:pPr>
-              <w:spacing w:before="20" w:after="20" w:line="240" w:lineRule="auto"/>
+              <w:spacing w:before="0" w:after="0" w:line="240" w:lineRule="auto"/>
               <w:jc w:val="center"/>
             </w:pPr>
             <w:r>
               <w:rPr>
                 <w:rFonts w:ascii="Arial" w:hAnsi="Arial"/>
                 <w:b w:val="0"/>
-                <w:sz w:val="16"/>
+                <w:sz w:val="14"/>
               </w:rPr>
             </w:r>
           </w:p>
@@ -1804,14 +1786,14 @@
           </w:tcPr>
           <w:p>
             <w:pPr>
-              <w:spacing w:before="20" w:after="20" w:line="240" w:lineRule="auto"/>
+              <w:spacing w:before="0" w:after="0" w:line="240" w:lineRule="auto"/>
               <w:jc w:val="center"/>
             </w:pPr>
             <w:r>
               <w:rPr>
                 <w:rFonts w:ascii="Arial" w:hAnsi="Arial"/>
                 <w:b w:val="0"/>
-                <w:sz w:val="16"/>
+                <w:sz w:val="14"/>
               </w:rPr>
               <w:t>$1,387.08</w:t>
             </w:r>
@@ -1823,14 +1805,14 @@
           </w:tcPr>
           <w:p>
             <w:pPr>
-              <w:spacing w:before="20" w:after="20" w:line="240" w:lineRule="auto"/>
+              <w:spacing w:before="0" w:after="0" w:line="240" w:lineRule="auto"/>
               <w:jc w:val="left"/>
             </w:pPr>
             <w:r>
               <w:rPr>
                 <w:rFonts w:ascii="Arial" w:hAnsi="Arial"/>
                 <w:b w:val="0"/>
-                <w:sz w:val="16"/>
+                <w:sz w:val="14"/>
               </w:rPr>
               <w:t>The costs increased by $144.46 due to usage of following services: VPC, Network Firewall, EC2-Instances.</w:t>
             </w:r>
@@ -1847,14 +1829,14 @@
           </w:tcPr>
           <w:p>
             <w:pPr>
-              <w:spacing w:before="20" w:after="20" w:line="240" w:lineRule="auto"/>
+              <w:spacing w:before="0" w:after="0" w:line="240" w:lineRule="auto"/>
               <w:jc w:val="center"/>
             </w:pPr>
             <w:r>
               <w:rPr>
                 <w:rFonts w:ascii="Arial" w:hAnsi="Arial"/>
                 <w:b w:val="0"/>
-                <w:sz w:val="16"/>
+                <w:sz w:val="14"/>
               </w:rPr>
               <w:t>11</w:t>
             </w:r>
@@ -1866,7 +1848,7 @@
           </w:tcPr>
           <w:p>
             <w:pPr>
-              <w:spacing w:before="20" w:after="20" w:line="240" w:lineRule="auto"/>
+              <w:spacing w:before="0" w:after="0" w:line="240" w:lineRule="auto"/>
               <w:jc w:val="left"/>
             </w:pPr>
             <w:hyperlink w:anchor="_acc_211125374996" w:history="1">
@@ -1888,14 +1870,14 @@
           </w:tcPr>
           <w:p>
             <w:pPr>
-              <w:spacing w:before="20" w:after="20" w:line="240" w:lineRule="auto"/>
+              <w:spacing w:before="0" w:after="0" w:line="240" w:lineRule="auto"/>
               <w:jc w:val="center"/>
             </w:pPr>
             <w:r>
               <w:rPr>
                 <w:rFonts w:ascii="Arial" w:hAnsi="Arial"/>
                 <w:b w:val="0"/>
-                <w:sz w:val="16"/>
+                <w:sz w:val="14"/>
               </w:rPr>
               <w:t>211125374996</w:t>
             </w:r>
@@ -1907,14 +1889,14 @@
           </w:tcPr>
           <w:p>
             <w:pPr>
-              <w:spacing w:before="20" w:after="20" w:line="240" w:lineRule="auto"/>
+              <w:spacing w:before="0" w:after="0" w:line="240" w:lineRule="auto"/>
               <w:jc w:val="center"/>
             </w:pPr>
             <w:r>
               <w:rPr>
                 <w:rFonts w:ascii="Arial" w:hAnsi="Arial"/>
                 <w:b w:val="0"/>
-                <w:sz w:val="16"/>
+                <w:sz w:val="14"/>
               </w:rPr>
               <w:t>$89.84</w:t>
             </w:r>
@@ -1926,14 +1908,14 @@
           </w:tcPr>
           <w:p>
             <w:pPr>
-              <w:spacing w:before="20" w:after="20" w:line="240" w:lineRule="auto"/>
+              <w:spacing w:before="0" w:after="0" w:line="240" w:lineRule="auto"/>
               <w:jc w:val="center"/>
             </w:pPr>
             <w:r>
               <w:rPr>
                 <w:rFonts w:ascii="Arial" w:hAnsi="Arial"/>
                 <w:b w:val="0"/>
-                <w:sz w:val="16"/>
+                <w:sz w:val="14"/>
               </w:rPr>
             </w:r>
           </w:p>
@@ -1944,14 +1926,14 @@
           </w:tcPr>
           <w:p>
             <w:pPr>
-              <w:spacing w:before="20" w:after="20" w:line="240" w:lineRule="auto"/>
+              <w:spacing w:before="0" w:after="0" w:line="240" w:lineRule="auto"/>
               <w:jc w:val="center"/>
             </w:pPr>
             <w:r>
               <w:rPr>
                 <w:rFonts w:ascii="Arial" w:hAnsi="Arial"/>
                 <w:b w:val="0"/>
-                <w:sz w:val="16"/>
+                <w:sz w:val="14"/>
               </w:rPr>
               <w:t>$99.87</w:t>
             </w:r>
@@ -1963,14 +1945,14 @@
           </w:tcPr>
           <w:p>
             <w:pPr>
-              <w:spacing w:before="20" w:after="20" w:line="240" w:lineRule="auto"/>
+              <w:spacing w:before="0" w:after="0" w:line="240" w:lineRule="auto"/>
               <w:jc w:val="left"/>
             </w:pPr>
             <w:r>
               <w:rPr>
                 <w:rFonts w:ascii="Arial" w:hAnsi="Arial"/>
                 <w:b w:val="0"/>
-                <w:sz w:val="16"/>
+                <w:sz w:val="14"/>
               </w:rPr>
               <w:t>The costs increased by $10.03 due to usage of following services: EC2-Other, VPC, EC2-Instances.</w:t>
             </w:r>
@@ -1987,14 +1969,14 @@
           </w:tcPr>
           <w:p>
             <w:pPr>
-              <w:spacing w:before="20" w:after="20" w:line="240" w:lineRule="auto"/>
+              <w:spacing w:before="0" w:after="0" w:line="240" w:lineRule="auto"/>
               <w:jc w:val="center"/>
             </w:pPr>
             <w:r>
               <w:rPr>
                 <w:rFonts w:ascii="Arial" w:hAnsi="Arial"/>
                 <w:b w:val="0"/>
-                <w:sz w:val="16"/>
+                <w:sz w:val="14"/>
               </w:rPr>
               <w:t>12</w:t>
             </w:r>
@@ -2006,7 +1988,7 @@
           </w:tcPr>
           <w:p>
             <w:pPr>
-              <w:spacing w:before="20" w:after="20" w:line="240" w:lineRule="auto"/>
+              <w:spacing w:before="0" w:after="0" w:line="240" w:lineRule="auto"/>
               <w:jc w:val="left"/>
             </w:pPr>
             <w:hyperlink w:anchor="_acc_343218180162" w:history="1">
@@ -2028,14 +2010,14 @@
           </w:tcPr>
           <w:p>
             <w:pPr>
-              <w:spacing w:before="20" w:after="20" w:line="240" w:lineRule="auto"/>
+              <w:spacing w:before="0" w:after="0" w:line="240" w:lineRule="auto"/>
               <w:jc w:val="center"/>
             </w:pPr>
             <w:r>
               <w:rPr>
                 <w:rFonts w:ascii="Arial" w:hAnsi="Arial"/>
                 <w:b w:val="0"/>
-                <w:sz w:val="16"/>
+                <w:sz w:val="14"/>
               </w:rPr>
               <w:t>343218180162</w:t>
             </w:r>
@@ -2047,14 +2029,14 @@
           </w:tcPr>
           <w:p>
             <w:pPr>
-              <w:spacing w:before="20" w:after="20" w:line="240" w:lineRule="auto"/>
+              <w:spacing w:before="0" w:after="0" w:line="240" w:lineRule="auto"/>
               <w:jc w:val="center"/>
             </w:pPr>
             <w:r>
               <w:rPr>
                 <w:rFonts w:ascii="Arial" w:hAnsi="Arial"/>
                 <w:b w:val="0"/>
-                <w:sz w:val="16"/>
+                <w:sz w:val="14"/>
               </w:rPr>
               <w:t>$386.27</w:t>
             </w:r>
@@ -2066,14 +2048,14 @@
           </w:tcPr>
           <w:p>
             <w:pPr>
-              <w:spacing w:before="20" w:after="20" w:line="240" w:lineRule="auto"/>
+              <w:spacing w:before="0" w:after="0" w:line="240" w:lineRule="auto"/>
               <w:jc w:val="center"/>
             </w:pPr>
             <w:r>
               <w:rPr>
                 <w:rFonts w:ascii="Arial" w:hAnsi="Arial"/>
                 <w:b w:val="0"/>
-                <w:sz w:val="16"/>
+                <w:sz w:val="14"/>
               </w:rPr>
             </w:r>
           </w:p>
@@ -2084,14 +2066,14 @@
           </w:tcPr>
           <w:p>
             <w:pPr>
-              <w:spacing w:before="20" w:after="20" w:line="240" w:lineRule="auto"/>
+              <w:spacing w:before="0" w:after="0" w:line="240" w:lineRule="auto"/>
               <w:jc w:val="center"/>
             </w:pPr>
             <w:r>
               <w:rPr>
                 <w:rFonts w:ascii="Arial" w:hAnsi="Arial"/>
                 <w:b w:val="0"/>
-                <w:sz w:val="16"/>
+                <w:sz w:val="14"/>
               </w:rPr>
               <w:t>$391.41</w:t>
             </w:r>
@@ -2103,14 +2085,14 @@
           </w:tcPr>
           <w:p>
             <w:pPr>
-              <w:spacing w:before="20" w:after="20" w:line="240" w:lineRule="auto"/>
+              <w:spacing w:before="0" w:after="0" w:line="240" w:lineRule="auto"/>
               <w:jc w:val="left"/>
             </w:pPr>
             <w:r>
               <w:rPr>
                 <w:rFonts w:ascii="Arial" w:hAnsi="Arial"/>
                 <w:b w:val="0"/>
-                <w:sz w:val="16"/>
+                <w:sz w:val="14"/>
               </w:rPr>
               <w:t>The costs increased by $5.14 due to usage of following services: Network Firewall.</w:t>
             </w:r>
@@ -2127,14 +2109,14 @@
           </w:tcPr>
           <w:p>
             <w:pPr>
-              <w:spacing w:before="20" w:after="20" w:line="240" w:lineRule="auto"/>
+              <w:spacing w:before="0" w:after="0" w:line="240" w:lineRule="auto"/>
               <w:jc w:val="center"/>
             </w:pPr>
             <w:r>
               <w:rPr>
                 <w:rFonts w:ascii="Arial" w:hAnsi="Arial"/>
                 <w:b w:val="0"/>
-                <w:sz w:val="16"/>
+                <w:sz w:val="14"/>
               </w:rPr>
               <w:t>13</w:t>
             </w:r>
@@ -2146,7 +2128,7 @@
           </w:tcPr>
           <w:p>
             <w:pPr>
-              <w:spacing w:before="20" w:after="20" w:line="240" w:lineRule="auto"/>
+              <w:spacing w:before="0" w:after="0" w:line="240" w:lineRule="auto"/>
               <w:jc w:val="left"/>
             </w:pPr>
             <w:hyperlink w:anchor="_acc_034362049944" w:history="1">
@@ -2168,14 +2150,14 @@
           </w:tcPr>
           <w:p>
             <w:pPr>
-              <w:spacing w:before="20" w:after="20" w:line="240" w:lineRule="auto"/>
+              <w:spacing w:before="0" w:after="0" w:line="240" w:lineRule="auto"/>
               <w:jc w:val="center"/>
             </w:pPr>
             <w:r>
               <w:rPr>
                 <w:rFonts w:ascii="Arial" w:hAnsi="Arial"/>
                 <w:b w:val="0"/>
-                <w:sz w:val="16"/>
+                <w:sz w:val="14"/>
               </w:rPr>
               <w:t>034362049944</w:t>
             </w:r>
@@ -2187,14 +2169,14 @@
           </w:tcPr>
           <w:p>
             <w:pPr>
-              <w:spacing w:before="20" w:after="20" w:line="240" w:lineRule="auto"/>
+              <w:spacing w:before="0" w:after="0" w:line="240" w:lineRule="auto"/>
               <w:jc w:val="center"/>
             </w:pPr>
             <w:r>
               <w:rPr>
                 <w:rFonts w:ascii="Arial" w:hAnsi="Arial"/>
                 <w:b w:val="0"/>
-                <w:sz w:val="16"/>
+                <w:sz w:val="14"/>
               </w:rPr>
               <w:t>$200.55</w:t>
             </w:r>
@@ -2206,14 +2188,14 @@
           </w:tcPr>
           <w:p>
             <w:pPr>
-              <w:spacing w:before="20" w:after="20" w:line="240" w:lineRule="auto"/>
+              <w:spacing w:before="0" w:after="0" w:line="240" w:lineRule="auto"/>
               <w:jc w:val="center"/>
             </w:pPr>
             <w:r>
               <w:rPr>
                 <w:rFonts w:ascii="Arial" w:hAnsi="Arial"/>
                 <w:b w:val="0"/>
-                <w:sz w:val="16"/>
+                <w:sz w:val="14"/>
               </w:rPr>
               <w:t>$5.19</w:t>
             </w:r>
@@ -2225,14 +2207,14 @@
           </w:tcPr>
           <w:p>
             <w:pPr>
-              <w:spacing w:before="20" w:after="20" w:line="240" w:lineRule="auto"/>
+              <w:spacing w:before="0" w:after="0" w:line="240" w:lineRule="auto"/>
               <w:jc w:val="center"/>
             </w:pPr>
             <w:r>
               <w:rPr>
                 <w:rFonts w:ascii="Arial" w:hAnsi="Arial"/>
                 <w:b w:val="0"/>
-                <w:sz w:val="16"/>
+                <w:sz w:val="14"/>
               </w:rPr>
               <w:t>$207.78</w:t>
             </w:r>
@@ -2244,14 +2226,14 @@
           </w:tcPr>
           <w:p>
             <w:pPr>
-              <w:spacing w:before="20" w:after="20" w:line="240" w:lineRule="auto"/>
+              <w:spacing w:before="0" w:after="0" w:line="240" w:lineRule="auto"/>
               <w:jc w:val="left"/>
             </w:pPr>
             <w:r>
               <w:rPr>
                 <w:rFonts w:ascii="Arial" w:hAnsi="Arial"/>
                 <w:b w:val="0"/>
-                <w:sz w:val="16"/>
+                <w:sz w:val="14"/>
               </w:rPr>
               <w:t>The costs increased by $7.23 due to usage of following services: VPC, Relational Database Service, EC2-Other.</w:t>
             </w:r>
@@ -2268,14 +2250,14 @@
           </w:tcPr>
           <w:p>
             <w:pPr>
-              <w:spacing w:before="20" w:after="20" w:line="240" w:lineRule="auto"/>
+              <w:spacing w:before="0" w:after="0" w:line="240" w:lineRule="auto"/>
               <w:jc w:val="center"/>
             </w:pPr>
             <w:r>
               <w:rPr>
                 <w:rFonts w:ascii="Arial" w:hAnsi="Arial"/>
                 <w:b w:val="0"/>
-                <w:sz w:val="16"/>
+                <w:sz w:val="14"/>
               </w:rPr>
               <w:t>14</w:t>
             </w:r>
@@ -2287,7 +2269,7 @@
           </w:tcPr>
           <w:p>
             <w:pPr>
-              <w:spacing w:before="20" w:after="20" w:line="240" w:lineRule="auto"/>
+              <w:spacing w:before="0" w:after="0" w:line="240" w:lineRule="auto"/>
               <w:jc w:val="left"/>
             </w:pPr>
             <w:hyperlink w:anchor="_acc_985539791413" w:history="1">
@@ -2309,14 +2291,14 @@
           </w:tcPr>
           <w:p>
             <w:pPr>
-              <w:spacing w:before="20" w:after="20" w:line="240" w:lineRule="auto"/>
+              <w:spacing w:before="0" w:after="0" w:line="240" w:lineRule="auto"/>
               <w:jc w:val="center"/>
             </w:pPr>
             <w:r>
               <w:rPr>
                 <w:rFonts w:ascii="Arial" w:hAnsi="Arial"/>
                 <w:b w:val="0"/>
-                <w:sz w:val="16"/>
+                <w:sz w:val="14"/>
               </w:rPr>
               <w:t>985539791413</w:t>
             </w:r>
@@ -2328,14 +2310,14 @@
           </w:tcPr>
           <w:p>
             <w:pPr>
-              <w:spacing w:before="20" w:after="20" w:line="240" w:lineRule="auto"/>
+              <w:spacing w:before="0" w:after="0" w:line="240" w:lineRule="auto"/>
               <w:jc w:val="center"/>
             </w:pPr>
             <w:r>
               <w:rPr>
                 <w:rFonts w:ascii="Arial" w:hAnsi="Arial"/>
                 <w:b w:val="0"/>
-                <w:sz w:val="16"/>
+                <w:sz w:val="14"/>
               </w:rPr>
               <w:t>$1,009.85</w:t>
             </w:r>
@@ -2347,14 +2329,14 @@
           </w:tcPr>
           <w:p>
             <w:pPr>
-              <w:spacing w:before="20" w:after="20" w:line="240" w:lineRule="auto"/>
+              <w:spacing w:before="0" w:after="0" w:line="240" w:lineRule="auto"/>
               <w:jc w:val="center"/>
             </w:pPr>
             <w:r>
               <w:rPr>
                 <w:rFonts w:ascii="Arial" w:hAnsi="Arial"/>
                 <w:b w:val="0"/>
-                <w:sz w:val="16"/>
+                <w:sz w:val="14"/>
               </w:rPr>
             </w:r>
           </w:p>
@@ -2365,14 +2347,14 @@
           </w:tcPr>
           <w:p>
             <w:pPr>
-              <w:spacing w:before="20" w:after="20" w:line="240" w:lineRule="auto"/>
+              <w:spacing w:before="0" w:after="0" w:line="240" w:lineRule="auto"/>
               <w:jc w:val="center"/>
             </w:pPr>
             <w:r>
               <w:rPr>
                 <w:rFonts w:ascii="Arial" w:hAnsi="Arial"/>
                 <w:b w:val="0"/>
-                <w:sz w:val="16"/>
+                <w:sz w:val="14"/>
               </w:rPr>
               <w:t>$997.82</w:t>
             </w:r>
@@ -2384,14 +2366,14 @@
           </w:tcPr>
           <w:p>
             <w:pPr>
-              <w:spacing w:before="20" w:after="20" w:line="240" w:lineRule="auto"/>
+              <w:spacing w:before="0" w:after="0" w:line="240" w:lineRule="auto"/>
               <w:jc w:val="left"/>
             </w:pPr>
             <w:r>
               <w:rPr>
                 <w:rFonts w:ascii="Arial" w:hAnsi="Arial"/>
                 <w:b w:val="0"/>
-                <w:sz w:val="16"/>
+                <w:sz w:val="14"/>
               </w:rPr>
               <w:t>The costs decreased by $12.03 due to usage of following services: VPC, CloudFront, CloudTrail.</w:t>
             </w:r>
@@ -2408,14 +2390,14 @@
           </w:tcPr>
           <w:p>
             <w:pPr>
-              <w:spacing w:before="20" w:after="20" w:line="240" w:lineRule="auto"/>
+              <w:spacing w:before="0" w:after="0" w:line="240" w:lineRule="auto"/>
               <w:jc w:val="center"/>
             </w:pPr>
             <w:r>
               <w:rPr>
                 <w:rFonts w:ascii="Arial" w:hAnsi="Arial"/>
                 <w:b w:val="0"/>
-                <w:sz w:val="16"/>
+                <w:sz w:val="14"/>
               </w:rPr>
               <w:t>15</w:t>
             </w:r>
@@ -2427,7 +2409,7 @@
           </w:tcPr>
           <w:p>
             <w:pPr>
-              <w:spacing w:before="20" w:after="20" w:line="240" w:lineRule="auto"/>
+              <w:spacing w:before="0" w:after="0" w:line="240" w:lineRule="auto"/>
               <w:jc w:val="left"/>
             </w:pPr>
             <w:hyperlink w:anchor="_acc_166185345052" w:history="1">
@@ -2449,14 +2431,14 @@
           </w:tcPr>
           <w:p>
             <w:pPr>
-              <w:spacing w:before="20" w:after="20" w:line="240" w:lineRule="auto"/>
+              <w:spacing w:before="0" w:after="0" w:line="240" w:lineRule="auto"/>
               <w:jc w:val="center"/>
             </w:pPr>
             <w:r>
               <w:rPr>
                 <w:rFonts w:ascii="Arial" w:hAnsi="Arial"/>
                 <w:b w:val="0"/>
-                <w:sz w:val="16"/>
+                <w:sz w:val="14"/>
               </w:rPr>
               <w:t>166185345052</w:t>
             </w:r>
@@ -2468,14 +2450,14 @@
           </w:tcPr>
           <w:p>
             <w:pPr>
-              <w:spacing w:before="20" w:after="20" w:line="240" w:lineRule="auto"/>
+              <w:spacing w:before="0" w:after="0" w:line="240" w:lineRule="auto"/>
               <w:jc w:val="center"/>
             </w:pPr>
             <w:r>
               <w:rPr>
                 <w:rFonts w:ascii="Arial" w:hAnsi="Arial"/>
                 <w:b w:val="0"/>
-                <w:sz w:val="16"/>
+                <w:sz w:val="14"/>
               </w:rPr>
               <w:t>$1,079.95</w:t>
             </w:r>
@@ -2487,14 +2469,14 @@
           </w:tcPr>
           <w:p>
             <w:pPr>
-              <w:spacing w:before="20" w:after="20" w:line="240" w:lineRule="auto"/>
+              <w:spacing w:before="0" w:after="0" w:line="240" w:lineRule="auto"/>
               <w:jc w:val="center"/>
             </w:pPr>
             <w:r>
               <w:rPr>
                 <w:rFonts w:ascii="Arial" w:hAnsi="Arial"/>
                 <w:b w:val="0"/>
-                <w:sz w:val="16"/>
+                <w:sz w:val="14"/>
               </w:rPr>
             </w:r>
           </w:p>
@@ -2505,14 +2487,14 @@
           </w:tcPr>
           <w:p>
             <w:pPr>
-              <w:spacing w:before="20" w:after="20" w:line="240" w:lineRule="auto"/>
+              <w:spacing w:before="0" w:after="0" w:line="240" w:lineRule="auto"/>
               <w:jc w:val="center"/>
             </w:pPr>
             <w:r>
               <w:rPr>
                 <w:rFonts w:ascii="Arial" w:hAnsi="Arial"/>
                 <w:b w:val="0"/>
-                <w:sz w:val="16"/>
+                <w:sz w:val="14"/>
               </w:rPr>
               <w:t>$928.71</w:t>
             </w:r>
@@ -2524,14 +2506,14 @@
           </w:tcPr>
           <w:p>
             <w:pPr>
-              <w:spacing w:before="20" w:after="20" w:line="240" w:lineRule="auto"/>
+              <w:spacing w:before="0" w:after="0" w:line="240" w:lineRule="auto"/>
               <w:jc w:val="left"/>
             </w:pPr>
             <w:r>
               <w:rPr>
                 <w:rFonts w:ascii="Arial" w:hAnsi="Arial"/>
                 <w:b w:val="0"/>
-                <w:sz w:val="16"/>
+                <w:sz w:val="14"/>
               </w:rPr>
               <w:t>The costs decreased by $151.24 due to usage of following services: VPC, EC2-Other, CloudWatch.</w:t>
             </w:r>
@@ -2548,14 +2530,14 @@
           </w:tcPr>
           <w:p>
             <w:pPr>
-              <w:spacing w:before="20" w:after="20" w:line="240" w:lineRule="auto"/>
+              <w:spacing w:before="0" w:after="0" w:line="240" w:lineRule="auto"/>
               <w:jc w:val="center"/>
             </w:pPr>
             <w:r>
               <w:rPr>
                 <w:rFonts w:ascii="Arial" w:hAnsi="Arial"/>
                 <w:b w:val="0"/>
-                <w:sz w:val="16"/>
+                <w:sz w:val="14"/>
               </w:rPr>
               <w:t>16</w:t>
             </w:r>
@@ -2567,7 +2549,7 @@
           </w:tcPr>
           <w:p>
             <w:pPr>
-              <w:spacing w:before="20" w:after="20" w:line="240" w:lineRule="auto"/>
+              <w:spacing w:before="0" w:after="0" w:line="240" w:lineRule="auto"/>
               <w:jc w:val="left"/>
             </w:pPr>
             <w:hyperlink w:anchor="_acc_377555974222" w:history="1">
@@ -2589,14 +2571,14 @@
           </w:tcPr>
           <w:p>
             <w:pPr>
-              <w:spacing w:before="20" w:after="20" w:line="240" w:lineRule="auto"/>
+              <w:spacing w:before="0" w:after="0" w:line="240" w:lineRule="auto"/>
               <w:jc w:val="center"/>
             </w:pPr>
             <w:r>
               <w:rPr>
                 <w:rFonts w:ascii="Arial" w:hAnsi="Arial"/>
                 <w:b w:val="0"/>
-                <w:sz w:val="16"/>
+                <w:sz w:val="14"/>
               </w:rPr>
               <w:t>377555974222</w:t>
             </w:r>
@@ -2608,14 +2590,14 @@
           </w:tcPr>
           <w:p>
             <w:pPr>
-              <w:spacing w:before="20" w:after="20" w:line="240" w:lineRule="auto"/>
+              <w:spacing w:before="0" w:after="0" w:line="240" w:lineRule="auto"/>
               <w:jc w:val="center"/>
             </w:pPr>
             <w:r>
               <w:rPr>
                 <w:rFonts w:ascii="Arial" w:hAnsi="Arial"/>
                 <w:b w:val="0"/>
-                <w:sz w:val="16"/>
+                <w:sz w:val="14"/>
               </w:rPr>
               <w:t>$1,249.52</w:t>
             </w:r>
@@ -2627,14 +2609,14 @@
           </w:tcPr>
           <w:p>
             <w:pPr>
-              <w:spacing w:before="20" w:after="20" w:line="240" w:lineRule="auto"/>
+              <w:spacing w:before="0" w:after="0" w:line="240" w:lineRule="auto"/>
               <w:jc w:val="center"/>
             </w:pPr>
             <w:r>
               <w:rPr>
                 <w:rFonts w:ascii="Arial" w:hAnsi="Arial"/>
                 <w:b w:val="0"/>
-                <w:sz w:val="16"/>
+                <w:sz w:val="14"/>
               </w:rPr>
             </w:r>
           </w:p>
@@ -2645,14 +2627,14 @@
           </w:tcPr>
           <w:p>
             <w:pPr>
-              <w:spacing w:before="20" w:after="20" w:line="240" w:lineRule="auto"/>
+              <w:spacing w:before="0" w:after="0" w:line="240" w:lineRule="auto"/>
               <w:jc w:val="center"/>
             </w:pPr>
             <w:r>
               <w:rPr>
                 <w:rFonts w:ascii="Arial" w:hAnsi="Arial"/>
                 <w:b w:val="0"/>
-                <w:sz w:val="16"/>
+                <w:sz w:val="14"/>
               </w:rPr>
               <w:t>$1,328.16</w:t>
             </w:r>
@@ -2664,14 +2646,14 @@
           </w:tcPr>
           <w:p>
             <w:pPr>
-              <w:spacing w:before="20" w:after="20" w:line="240" w:lineRule="auto"/>
+              <w:spacing w:before="0" w:after="0" w:line="240" w:lineRule="auto"/>
               <w:jc w:val="left"/>
             </w:pPr>
             <w:r>
               <w:rPr>
                 <w:rFonts w:ascii="Arial" w:hAnsi="Arial"/>
                 <w:b w:val="0"/>
-                <w:sz w:val="16"/>
+                <w:sz w:val="14"/>
               </w:rPr>
               <w:t>The costs increased by $78.63 due to usage of following services: EC2-Other, Network Firewall, CloudWatch.</w:t>
             </w:r>
@@ -2688,14 +2670,14 @@
           </w:tcPr>
           <w:p>
             <w:pPr>
-              <w:spacing w:before="20" w:after="20" w:line="240" w:lineRule="auto"/>
+              <w:spacing w:before="0" w:after="0" w:line="240" w:lineRule="auto"/>
               <w:jc w:val="center"/>
             </w:pPr>
             <w:r>
               <w:rPr>
                 <w:rFonts w:ascii="Arial" w:hAnsi="Arial"/>
                 <w:b w:val="0"/>
-                <w:sz w:val="16"/>
+                <w:sz w:val="14"/>
               </w:rPr>
               <w:t>17</w:t>
             </w:r>
@@ -2707,7 +2689,7 @@
           </w:tcPr>
           <w:p>
             <w:pPr>
-              <w:spacing w:before="20" w:after="20" w:line="240" w:lineRule="auto"/>
+              <w:spacing w:before="0" w:after="0" w:line="240" w:lineRule="auto"/>
               <w:jc w:val="left"/>
             </w:pPr>
             <w:hyperlink w:anchor="_acc_637423329781" w:history="1">
@@ -2729,14 +2711,14 @@
           </w:tcPr>
           <w:p>
             <w:pPr>
-              <w:spacing w:before="20" w:after="20" w:line="240" w:lineRule="auto"/>
+              <w:spacing w:before="0" w:after="0" w:line="240" w:lineRule="auto"/>
               <w:jc w:val="center"/>
             </w:pPr>
             <w:r>
               <w:rPr>
                 <w:rFonts w:ascii="Arial" w:hAnsi="Arial"/>
                 <w:b w:val="0"/>
-                <w:sz w:val="16"/>
+                <w:sz w:val="14"/>
               </w:rPr>
               <w:t>637423329781</w:t>
             </w:r>
@@ -2748,14 +2730,14 @@
           </w:tcPr>
           <w:p>
             <w:pPr>
-              <w:spacing w:before="20" w:after="20" w:line="240" w:lineRule="auto"/>
+              <w:spacing w:before="0" w:after="0" w:line="240" w:lineRule="auto"/>
               <w:jc w:val="center"/>
             </w:pPr>
             <w:r>
               <w:rPr>
                 <w:rFonts w:ascii="Arial" w:hAnsi="Arial"/>
                 <w:b w:val="0"/>
-                <w:sz w:val="16"/>
+                <w:sz w:val="14"/>
               </w:rPr>
               <w:t>$98.61</w:t>
             </w:r>
@@ -2767,14 +2749,14 @@
           </w:tcPr>
           <w:p>
             <w:pPr>
-              <w:spacing w:before="20" w:after="20" w:line="240" w:lineRule="auto"/>
+              <w:spacing w:before="0" w:after="0" w:line="240" w:lineRule="auto"/>
               <w:jc w:val="center"/>
             </w:pPr>
             <w:r>
               <w:rPr>
                 <w:rFonts w:ascii="Arial" w:hAnsi="Arial"/>
                 <w:b w:val="0"/>
-                <w:sz w:val="16"/>
+                <w:sz w:val="14"/>
               </w:rPr>
               <w:t>$3.15</w:t>
             </w:r>
@@ -2786,14 +2768,14 @@
           </w:tcPr>
           <w:p>
             <w:pPr>
-              <w:spacing w:before="20" w:after="20" w:line="240" w:lineRule="auto"/>
+              <w:spacing w:before="0" w:after="0" w:line="240" w:lineRule="auto"/>
               <w:jc w:val="center"/>
             </w:pPr>
             <w:r>
               <w:rPr>
                 <w:rFonts w:ascii="Arial" w:hAnsi="Arial"/>
                 <w:b w:val="0"/>
-                <w:sz w:val="16"/>
+                <w:sz w:val="14"/>
               </w:rPr>
               <w:t>$90.81</w:t>
             </w:r>
@@ -2805,14 +2787,14 @@
           </w:tcPr>
           <w:p>
             <w:pPr>
-              <w:spacing w:before="20" w:after="20" w:line="240" w:lineRule="auto"/>
+              <w:spacing w:before="0" w:after="0" w:line="240" w:lineRule="auto"/>
               <w:jc w:val="left"/>
             </w:pPr>
             <w:r>
               <w:rPr>
                 <w:rFonts w:ascii="Arial" w:hAnsi="Arial"/>
                 <w:b w:val="0"/>
-                <w:sz w:val="16"/>
+                <w:sz w:val="14"/>
               </w:rPr>
               <w:t>The costs decreased by $7.81 due to usage of following services: VPC.</w:t>
             </w:r>
@@ -2829,14 +2811,14 @@
           </w:tcPr>
           <w:p>
             <w:pPr>
-              <w:spacing w:before="20" w:after="20" w:line="240" w:lineRule="auto"/>
+              <w:spacing w:before="0" w:after="0" w:line="240" w:lineRule="auto"/>
               <w:jc w:val="center"/>
             </w:pPr>
             <w:r>
               <w:rPr>
                 <w:rFonts w:ascii="Arial" w:hAnsi="Arial"/>
                 <w:b w:val="0"/>
-                <w:sz w:val="16"/>
+                <w:sz w:val="14"/>
               </w:rPr>
               <w:t>18</w:t>
             </w:r>
@@ -2848,7 +2830,7 @@
           </w:tcPr>
           <w:p>
             <w:pPr>
-              <w:spacing w:before="20" w:after="20" w:line="240" w:lineRule="auto"/>
+              <w:spacing w:before="0" w:after="0" w:line="240" w:lineRule="auto"/>
               <w:jc w:val="left"/>
             </w:pPr>
             <w:hyperlink w:anchor="_acc_622050225451" w:history="1">
@@ -2870,14 +2852,14 @@
           </w:tcPr>
           <w:p>
             <w:pPr>
-              <w:spacing w:before="20" w:after="20" w:line="240" w:lineRule="auto"/>
+              <w:spacing w:before="0" w:after="0" w:line="240" w:lineRule="auto"/>
               <w:jc w:val="center"/>
             </w:pPr>
             <w:r>
               <w:rPr>
                 <w:rFonts w:ascii="Arial" w:hAnsi="Arial"/>
                 <w:b w:val="0"/>
-                <w:sz w:val="16"/>
+                <w:sz w:val="14"/>
               </w:rPr>
               <w:t>622050225451</w:t>
             </w:r>
@@ -2889,14 +2871,14 @@
           </w:tcPr>
           <w:p>
             <w:pPr>
-              <w:spacing w:before="20" w:after="20" w:line="240" w:lineRule="auto"/>
+              <w:spacing w:before="0" w:after="0" w:line="240" w:lineRule="auto"/>
               <w:jc w:val="center"/>
             </w:pPr>
             <w:r>
               <w:rPr>
                 <w:rFonts w:ascii="Arial" w:hAnsi="Arial"/>
                 <w:b w:val="0"/>
-                <w:sz w:val="16"/>
+                <w:sz w:val="14"/>
               </w:rPr>
               <w:t>$522.10</w:t>
             </w:r>
@@ -2908,14 +2890,14 @@
           </w:tcPr>
           <w:p>
             <w:pPr>
-              <w:spacing w:before="20" w:after="20" w:line="240" w:lineRule="auto"/>
+              <w:spacing w:before="0" w:after="0" w:line="240" w:lineRule="auto"/>
               <w:jc w:val="center"/>
             </w:pPr>
             <w:r>
               <w:rPr>
                 <w:rFonts w:ascii="Arial" w:hAnsi="Arial"/>
                 <w:b w:val="0"/>
-                <w:sz w:val="16"/>
+                <w:sz w:val="14"/>
               </w:rPr>
               <w:t>$11.60</w:t>
             </w:r>
@@ -2927,14 +2909,14 @@
           </w:tcPr>
           <w:p>
             <w:pPr>
-              <w:spacing w:before="20" w:after="20" w:line="240" w:lineRule="auto"/>
+              <w:spacing w:before="0" w:after="0" w:line="240" w:lineRule="auto"/>
               <w:jc w:val="center"/>
             </w:pPr>
             <w:r>
               <w:rPr>
                 <w:rFonts w:ascii="Arial" w:hAnsi="Arial"/>
                 <w:b w:val="0"/>
-                <w:sz w:val="16"/>
+                <w:sz w:val="14"/>
               </w:rPr>
               <w:t>$435.62</w:t>
             </w:r>
@@ -2946,14 +2928,14 @@
           </w:tcPr>
           <w:p>
             <w:pPr>
-              <w:spacing w:before="20" w:after="20" w:line="240" w:lineRule="auto"/>
+              <w:spacing w:before="0" w:after="0" w:line="240" w:lineRule="auto"/>
               <w:jc w:val="left"/>
             </w:pPr>
             <w:r>
               <w:rPr>
                 <w:rFonts w:ascii="Arial" w:hAnsi="Arial"/>
                 <w:b w:val="0"/>
-                <w:sz w:val="16"/>
+                <w:sz w:val="14"/>
               </w:rPr>
               <w:t>The costs decreased by $86.47 due to usage of following services: Network Firewall, EC2-Instances.</w:t>
             </w:r>
@@ -2970,14 +2952,14 @@
           </w:tcPr>
           <w:p>
             <w:pPr>
-              <w:spacing w:before="20" w:after="20" w:line="240" w:lineRule="auto"/>
+              <w:spacing w:before="0" w:after="0" w:line="240" w:lineRule="auto"/>
               <w:jc w:val="center"/>
             </w:pPr>
             <w:r>
               <w:rPr>
                 <w:rFonts w:ascii="Arial" w:hAnsi="Arial"/>
                 <w:b w:val="0"/>
-                <w:sz w:val="16"/>
+                <w:sz w:val="14"/>
               </w:rPr>
               <w:t>19</w:t>
             </w:r>
@@ -2989,7 +2971,7 @@
           </w:tcPr>
           <w:p>
             <w:pPr>
-              <w:spacing w:before="20" w:after="20" w:line="240" w:lineRule="auto"/>
+              <w:spacing w:before="0" w:after="0" w:line="240" w:lineRule="auto"/>
               <w:jc w:val="left"/>
             </w:pPr>
             <w:hyperlink w:anchor="_acc_851725245759" w:history="1">
@@ -3011,14 +2993,14 @@
           </w:tcPr>
           <w:p>
             <w:pPr>
-              <w:spacing w:before="20" w:after="20" w:line="240" w:lineRule="auto"/>
+              <w:spacing w:before="0" w:after="0" w:line="240" w:lineRule="auto"/>
               <w:jc w:val="center"/>
             </w:pPr>
             <w:r>
               <w:rPr>
                 <w:rFonts w:ascii="Arial" w:hAnsi="Arial"/>
                 <w:b w:val="0"/>
-                <w:sz w:val="16"/>
+                <w:sz w:val="14"/>
               </w:rPr>
               <w:t>851725245759</w:t>
             </w:r>
@@ -3030,14 +3012,14 @@
           </w:tcPr>
           <w:p>
             <w:pPr>
-              <w:spacing w:before="20" w:after="20" w:line="240" w:lineRule="auto"/>
+              <w:spacing w:before="0" w:after="0" w:line="240" w:lineRule="auto"/>
               <w:jc w:val="center"/>
             </w:pPr>
             <w:r>
               <w:rPr>
                 <w:rFonts w:ascii="Arial" w:hAnsi="Arial"/>
                 <w:b w:val="0"/>
-                <w:sz w:val="16"/>
+                <w:sz w:val="14"/>
               </w:rPr>
               <w:t>$167.01</w:t>
             </w:r>
@@ -3049,14 +3031,14 @@
           </w:tcPr>
           <w:p>
             <w:pPr>
-              <w:spacing w:before="20" w:after="20" w:line="240" w:lineRule="auto"/>
+              <w:spacing w:before="0" w:after="0" w:line="240" w:lineRule="auto"/>
               <w:jc w:val="center"/>
             </w:pPr>
             <w:r>
               <w:rPr>
                 <w:rFonts w:ascii="Arial" w:hAnsi="Arial"/>
                 <w:b w:val="0"/>
-                <w:sz w:val="16"/>
+                <w:sz w:val="14"/>
               </w:rPr>
               <w:t>$4.25</w:t>
             </w:r>
@@ -3068,14 +3050,14 @@
           </w:tcPr>
           <w:p>
             <w:pPr>
-              <w:spacing w:before="20" w:after="20" w:line="240" w:lineRule="auto"/>
+              <w:spacing w:before="0" w:after="0" w:line="240" w:lineRule="auto"/>
               <w:jc w:val="center"/>
             </w:pPr>
             <w:r>
               <w:rPr>
                 <w:rFonts w:ascii="Arial" w:hAnsi="Arial"/>
                 <w:b w:val="0"/>
-                <w:sz w:val="16"/>
+                <w:sz w:val="14"/>
               </w:rPr>
               <w:t>$169.33</w:t>
             </w:r>
@@ -3087,14 +3069,14 @@
           </w:tcPr>
           <w:p>
             <w:pPr>
-              <w:spacing w:before="20" w:after="20" w:line="240" w:lineRule="auto"/>
+              <w:spacing w:before="0" w:after="0" w:line="240" w:lineRule="auto"/>
               <w:jc w:val="left"/>
             </w:pPr>
             <w:r>
               <w:rPr>
                 <w:rFonts w:ascii="Arial" w:hAnsi="Arial"/>
                 <w:b w:val="0"/>
-                <w:sz w:val="16"/>
+                <w:sz w:val="14"/>
               </w:rPr>
               <w:t>The costs increased by $2.31 due to usage of following services: EC2-Other.</w:t>
             </w:r>
@@ -3111,14 +3093,14 @@
           </w:tcPr>
           <w:p>
             <w:pPr>
-              <w:spacing w:before="20" w:after="20" w:line="240" w:lineRule="auto"/>
+              <w:spacing w:before="0" w:after="0" w:line="240" w:lineRule="auto"/>
               <w:jc w:val="center"/>
             </w:pPr>
             <w:r>
               <w:rPr>
                 <w:rFonts w:ascii="Arial" w:hAnsi="Arial"/>
                 <w:b w:val="0"/>
-                <w:sz w:val="16"/>
+                <w:sz w:val="14"/>
               </w:rPr>
               <w:t>20</w:t>
             </w:r>
@@ -3130,7 +3112,7 @@
           </w:tcPr>
           <w:p>
             <w:pPr>
-              <w:spacing w:before="20" w:after="20" w:line="240" w:lineRule="auto"/>
+              <w:spacing w:before="0" w:after="0" w:line="240" w:lineRule="auto"/>
               <w:jc w:val="left"/>
             </w:pPr>
             <w:hyperlink w:anchor="_acc_470684059456" w:history="1">
@@ -3152,14 +3134,14 @@
           </w:tcPr>
           <w:p>
             <w:pPr>
-              <w:spacing w:before="20" w:after="20" w:line="240" w:lineRule="auto"/>
+              <w:spacing w:before="0" w:after="0" w:line="240" w:lineRule="auto"/>
               <w:jc w:val="center"/>
             </w:pPr>
             <w:r>
               <w:rPr>
                 <w:rFonts w:ascii="Arial" w:hAnsi="Arial"/>
                 <w:b w:val="0"/>
-                <w:sz w:val="16"/>
+                <w:sz w:val="14"/>
               </w:rPr>
               <w:t>470684059456</w:t>
             </w:r>
@@ -3171,14 +3153,14 @@
           </w:tcPr>
           <w:p>
             <w:pPr>
-              <w:spacing w:before="20" w:after="20" w:line="240" w:lineRule="auto"/>
+              <w:spacing w:before="0" w:after="0" w:line="240" w:lineRule="auto"/>
               <w:jc w:val="center"/>
             </w:pPr>
             <w:r>
               <w:rPr>
                 <w:rFonts w:ascii="Arial" w:hAnsi="Arial"/>
                 <w:b w:val="0"/>
-                <w:sz w:val="16"/>
+                <w:sz w:val="14"/>
               </w:rPr>
               <w:t>$181.86</w:t>
             </w:r>
@@ -3190,14 +3172,14 @@
           </w:tcPr>
           <w:p>
             <w:pPr>
-              <w:spacing w:before="20" w:after="20" w:line="240" w:lineRule="auto"/>
+              <w:spacing w:before="0" w:after="0" w:line="240" w:lineRule="auto"/>
               <w:jc w:val="center"/>
             </w:pPr>
             <w:r>
               <w:rPr>
                 <w:rFonts w:ascii="Arial" w:hAnsi="Arial"/>
                 <w:b w:val="0"/>
-                <w:sz w:val="16"/>
+                <w:sz w:val="14"/>
               </w:rPr>
               <w:t>$5.36</w:t>
             </w:r>
@@ -3209,14 +3191,14 @@
           </w:tcPr>
           <w:p>
             <w:pPr>
-              <w:spacing w:before="20" w:after="20" w:line="240" w:lineRule="auto"/>
+              <w:spacing w:before="0" w:after="0" w:line="240" w:lineRule="auto"/>
               <w:jc w:val="center"/>
             </w:pPr>
             <w:r>
               <w:rPr>
                 <w:rFonts w:ascii="Arial" w:hAnsi="Arial"/>
                 <w:b w:val="0"/>
-                <w:sz w:val="16"/>
+                <w:sz w:val="14"/>
               </w:rPr>
               <w:t>$196.24</w:t>
             </w:r>
@@ -3228,14 +3210,14 @@
           </w:tcPr>
           <w:p>
             <w:pPr>
-              <w:spacing w:before="20" w:after="20" w:line="240" w:lineRule="auto"/>
+              <w:spacing w:before="0" w:after="0" w:line="240" w:lineRule="auto"/>
               <w:jc w:val="left"/>
             </w:pPr>
             <w:r>
               <w:rPr>
                 <w:rFonts w:ascii="Arial" w:hAnsi="Arial"/>
                 <w:b w:val="0"/>
-                <w:sz w:val="16"/>
+                <w:sz w:val="14"/>
               </w:rPr>
               <w:t>The costs increased by $14.38 due to usage of following services: VPC, EC2-Instances.</w:t>
             </w:r>
@@ -3254,7 +3236,7 @@
           </w:tcPr>
           <w:p>
             <w:pPr>
-              <w:spacing w:before="20" w:after="20" w:line="240" w:lineRule="auto"/>
+              <w:spacing w:before="0" w:after="0" w:line="240" w:lineRule="auto"/>
               <w:jc w:val="center"/>
             </w:pPr>
             <w:r>
@@ -3274,7 +3256,7 @@
           </w:tcPr>
           <w:p>
             <w:pPr>
-              <w:spacing w:before="20" w:after="20" w:line="240" w:lineRule="auto"/>
+              <w:spacing w:before="0" w:after="0" w:line="240" w:lineRule="auto"/>
               <w:jc w:val="center"/>
             </w:pPr>
             <w:r>
@@ -3294,7 +3276,7 @@
           </w:tcPr>
           <w:p>
             <w:pPr>
-              <w:spacing w:before="20" w:after="20" w:line="240" w:lineRule="auto"/>
+              <w:spacing w:before="0" w:after="0" w:line="240" w:lineRule="auto"/>
               <w:jc w:val="center"/>
             </w:pPr>
             <w:r>
@@ -3314,7 +3296,7 @@
           </w:tcPr>
           <w:p>
             <w:pPr>
-              <w:spacing w:before="20" w:after="20" w:line="240" w:lineRule="auto"/>
+              <w:spacing w:before="0" w:after="0" w:line="240" w:lineRule="auto"/>
               <w:jc w:val="center"/>
             </w:pPr>
             <w:r>
@@ -3334,13 +3316,50 @@
           </w:tcPr>
           <w:p>
             <w:pPr>
-              <w:spacing w:before="20" w:after="20" w:line="240" w:lineRule="auto"/>
+              <w:spacing w:before="0" w:after="0" w:line="240" w:lineRule="auto"/>
               <w:jc w:val="center"/>
             </w:pPr>
           </w:p>
         </w:tc>
       </w:tr>
     </w:tbl>
+    <w:p/>
+    <w:p>
+      <w:pPr>
+        <w:spacing w:before="0" w:after="120" w:line="240" w:lineRule="auto"/>
+        <w:ind w:left="922" w:hanging="360"/>
+        <w:numPr>
+          <w:ilvl w:val="0"/>
+          <w:numId w:val="9101"/>
+        </w:numPr>
+      </w:pPr>
+      <w:r>
+        <w:rPr>
+          <w:rFonts w:ascii="Arial" w:hAnsi="Arial"/>
+          <w:b/>
+          <w:sz w:val="24"/>
+        </w:rPr>
+        <w:t>The billing for the current week (14 September to 20 September) has decreased compared to the previous week.</w:t>
+      </w:r>
+    </w:p>
+    <w:p>
+      <w:pPr>
+        <w:spacing w:before="0" w:after="120" w:line="240" w:lineRule="auto"/>
+        <w:ind w:left="922" w:hanging="360"/>
+        <w:numPr>
+          <w:ilvl w:val="0"/>
+          <w:numId w:val="9101"/>
+        </w:numPr>
+      </w:pPr>
+      <w:r>
+        <w:rPr>
+          <w:rFonts w:ascii="Arial" w:hAnsi="Arial"/>
+          <w:b/>
+          <w:sz w:val="24"/>
+        </w:rPr>
+        <w:t>The cost difference is $82.10.</w:t>
+      </w:r>
+    </w:p>
     <w:p/>
     <w:p>
       <w:r>
@@ -3797,6 +3816,7 @@
     <w:p>
       <w:pPr>
         <w:spacing w:before="0" w:after="40" w:line="240" w:lineRule="auto"/>
+        <w:jc w:val="center"/>
       </w:pPr>
       <w:bookmarkStart w:id="2" w:name="_acc_654654548701"/>
       <w:r>
@@ -3804,8 +3824,8 @@
           <w:rFonts w:ascii="Arial" w:hAnsi="Arial"/>
           <w:b/>
           <w:i w:val="0"/>
-          <w:color w:val="1F487C"/>
           <w:sz w:val="28"/>
+          <w:u w:val="single"/>
         </w:rPr>
         <w:t>Aptrack 1.0 - DC [Aptech] – 654654548701</w:t>
       </w:r>
@@ -3828,12 +3848,16 @@
     <w:p>
       <w:pPr>
         <w:spacing w:before="0" w:after="60" w:line="240" w:lineRule="auto"/>
+        <w:ind w:left="533" w:hanging="360"/>
+        <w:numPr>
+          <w:ilvl w:val="0"/>
+          <w:numId w:val="9101"/>
+        </w:numPr>
       </w:pPr>
       <w:r>
         <w:rPr>
           <w:rFonts w:ascii="Arial" w:hAnsi="Arial"/>
           <w:b/>
-          <w:i w:val="0"/>
           <w:sz w:val="24"/>
         </w:rPr>
         <w:t>Billing and Cost Overview</w:t>
@@ -3842,29 +3866,53 @@
     <w:p>
       <w:pPr>
         <w:spacing w:before="0" w:after="40" w:line="240" w:lineRule="auto"/>
+        <w:ind w:left="1354" w:hanging="360"/>
+        <w:numPr>
+          <w:ilvl w:val="1"/>
+          <w:numId w:val="9101"/>
+        </w:numPr>
       </w:pPr>
       <w:r>
         <w:rPr>
           <w:rFonts w:ascii="Arial" w:hAnsi="Arial"/>
           <w:b w:val="0"/>
-          <w:i w:val="0"/>
           <w:sz w:val="24"/>
         </w:rPr>
-        <w:t>Total cost for the week: $745.88</w:t>
+        <w:t xml:space="preserve">Total cost for the week: </w:t>
+      </w:r>
+      <w:r>
+        <w:rPr>
+          <w:rFonts w:ascii="Arial" w:hAnsi="Arial"/>
+          <w:b/>
+          <w:sz w:val="24"/>
+        </w:rPr>
+        <w:t>$745.88</w:t>
       </w:r>
     </w:p>
     <w:p>
       <w:pPr>
         <w:spacing w:before="0" w:after="80" w:line="240" w:lineRule="auto"/>
+        <w:ind w:left="1354" w:hanging="360"/>
+        <w:numPr>
+          <w:ilvl w:val="1"/>
+          <w:numId w:val="9101"/>
+        </w:numPr>
       </w:pPr>
       <w:r>
         <w:rPr>
           <w:rFonts w:ascii="Arial" w:hAnsi="Arial"/>
           <w:b w:val="0"/>
-          <w:i w:val="0"/>
           <w:sz w:val="24"/>
         </w:rPr>
-        <w:t>Average Daily Cost: $106.55</w:t>
+        <w:t xml:space="preserve">Average Daily Cost: </w:t>
+      </w:r>
+      <w:r>
+        <w:rPr>
+          <w:rFonts w:ascii="Arial" w:hAnsi="Arial"/>
+          <w:b/>
+          <w:sz w:val="24"/>
+        </w:rPr>
+        <w:t>$106.55</w:t>
       </w:r>
     </w:p>
     <w:p>
@@ -3950,12 +3998,16 @@
     <w:p>
       <w:pPr>
         <w:spacing w:before="0" w:after="40" w:line="240" w:lineRule="auto"/>
+        <w:ind w:left="533" w:hanging="360"/>
+        <w:numPr>
+          <w:ilvl w:val="0"/>
+          <w:numId w:val="9101"/>
+        </w:numPr>
       </w:pPr>
       <w:r>
         <w:rPr>
           <w:rFonts w:ascii="Arial" w:hAnsi="Arial"/>
           <w:b w:val="0"/>
-          <w:i w:val="0"/>
           <w:sz w:val="24"/>
         </w:rPr>
         <w:t>The costs decreased by $95.92 due to usage of following services: VPC, EC2-Other.</w:t>
@@ -3964,13 +4016,17 @@
     <w:p>
       <w:pPr>
         <w:spacing w:before="0" w:after="120" w:line="240" w:lineRule="auto"/>
+        <w:ind w:left="533" w:hanging="360"/>
+        <w:numPr>
+          <w:ilvl w:val="0"/>
+          <w:numId w:val="9101"/>
+        </w:numPr>
       </w:pPr>
       <w:r>
         <w:rPr>
           <w:rFonts w:ascii="Arial" w:hAnsi="Arial"/>
           <w:b/>
-          <w:i w:val="0"/>
-          <w:sz w:val="22"/>
+          <w:sz w:val="24"/>
         </w:rPr>
         <w:t>No Activity performed by Operisoft in this account.</w:t>
       </w:r>
@@ -4249,6 +4305,7 @@
     <w:p>
       <w:pPr>
         <w:spacing w:before="0" w:after="40" w:line="240" w:lineRule="auto"/>
+        <w:jc w:val="center"/>
       </w:pPr>
       <w:bookmarkStart w:id="3" w:name="_acc_767397805488"/>
       <w:r>
@@ -4256,8 +4313,8 @@
           <w:rFonts w:ascii="Arial" w:hAnsi="Arial"/>
           <w:b/>
           <w:i w:val="0"/>
-          <w:color w:val="1F487C"/>
           <w:sz w:val="28"/>
+          <w:u w:val="single"/>
         </w:rPr>
         <w:t>Aptrack 2.0 - NonProd UAT [MEL] – 767397805488</w:t>
       </w:r>
@@ -4280,12 +4337,16 @@
     <w:p>
       <w:pPr>
         <w:spacing w:before="0" w:after="60" w:line="240" w:lineRule="auto"/>
+        <w:ind w:left="533" w:hanging="360"/>
+        <w:numPr>
+          <w:ilvl w:val="0"/>
+          <w:numId w:val="9101"/>
+        </w:numPr>
       </w:pPr>
       <w:r>
         <w:rPr>
           <w:rFonts w:ascii="Arial" w:hAnsi="Arial"/>
           <w:b/>
-          <w:i w:val="0"/>
           <w:sz w:val="24"/>
         </w:rPr>
         <w:t>Billing and Cost Overview</w:t>
@@ -4294,29 +4355,53 @@
     <w:p>
       <w:pPr>
         <w:spacing w:before="0" w:after="40" w:line="240" w:lineRule="auto"/>
+        <w:ind w:left="1354" w:hanging="360"/>
+        <w:numPr>
+          <w:ilvl w:val="1"/>
+          <w:numId w:val="9101"/>
+        </w:numPr>
       </w:pPr>
       <w:r>
         <w:rPr>
           <w:rFonts w:ascii="Arial" w:hAnsi="Arial"/>
           <w:b w:val="0"/>
-          <w:i w:val="0"/>
           <w:sz w:val="24"/>
         </w:rPr>
-        <w:t>Total cost for the week: $1,297.34</w:t>
+        <w:t xml:space="preserve">Total cost for the week: </w:t>
+      </w:r>
+      <w:r>
+        <w:rPr>
+          <w:rFonts w:ascii="Arial" w:hAnsi="Arial"/>
+          <w:b/>
+          <w:sz w:val="24"/>
+        </w:rPr>
+        <w:t>$1,297.34</w:t>
       </w:r>
     </w:p>
     <w:p>
       <w:pPr>
         <w:spacing w:before="0" w:after="80" w:line="240" w:lineRule="auto"/>
+        <w:ind w:left="1354" w:hanging="360"/>
+        <w:numPr>
+          <w:ilvl w:val="1"/>
+          <w:numId w:val="9101"/>
+        </w:numPr>
       </w:pPr>
       <w:r>
         <w:rPr>
           <w:rFonts w:ascii="Arial" w:hAnsi="Arial"/>
           <w:b w:val="0"/>
-          <w:i w:val="0"/>
           <w:sz w:val="24"/>
         </w:rPr>
-        <w:t>Average Daily Cost: $185.33</w:t>
+        <w:t xml:space="preserve">Average Daily Cost: </w:t>
+      </w:r>
+      <w:r>
+        <w:rPr>
+          <w:rFonts w:ascii="Arial" w:hAnsi="Arial"/>
+          <w:b/>
+          <w:sz w:val="24"/>
+        </w:rPr>
+        <w:t>$185.33</w:t>
       </w:r>
     </w:p>
     <w:p>
@@ -4416,12 +4501,16 @@
     <w:p>
       <w:pPr>
         <w:spacing w:before="0" w:after="40" w:line="240" w:lineRule="auto"/>
+        <w:ind w:left="533" w:hanging="360"/>
+        <w:numPr>
+          <w:ilvl w:val="0"/>
+          <w:numId w:val="9101"/>
+        </w:numPr>
       </w:pPr>
       <w:r>
         <w:rPr>
           <w:rFonts w:ascii="Arial" w:hAnsi="Arial"/>
           <w:b w:val="0"/>
-          <w:i w:val="0"/>
           <w:sz w:val="24"/>
         </w:rPr>
         <w:t>The costs increased by $60.79 due to usage of following services: Network Firewall, Relational Database Service, VPC.</w:t>
@@ -4430,13 +4519,17 @@
     <w:p>
       <w:pPr>
         <w:spacing w:before="0" w:after="120" w:line="240" w:lineRule="auto"/>
+        <w:ind w:left="533" w:hanging="360"/>
+        <w:numPr>
+          <w:ilvl w:val="0"/>
+          <w:numId w:val="9101"/>
+        </w:numPr>
       </w:pPr>
       <w:r>
         <w:rPr>
           <w:rFonts w:ascii="Arial" w:hAnsi="Arial"/>
           <w:b/>
-          <w:i w:val="0"/>
-          <w:sz w:val="22"/>
+          <w:sz w:val="24"/>
         </w:rPr>
         <w:t>No Activity performed by Operisoft in this account.</w:t>
       </w:r>
@@ -4798,6 +4891,7 @@
     <w:p>
       <w:pPr>
         <w:spacing w:before="0" w:after="40" w:line="240" w:lineRule="auto"/>
+        <w:jc w:val="center"/>
       </w:pPr>
       <w:bookmarkStart w:id="4" w:name="_acc_015747350560"/>
       <w:r>
@@ -4805,8 +4899,8 @@
           <w:rFonts w:ascii="Arial" w:hAnsi="Arial"/>
           <w:b/>
           <w:i w:val="0"/>
-          <w:color w:val="1F487C"/>
           <w:sz w:val="28"/>
+          <w:u w:val="single"/>
         </w:rPr>
         <w:t>Aptrack 2.0 OldManagement A/c [MEL]/Production – 015747350560</w:t>
       </w:r>
@@ -4829,12 +4923,16 @@
     <w:p>
       <w:pPr>
         <w:spacing w:before="0" w:after="60" w:line="240" w:lineRule="auto"/>
+        <w:ind w:left="533" w:hanging="360"/>
+        <w:numPr>
+          <w:ilvl w:val="0"/>
+          <w:numId w:val="9101"/>
+        </w:numPr>
       </w:pPr>
       <w:r>
         <w:rPr>
           <w:rFonts w:ascii="Arial" w:hAnsi="Arial"/>
           <w:b/>
-          <w:i w:val="0"/>
           <w:sz w:val="24"/>
         </w:rPr>
         <w:t>Billing and Cost Overview</w:t>
@@ -4843,29 +4941,53 @@
     <w:p>
       <w:pPr>
         <w:spacing w:before="0" w:after="40" w:line="240" w:lineRule="auto"/>
+        <w:ind w:left="1354" w:hanging="360"/>
+        <w:numPr>
+          <w:ilvl w:val="1"/>
+          <w:numId w:val="9101"/>
+        </w:numPr>
       </w:pPr>
       <w:r>
         <w:rPr>
           <w:rFonts w:ascii="Arial" w:hAnsi="Arial"/>
           <w:b w:val="0"/>
-          <w:i w:val="0"/>
           <w:sz w:val="24"/>
         </w:rPr>
-        <w:t>Total cost for the week: $618.21</w:t>
+        <w:t xml:space="preserve">Total cost for the week: </w:t>
+      </w:r>
+      <w:r>
+        <w:rPr>
+          <w:rFonts w:ascii="Arial" w:hAnsi="Arial"/>
+          <w:b/>
+          <w:sz w:val="24"/>
+        </w:rPr>
+        <w:t>$618.21</w:t>
       </w:r>
     </w:p>
     <w:p>
       <w:pPr>
         <w:spacing w:before="0" w:after="80" w:line="240" w:lineRule="auto"/>
+        <w:ind w:left="1354" w:hanging="360"/>
+        <w:numPr>
+          <w:ilvl w:val="1"/>
+          <w:numId w:val="9101"/>
+        </w:numPr>
       </w:pPr>
       <w:r>
         <w:rPr>
           <w:rFonts w:ascii="Arial" w:hAnsi="Arial"/>
           <w:b w:val="0"/>
-          <w:i w:val="0"/>
           <w:sz w:val="24"/>
         </w:rPr>
-        <w:t>Average Daily Cost: $88.32</w:t>
+        <w:t xml:space="preserve">Average Daily Cost: </w:t>
+      </w:r>
+      <w:r>
+        <w:rPr>
+          <w:rFonts w:ascii="Arial" w:hAnsi="Arial"/>
+          <w:b/>
+          <w:sz w:val="24"/>
+        </w:rPr>
+        <w:t>$88.32</w:t>
       </w:r>
     </w:p>
     <w:p>
@@ -4951,12 +5073,16 @@
     <w:p>
       <w:pPr>
         <w:spacing w:before="0" w:after="40" w:line="240" w:lineRule="auto"/>
+        <w:ind w:left="533" w:hanging="360"/>
+        <w:numPr>
+          <w:ilvl w:val="0"/>
+          <w:numId w:val="9101"/>
+        </w:numPr>
       </w:pPr>
       <w:r>
         <w:rPr>
           <w:rFonts w:ascii="Arial" w:hAnsi="Arial"/>
           <w:b w:val="0"/>
-          <w:i w:val="0"/>
           <w:sz w:val="24"/>
         </w:rPr>
         <w:t>The costs decreased by $85.18 due to usage of following services: Network Firewall, EC2-Other, CloudWatch.</w:t>
@@ -4965,13 +5091,17 @@
     <w:p>
       <w:pPr>
         <w:spacing w:before="0" w:after="120" w:line="240" w:lineRule="auto"/>
+        <w:ind w:left="533" w:hanging="360"/>
+        <w:numPr>
+          <w:ilvl w:val="0"/>
+          <w:numId w:val="9101"/>
+        </w:numPr>
       </w:pPr>
       <w:r>
         <w:rPr>
           <w:rFonts w:ascii="Arial" w:hAnsi="Arial"/>
           <w:b/>
-          <w:i w:val="0"/>
-          <w:sz w:val="22"/>
+          <w:sz w:val="24"/>
         </w:rPr>
         <w:t>No Activity performed by Operisoft in this account.</w:t>
       </w:r>
@@ -5043,6 +5173,7 @@
     <w:p>
       <w:pPr>
         <w:spacing w:before="0" w:after="40" w:line="240" w:lineRule="auto"/>
+        <w:jc w:val="center"/>
       </w:pPr>
       <w:bookmarkStart w:id="5" w:name="_acc_590183710228"/>
       <w:r>
@@ -5050,8 +5181,8 @@
           <w:rFonts w:ascii="Arial" w:hAnsi="Arial"/>
           <w:b/>
           <w:i w:val="0"/>
-          <w:color w:val="1F487C"/>
           <w:sz w:val="28"/>
+          <w:u w:val="single"/>
         </w:rPr>
         <w:t>Aptrack 1.0 - DR [Aptrack5.0] – 590183710228</w:t>
       </w:r>
@@ -5074,12 +5205,16 @@
     <w:p>
       <w:pPr>
         <w:spacing w:before="0" w:after="60" w:line="240" w:lineRule="auto"/>
+        <w:ind w:left="533" w:hanging="360"/>
+        <w:numPr>
+          <w:ilvl w:val="0"/>
+          <w:numId w:val="9101"/>
+        </w:numPr>
       </w:pPr>
       <w:r>
         <w:rPr>
           <w:rFonts w:ascii="Arial" w:hAnsi="Arial"/>
           <w:b/>
-          <w:i w:val="0"/>
           <w:sz w:val="24"/>
         </w:rPr>
         <w:t>Billing and Cost Overview</w:t>
@@ -5088,29 +5223,53 @@
     <w:p>
       <w:pPr>
         <w:spacing w:before="0" w:after="40" w:line="240" w:lineRule="auto"/>
+        <w:ind w:left="1354" w:hanging="360"/>
+        <w:numPr>
+          <w:ilvl w:val="1"/>
+          <w:numId w:val="9101"/>
+        </w:numPr>
       </w:pPr>
       <w:r>
         <w:rPr>
           <w:rFonts w:ascii="Arial" w:hAnsi="Arial"/>
           <w:b w:val="0"/>
-          <w:i w:val="0"/>
           <w:sz w:val="24"/>
         </w:rPr>
-        <w:t>Total cost for the week: $1,539.31</w:t>
+        <w:t xml:space="preserve">Total cost for the week: </w:t>
+      </w:r>
+      <w:r>
+        <w:rPr>
+          <w:rFonts w:ascii="Arial" w:hAnsi="Arial"/>
+          <w:b/>
+          <w:sz w:val="24"/>
+        </w:rPr>
+        <w:t>$1,539.31</w:t>
       </w:r>
     </w:p>
     <w:p>
       <w:pPr>
         <w:spacing w:before="0" w:after="80" w:line="240" w:lineRule="auto"/>
+        <w:ind w:left="1354" w:hanging="360"/>
+        <w:numPr>
+          <w:ilvl w:val="1"/>
+          <w:numId w:val="9101"/>
+        </w:numPr>
       </w:pPr>
       <w:r>
         <w:rPr>
           <w:rFonts w:ascii="Arial" w:hAnsi="Arial"/>
           <w:b w:val="0"/>
-          <w:i w:val="0"/>
           <w:sz w:val="24"/>
         </w:rPr>
-        <w:t>Average Daily Cost: $219.90</w:t>
+        <w:t xml:space="preserve">Average Daily Cost: </w:t>
+      </w:r>
+      <w:r>
+        <w:rPr>
+          <w:rFonts w:ascii="Arial" w:hAnsi="Arial"/>
+          <w:b/>
+          <w:sz w:val="24"/>
+        </w:rPr>
+        <w:t>$219.90</w:t>
       </w:r>
     </w:p>
     <w:p>
@@ -5121,7 +5280,7 @@
       <w:r>
         <w:drawing>
           <wp:inline xmlns:a="http://schemas.openxmlformats.org/drawingml/2006/main" xmlns:pic="http://schemas.openxmlformats.org/drawingml/2006/picture">
-            <wp:extent cx="6120841" cy="2400330"/>
+            <wp:extent cx="6103356" cy="2393473"/>
             <wp:docPr id="10" name="Picture 10"/>
             <wp:cNvGraphicFramePr>
               <a:graphicFrameLocks noChangeAspect="1"/>
@@ -5142,7 +5301,7 @@
                   <pic:spPr>
                     <a:xfrm>
                       <a:off x="0" y="0"/>
-                      <a:ext cx="6120841" cy="2400330"/>
+                      <a:ext cx="6103356" cy="2393473"/>
                     </a:xfrm>
                     <a:prstGeom prst="rect"/>
                   </pic:spPr>
@@ -5161,7 +5320,7 @@
       <w:r>
         <w:drawing>
           <wp:inline xmlns:a="http://schemas.openxmlformats.org/drawingml/2006/main" xmlns:pic="http://schemas.openxmlformats.org/drawingml/2006/picture">
-            <wp:extent cx="6120841" cy="2712372"/>
+            <wp:extent cx="6103356" cy="2704624"/>
             <wp:docPr id="11" name="Picture 11"/>
             <wp:cNvGraphicFramePr>
               <a:graphicFrameLocks noChangeAspect="1"/>
@@ -5182,7 +5341,7 @@
                   <pic:spPr>
                     <a:xfrm>
                       <a:off x="0" y="0"/>
-                      <a:ext cx="6120841" cy="2712372"/>
+                      <a:ext cx="6103356" cy="2704624"/>
                     </a:xfrm>
                     <a:prstGeom prst="rect"/>
                   </pic:spPr>
@@ -5196,12 +5355,16 @@
     <w:p>
       <w:pPr>
         <w:spacing w:before="0" w:after="40" w:line="240" w:lineRule="auto"/>
+        <w:ind w:left="533" w:hanging="360"/>
+        <w:numPr>
+          <w:ilvl w:val="0"/>
+          <w:numId w:val="9101"/>
+        </w:numPr>
       </w:pPr>
       <w:r>
         <w:rPr>
           <w:rFonts w:ascii="Arial" w:hAnsi="Arial"/>
           <w:b w:val="0"/>
-          <w:i w:val="0"/>
           <w:sz w:val="24"/>
         </w:rPr>
         <w:t>The costs decreased by $26.68 due to usage of following services: VPC, EC2-Instances.</w:t>
@@ -5210,13 +5373,17 @@
     <w:p>
       <w:pPr>
         <w:spacing w:before="0" w:after="120" w:line="240" w:lineRule="auto"/>
+        <w:ind w:left="533" w:hanging="360"/>
+        <w:numPr>
+          <w:ilvl w:val="0"/>
+          <w:numId w:val="9101"/>
+        </w:numPr>
       </w:pPr>
       <w:r>
         <w:rPr>
           <w:rFonts w:ascii="Arial" w:hAnsi="Arial"/>
           <w:b/>
-          <w:i w:val="0"/>
-          <w:sz w:val="22"/>
+          <w:sz w:val="24"/>
         </w:rPr>
         <w:t>No Activity performed by Operisoft in this account.</w:t>
       </w:r>
@@ -5661,6 +5828,7 @@
     <w:p>
       <w:pPr>
         <w:spacing w:before="0" w:after="40" w:line="240" w:lineRule="auto"/>
+        <w:jc w:val="center"/>
       </w:pPr>
       <w:bookmarkStart w:id="6" w:name="_acc_617172754330"/>
       <w:r>
@@ -5668,8 +5836,8 @@
           <w:rFonts w:ascii="Arial" w:hAnsi="Arial"/>
           <w:b/>
           <w:i w:val="0"/>
-          <w:color w:val="1F487C"/>
           <w:sz w:val="28"/>
+          <w:u w:val="single"/>
         </w:rPr>
         <w:t>Aptrack - ProAlle – 617172754330</w:t>
       </w:r>
@@ -5692,12 +5860,16 @@
     <w:p>
       <w:pPr>
         <w:spacing w:before="0" w:after="60" w:line="240" w:lineRule="auto"/>
+        <w:ind w:left="533" w:hanging="360"/>
+        <w:numPr>
+          <w:ilvl w:val="0"/>
+          <w:numId w:val="9101"/>
+        </w:numPr>
       </w:pPr>
       <w:r>
         <w:rPr>
           <w:rFonts w:ascii="Arial" w:hAnsi="Arial"/>
           <w:b/>
-          <w:i w:val="0"/>
           <w:sz w:val="24"/>
         </w:rPr>
         <w:t>Billing and Cost Overview</w:t>
@@ -5706,29 +5878,53 @@
     <w:p>
       <w:pPr>
         <w:spacing w:before="0" w:after="40" w:line="240" w:lineRule="auto"/>
+        <w:ind w:left="1354" w:hanging="360"/>
+        <w:numPr>
+          <w:ilvl w:val="1"/>
+          <w:numId w:val="9101"/>
+        </w:numPr>
       </w:pPr>
       <w:r>
         <w:rPr>
           <w:rFonts w:ascii="Arial" w:hAnsi="Arial"/>
           <w:b w:val="0"/>
-          <w:i w:val="0"/>
           <w:sz w:val="24"/>
         </w:rPr>
-        <w:t>Total cost for the week: $985.27</w:t>
+        <w:t xml:space="preserve">Total cost for the week: </w:t>
+      </w:r>
+      <w:r>
+        <w:rPr>
+          <w:rFonts w:ascii="Arial" w:hAnsi="Arial"/>
+          <w:b/>
+          <w:sz w:val="24"/>
+        </w:rPr>
+        <w:t>$985.27</w:t>
       </w:r>
     </w:p>
     <w:p>
       <w:pPr>
         <w:spacing w:before="0" w:after="80" w:line="240" w:lineRule="auto"/>
+        <w:ind w:left="1354" w:hanging="360"/>
+        <w:numPr>
+          <w:ilvl w:val="1"/>
+          <w:numId w:val="9101"/>
+        </w:numPr>
       </w:pPr>
       <w:r>
         <w:rPr>
           <w:rFonts w:ascii="Arial" w:hAnsi="Arial"/>
           <w:b w:val="0"/>
-          <w:i w:val="0"/>
           <w:sz w:val="24"/>
         </w:rPr>
-        <w:t>Average Daily Cost: $140.75</w:t>
+        <w:t xml:space="preserve">Average Daily Cost: </w:t>
+      </w:r>
+      <w:r>
+        <w:rPr>
+          <w:rFonts w:ascii="Arial" w:hAnsi="Arial"/>
+          <w:b/>
+          <w:sz w:val="24"/>
+        </w:rPr>
+        <w:t>$140.75</w:t>
       </w:r>
     </w:p>
     <w:p>
@@ -5739,7 +5935,7 @@
       <w:r>
         <w:drawing>
           <wp:inline xmlns:a="http://schemas.openxmlformats.org/drawingml/2006/main" xmlns:pic="http://schemas.openxmlformats.org/drawingml/2006/picture">
-            <wp:extent cx="5694815" cy="2233261"/>
+            <wp:extent cx="5678796" cy="2226979"/>
             <wp:docPr id="12" name="Picture 12"/>
             <wp:cNvGraphicFramePr>
               <a:graphicFrameLocks noChangeAspect="1"/>
@@ -5760,7 +5956,7 @@
                   <pic:spPr>
                     <a:xfrm>
                       <a:off x="0" y="0"/>
-                      <a:ext cx="5694815" cy="2233261"/>
+                      <a:ext cx="5678796" cy="2226979"/>
                     </a:xfrm>
                     <a:prstGeom prst="rect"/>
                   </pic:spPr>
@@ -5779,7 +5975,7 @@
       <w:r>
         <w:drawing>
           <wp:inline xmlns:a="http://schemas.openxmlformats.org/drawingml/2006/main" xmlns:pic="http://schemas.openxmlformats.org/drawingml/2006/picture">
-            <wp:extent cx="5694815" cy="2959071"/>
+            <wp:extent cx="5678796" cy="2950747"/>
             <wp:docPr id="13" name="Picture 13"/>
             <wp:cNvGraphicFramePr>
               <a:graphicFrameLocks noChangeAspect="1"/>
@@ -5800,7 +5996,7 @@
                   <pic:spPr>
                     <a:xfrm>
                       <a:off x="0" y="0"/>
-                      <a:ext cx="5694815" cy="2959071"/>
+                      <a:ext cx="5678796" cy="2950747"/>
                     </a:xfrm>
                     <a:prstGeom prst="rect"/>
                   </pic:spPr>
@@ -5828,12 +6024,16 @@
     <w:p>
       <w:pPr>
         <w:spacing w:before="0" w:after="40" w:line="240" w:lineRule="auto"/>
+        <w:ind w:left="533" w:hanging="360"/>
+        <w:numPr>
+          <w:ilvl w:val="0"/>
+          <w:numId w:val="9101"/>
+        </w:numPr>
       </w:pPr>
       <w:r>
         <w:rPr>
           <w:rFonts w:ascii="Arial" w:hAnsi="Arial"/>
           <w:b w:val="0"/>
-          <w:i w:val="0"/>
           <w:sz w:val="24"/>
         </w:rPr>
         <w:t>The costs decreased by $67.04 due to usage of following services: EC2-Other, Network Firewall, EC2-Instances.</w:t>
@@ -5842,13 +6042,17 @@
     <w:p>
       <w:pPr>
         <w:spacing w:before="0" w:after="120" w:line="240" w:lineRule="auto"/>
+        <w:ind w:left="533" w:hanging="360"/>
+        <w:numPr>
+          <w:ilvl w:val="0"/>
+          <w:numId w:val="9101"/>
+        </w:numPr>
       </w:pPr>
       <w:r>
         <w:rPr>
           <w:rFonts w:ascii="Arial" w:hAnsi="Arial"/>
           <w:b/>
-          <w:i w:val="0"/>
-          <w:sz w:val="22"/>
+          <w:sz w:val="24"/>
         </w:rPr>
         <w:t>No Activity performed by Operisoft in this account.</w:t>
       </w:r>
@@ -6210,6 +6414,7 @@
     <w:p>
       <w:pPr>
         <w:spacing w:before="0" w:after="40" w:line="240" w:lineRule="auto"/>
+        <w:jc w:val="center"/>
       </w:pPr>
       <w:bookmarkStart w:id="7" w:name="_acc_533267037955"/>
       <w:r>
@@ -6217,8 +6422,8 @@
           <w:rFonts w:ascii="Arial" w:hAnsi="Arial"/>
           <w:b/>
           <w:i w:val="0"/>
-          <w:color w:val="1F487C"/>
           <w:sz w:val="28"/>
+          <w:u w:val="single"/>
         </w:rPr>
         <w:t>Aptrack - 2.0 - Shared Service [MEL] – 533267037955</w:t>
       </w:r>
@@ -6241,12 +6446,16 @@
     <w:p>
       <w:pPr>
         <w:spacing w:before="0" w:after="60" w:line="240" w:lineRule="auto"/>
+        <w:ind w:left="533" w:hanging="360"/>
+        <w:numPr>
+          <w:ilvl w:val="0"/>
+          <w:numId w:val="9101"/>
+        </w:numPr>
       </w:pPr>
       <w:r>
         <w:rPr>
           <w:rFonts w:ascii="Arial" w:hAnsi="Arial"/>
           <w:b/>
-          <w:i w:val="0"/>
           <w:sz w:val="24"/>
         </w:rPr>
         <w:t>Billing and Cost Overview</w:t>
@@ -6255,29 +6464,53 @@
     <w:p>
       <w:pPr>
         <w:spacing w:before="0" w:after="40" w:line="240" w:lineRule="auto"/>
+        <w:ind w:left="1354" w:hanging="360"/>
+        <w:numPr>
+          <w:ilvl w:val="1"/>
+          <w:numId w:val="9101"/>
+        </w:numPr>
       </w:pPr>
       <w:r>
         <w:rPr>
           <w:rFonts w:ascii="Arial" w:hAnsi="Arial"/>
           <w:b w:val="0"/>
-          <w:i w:val="0"/>
           <w:sz w:val="24"/>
         </w:rPr>
-        <w:t>Total cost for the week: $1,268.84</w:t>
+        <w:t xml:space="preserve">Total cost for the week: </w:t>
+      </w:r>
+      <w:r>
+        <w:rPr>
+          <w:rFonts w:ascii="Arial" w:hAnsi="Arial"/>
+          <w:b/>
+          <w:sz w:val="24"/>
+        </w:rPr>
+        <w:t>$1,268.84</w:t>
       </w:r>
     </w:p>
     <w:p>
       <w:pPr>
         <w:spacing w:before="0" w:after="80" w:line="240" w:lineRule="auto"/>
+        <w:ind w:left="1354" w:hanging="360"/>
+        <w:numPr>
+          <w:ilvl w:val="1"/>
+          <w:numId w:val="9101"/>
+        </w:numPr>
       </w:pPr>
       <w:r>
         <w:rPr>
           <w:rFonts w:ascii="Arial" w:hAnsi="Arial"/>
           <w:b w:val="0"/>
-          <w:i w:val="0"/>
           <w:sz w:val="24"/>
         </w:rPr>
-        <w:t>Average Daily Cost: $181.26</w:t>
+        <w:t xml:space="preserve">Average Daily Cost: </w:t>
+      </w:r>
+      <w:r>
+        <w:rPr>
+          <w:rFonts w:ascii="Arial" w:hAnsi="Arial"/>
+          <w:b/>
+          <w:sz w:val="24"/>
+        </w:rPr>
+        <w:t>$181.26</w:t>
       </w:r>
     </w:p>
     <w:p>
@@ -6363,12 +6596,16 @@
     <w:p>
       <w:pPr>
         <w:spacing w:before="0" w:after="40" w:line="240" w:lineRule="auto"/>
+        <w:ind w:left="533" w:hanging="360"/>
+        <w:numPr>
+          <w:ilvl w:val="0"/>
+          <w:numId w:val="9101"/>
+        </w:numPr>
       </w:pPr>
       <w:r>
         <w:rPr>
           <w:rFonts w:ascii="Arial" w:hAnsi="Arial"/>
           <w:b w:val="0"/>
-          <w:i w:val="0"/>
           <w:sz w:val="24"/>
         </w:rPr>
         <w:t>The costs increased by $47.73 due to usage of following services: EC2-Instances, VPC, Relational Database Service.</w:t>
@@ -6377,13 +6614,17 @@
     <w:p>
       <w:pPr>
         <w:spacing w:before="0" w:after="120" w:line="240" w:lineRule="auto"/>
+        <w:ind w:left="533" w:hanging="360"/>
+        <w:numPr>
+          <w:ilvl w:val="0"/>
+          <w:numId w:val="9101"/>
+        </w:numPr>
       </w:pPr>
       <w:r>
         <w:rPr>
           <w:rFonts w:ascii="Arial" w:hAnsi="Arial"/>
           <w:b/>
-          <w:i w:val="0"/>
-          <w:sz w:val="22"/>
+          <w:sz w:val="24"/>
         </w:rPr>
         <w:t>No Activity performed by Operisoft in this account.</w:t>
       </w:r>
@@ -6455,6 +6696,7 @@
     <w:p>
       <w:pPr>
         <w:spacing w:before="0" w:after="40" w:line="240" w:lineRule="auto"/>
+        <w:jc w:val="center"/>
       </w:pPr>
       <w:bookmarkStart w:id="8" w:name="_acc_528757792293"/>
       <w:r>
@@ -6462,8 +6704,8 @@
           <w:rFonts w:ascii="Arial" w:hAnsi="Arial"/>
           <w:b/>
           <w:i w:val="0"/>
-          <w:color w:val="1F487C"/>
           <w:sz w:val="28"/>
+          <w:u w:val="single"/>
         </w:rPr>
         <w:t>Aptrack-SAP-Dev and Quality – 528757792293</w:t>
       </w:r>
@@ -6486,12 +6728,16 @@
     <w:p>
       <w:pPr>
         <w:spacing w:before="0" w:after="60" w:line="240" w:lineRule="auto"/>
+        <w:ind w:left="533" w:hanging="360"/>
+        <w:numPr>
+          <w:ilvl w:val="0"/>
+          <w:numId w:val="9101"/>
+        </w:numPr>
       </w:pPr>
       <w:r>
         <w:rPr>
           <w:rFonts w:ascii="Arial" w:hAnsi="Arial"/>
           <w:b/>
-          <w:i w:val="0"/>
           <w:sz w:val="24"/>
         </w:rPr>
         <w:t>Billing and Cost Overview</w:t>
@@ -6500,29 +6746,53 @@
     <w:p>
       <w:pPr>
         <w:spacing w:before="0" w:after="40" w:line="240" w:lineRule="auto"/>
+        <w:ind w:left="1354" w:hanging="360"/>
+        <w:numPr>
+          <w:ilvl w:val="1"/>
+          <w:numId w:val="9101"/>
+        </w:numPr>
       </w:pPr>
       <w:r>
         <w:rPr>
           <w:rFonts w:ascii="Arial" w:hAnsi="Arial"/>
           <w:b w:val="0"/>
-          <w:i w:val="0"/>
           <w:sz w:val="24"/>
         </w:rPr>
-        <w:t>Total cost for the week: $1,160.63</w:t>
+        <w:t xml:space="preserve">Total cost for the week: </w:t>
+      </w:r>
+      <w:r>
+        <w:rPr>
+          <w:rFonts w:ascii="Arial" w:hAnsi="Arial"/>
+          <w:b/>
+          <w:sz w:val="24"/>
+        </w:rPr>
+        <w:t>$1,160.63</w:t>
       </w:r>
     </w:p>
     <w:p>
       <w:pPr>
         <w:spacing w:before="0" w:after="80" w:line="240" w:lineRule="auto"/>
+        <w:ind w:left="1354" w:hanging="360"/>
+        <w:numPr>
+          <w:ilvl w:val="1"/>
+          <w:numId w:val="9101"/>
+        </w:numPr>
       </w:pPr>
       <w:r>
         <w:rPr>
           <w:rFonts w:ascii="Arial" w:hAnsi="Arial"/>
           <w:b w:val="0"/>
-          <w:i w:val="0"/>
           <w:sz w:val="24"/>
         </w:rPr>
-        <w:t>Average Daily Cost: $165.80</w:t>
+        <w:t xml:space="preserve">Average Daily Cost: </w:t>
+      </w:r>
+      <w:r>
+        <w:rPr>
+          <w:rFonts w:ascii="Arial" w:hAnsi="Arial"/>
+          <w:b/>
+          <w:sz w:val="24"/>
+        </w:rPr>
+        <w:t>$165.80</w:t>
       </w:r>
     </w:p>
     <w:p>
@@ -6622,12 +6892,16 @@
     <w:p>
       <w:pPr>
         <w:spacing w:before="0" w:after="40" w:line="240" w:lineRule="auto"/>
+        <w:ind w:left="533" w:hanging="360"/>
+        <w:numPr>
+          <w:ilvl w:val="0"/>
+          <w:numId w:val="9101"/>
+        </w:numPr>
       </w:pPr>
       <w:r>
         <w:rPr>
           <w:rFonts w:ascii="Arial" w:hAnsi="Arial"/>
           <w:b w:val="0"/>
-          <w:i w:val="0"/>
           <w:sz w:val="24"/>
         </w:rPr>
         <w:t>The costs decreased by $1.02 due to usage of following services: Relational Database Service, EC2-Instances, CloudWatch.</w:t>
@@ -6636,13 +6910,17 @@
     <w:p>
       <w:pPr>
         <w:spacing w:before="0" w:after="120" w:line="240" w:lineRule="auto"/>
+        <w:ind w:left="533" w:hanging="360"/>
+        <w:numPr>
+          <w:ilvl w:val="0"/>
+          <w:numId w:val="9101"/>
+        </w:numPr>
       </w:pPr>
       <w:r>
         <w:rPr>
           <w:rFonts w:ascii="Arial" w:hAnsi="Arial"/>
           <w:b/>
-          <w:i w:val="0"/>
-          <w:sz w:val="22"/>
+          <w:sz w:val="24"/>
         </w:rPr>
         <w:t>No Activity performed by Operisoft in this account.</w:t>
       </w:r>
@@ -6921,6 +7199,7 @@
     <w:p>
       <w:pPr>
         <w:spacing w:before="0" w:after="40" w:line="240" w:lineRule="auto"/>
+        <w:jc w:val="center"/>
       </w:pPr>
       <w:bookmarkStart w:id="9" w:name="_acc_195275643918"/>
       <w:r>
@@ -6928,8 +7207,8 @@
           <w:rFonts w:ascii="Arial" w:hAnsi="Arial"/>
           <w:b/>
           <w:i w:val="0"/>
-          <w:color w:val="1F487C"/>
           <w:sz w:val="28"/>
+          <w:u w:val="single"/>
         </w:rPr>
         <w:t>Aptrack-SAP-Production – 195275643918</w:t>
       </w:r>
@@ -6952,12 +7231,16 @@
     <w:p>
       <w:pPr>
         <w:spacing w:before="0" w:after="60" w:line="240" w:lineRule="auto"/>
+        <w:ind w:left="533" w:hanging="360"/>
+        <w:numPr>
+          <w:ilvl w:val="0"/>
+          <w:numId w:val="9101"/>
+        </w:numPr>
       </w:pPr>
       <w:r>
         <w:rPr>
           <w:rFonts w:ascii="Arial" w:hAnsi="Arial"/>
           <w:b/>
-          <w:i w:val="0"/>
           <w:sz w:val="24"/>
         </w:rPr>
         <w:t>Billing and Cost Overview</w:t>
@@ -6966,29 +7249,53 @@
     <w:p>
       <w:pPr>
         <w:spacing w:before="0" w:after="40" w:line="240" w:lineRule="auto"/>
+        <w:ind w:left="1354" w:hanging="360"/>
+        <w:numPr>
+          <w:ilvl w:val="1"/>
+          <w:numId w:val="9101"/>
+        </w:numPr>
       </w:pPr>
       <w:r>
         <w:rPr>
           <w:rFonts w:ascii="Arial" w:hAnsi="Arial"/>
           <w:b w:val="0"/>
-          <w:i w:val="0"/>
           <w:sz w:val="24"/>
         </w:rPr>
-        <w:t>Total cost for the week: $295.82</w:t>
+        <w:t xml:space="preserve">Total cost for the week: </w:t>
+      </w:r>
+      <w:r>
+        <w:rPr>
+          <w:rFonts w:ascii="Arial" w:hAnsi="Arial"/>
+          <w:b/>
+          <w:sz w:val="24"/>
+        </w:rPr>
+        <w:t>$295.82</w:t>
       </w:r>
     </w:p>
     <w:p>
       <w:pPr>
         <w:spacing w:before="0" w:after="80" w:line="240" w:lineRule="auto"/>
+        <w:ind w:left="1354" w:hanging="360"/>
+        <w:numPr>
+          <w:ilvl w:val="1"/>
+          <w:numId w:val="9101"/>
+        </w:numPr>
       </w:pPr>
       <w:r>
         <w:rPr>
           <w:rFonts w:ascii="Arial" w:hAnsi="Arial"/>
           <w:b w:val="0"/>
-          <w:i w:val="0"/>
           <w:sz w:val="24"/>
         </w:rPr>
-        <w:t>Average Daily Cost: $42.26</w:t>
+        <w:t xml:space="preserve">Average Daily Cost: </w:t>
+      </w:r>
+      <w:r>
+        <w:rPr>
+          <w:rFonts w:ascii="Arial" w:hAnsi="Arial"/>
+          <w:b/>
+          <w:sz w:val="24"/>
+        </w:rPr>
+        <w:t>$42.26</w:t>
       </w:r>
     </w:p>
     <w:p>
@@ -7074,12 +7381,16 @@
     <w:p>
       <w:pPr>
         <w:spacing w:before="0" w:after="40" w:line="240" w:lineRule="auto"/>
+        <w:ind w:left="533" w:hanging="360"/>
+        <w:numPr>
+          <w:ilvl w:val="0"/>
+          <w:numId w:val="9101"/>
+        </w:numPr>
       </w:pPr>
       <w:r>
         <w:rPr>
           <w:rFonts w:ascii="Arial" w:hAnsi="Arial"/>
           <w:b w:val="0"/>
-          <w:i w:val="0"/>
           <w:sz w:val="24"/>
         </w:rPr>
         <w:t>The costs decreased by $16.37 due to usage of following services: Network Firewall.</w:t>
@@ -7088,13 +7399,17 @@
     <w:p>
       <w:pPr>
         <w:spacing w:before="0" w:after="120" w:line="240" w:lineRule="auto"/>
+        <w:ind w:left="533" w:hanging="360"/>
+        <w:numPr>
+          <w:ilvl w:val="0"/>
+          <w:numId w:val="9101"/>
+        </w:numPr>
       </w:pPr>
       <w:r>
         <w:rPr>
           <w:rFonts w:ascii="Arial" w:hAnsi="Arial"/>
           <w:b/>
-          <w:i w:val="0"/>
-          <w:sz w:val="22"/>
+          <w:sz w:val="24"/>
         </w:rPr>
         <w:t>No Activity performed by Operisoft in this account.</w:t>
       </w:r>
@@ -7456,6 +7771,7 @@
     <w:p>
       <w:pPr>
         <w:spacing w:before="0" w:after="40" w:line="240" w:lineRule="auto"/>
+        <w:jc w:val="center"/>
       </w:pPr>
       <w:bookmarkStart w:id="10" w:name="_acc_771423618181"/>
       <w:r>
@@ -7463,8 +7779,8 @@
           <w:rFonts w:ascii="Arial" w:hAnsi="Arial"/>
           <w:b/>
           <w:i w:val="0"/>
-          <w:color w:val="1F487C"/>
           <w:sz w:val="28"/>
+          <w:u w:val="single"/>
         </w:rPr>
         <w:t>Aptrack – LCMS – 771423618181</w:t>
       </w:r>
@@ -7487,12 +7803,16 @@
     <w:p>
       <w:pPr>
         <w:spacing w:before="0" w:after="60" w:line="240" w:lineRule="auto"/>
+        <w:ind w:left="533" w:hanging="360"/>
+        <w:numPr>
+          <w:ilvl w:val="0"/>
+          <w:numId w:val="9101"/>
+        </w:numPr>
       </w:pPr>
       <w:r>
         <w:rPr>
           <w:rFonts w:ascii="Arial" w:hAnsi="Arial"/>
           <w:b/>
-          <w:i w:val="0"/>
           <w:sz w:val="24"/>
         </w:rPr>
         <w:t>Billing and Cost Overview</w:t>
@@ -7501,29 +7821,53 @@
     <w:p>
       <w:pPr>
         <w:spacing w:before="0" w:after="40" w:line="240" w:lineRule="auto"/>
+        <w:ind w:left="1354" w:hanging="360"/>
+        <w:numPr>
+          <w:ilvl w:val="1"/>
+          <w:numId w:val="9101"/>
+        </w:numPr>
       </w:pPr>
       <w:r>
         <w:rPr>
           <w:rFonts w:ascii="Arial" w:hAnsi="Arial"/>
           <w:b w:val="0"/>
-          <w:i w:val="0"/>
           <w:sz w:val="24"/>
         </w:rPr>
-        <w:t>Total cost for the week: $548.61</w:t>
+        <w:t xml:space="preserve">Total cost for the week: </w:t>
+      </w:r>
+      <w:r>
+        <w:rPr>
+          <w:rFonts w:ascii="Arial" w:hAnsi="Arial"/>
+          <w:b/>
+          <w:sz w:val="24"/>
+        </w:rPr>
+        <w:t>$548.61</w:t>
       </w:r>
     </w:p>
     <w:p>
       <w:pPr>
         <w:spacing w:before="0" w:after="80" w:line="240" w:lineRule="auto"/>
+        <w:ind w:left="1354" w:hanging="360"/>
+        <w:numPr>
+          <w:ilvl w:val="1"/>
+          <w:numId w:val="9101"/>
+        </w:numPr>
       </w:pPr>
       <w:r>
         <w:rPr>
           <w:rFonts w:ascii="Arial" w:hAnsi="Arial"/>
           <w:b w:val="0"/>
-          <w:i w:val="0"/>
           <w:sz w:val="24"/>
         </w:rPr>
-        <w:t>Average Daily Cost: $78.37</w:t>
+        <w:t xml:space="preserve">Average Daily Cost: </w:t>
+      </w:r>
+      <w:r>
+        <w:rPr>
+          <w:rFonts w:ascii="Arial" w:hAnsi="Arial"/>
+          <w:b/>
+          <w:sz w:val="24"/>
+        </w:rPr>
+        <w:t>$78.37</w:t>
       </w:r>
     </w:p>
     <w:p>
@@ -7623,12 +7967,16 @@
     <w:p>
       <w:pPr>
         <w:spacing w:before="0" w:after="40" w:line="240" w:lineRule="auto"/>
+        <w:ind w:left="533" w:hanging="360"/>
+        <w:numPr>
+          <w:ilvl w:val="0"/>
+          <w:numId w:val="9101"/>
+        </w:numPr>
       </w:pPr>
       <w:r>
         <w:rPr>
           <w:rFonts w:ascii="Arial" w:hAnsi="Arial"/>
           <w:b w:val="0"/>
-          <w:i w:val="0"/>
           <w:sz w:val="24"/>
         </w:rPr>
         <w:t>The costs increased by $96.97 due to usage of following services: VPC, CloudFront.</w:t>
@@ -7637,13 +7985,17 @@
     <w:p>
       <w:pPr>
         <w:spacing w:before="0" w:after="120" w:line="240" w:lineRule="auto"/>
+        <w:ind w:left="533" w:hanging="360"/>
+        <w:numPr>
+          <w:ilvl w:val="0"/>
+          <w:numId w:val="9101"/>
+        </w:numPr>
       </w:pPr>
       <w:r>
         <w:rPr>
           <w:rFonts w:ascii="Arial" w:hAnsi="Arial"/>
           <w:b/>
-          <w:i w:val="0"/>
-          <w:sz w:val="22"/>
+          <w:sz w:val="24"/>
         </w:rPr>
         <w:t>No Activity performed by Operisoft in this account.</w:t>
       </w:r>
@@ -7715,6 +8067,7 @@
     <w:p>
       <w:pPr>
         <w:spacing w:before="0" w:after="40" w:line="240" w:lineRule="auto"/>
+        <w:jc w:val="center"/>
       </w:pPr>
       <w:bookmarkStart w:id="11" w:name="_acc_108782065415"/>
       <w:r>
@@ -7722,8 +8075,8 @@
           <w:rFonts w:ascii="Arial" w:hAnsi="Arial"/>
           <w:b/>
           <w:i w:val="0"/>
-          <w:color w:val="1F487C"/>
           <w:sz w:val="28"/>
+          <w:u w:val="single"/>
         </w:rPr>
         <w:t>Aptech-ProConnect – 108782065415</w:t>
       </w:r>
@@ -7746,12 +8099,16 @@
     <w:p>
       <w:pPr>
         <w:spacing w:before="0" w:after="60" w:line="240" w:lineRule="auto"/>
+        <w:ind w:left="533" w:hanging="360"/>
+        <w:numPr>
+          <w:ilvl w:val="0"/>
+          <w:numId w:val="9101"/>
+        </w:numPr>
       </w:pPr>
       <w:r>
         <w:rPr>
           <w:rFonts w:ascii="Arial" w:hAnsi="Arial"/>
           <w:b/>
-          <w:i w:val="0"/>
           <w:sz w:val="24"/>
         </w:rPr>
         <w:t>Billing and Cost Overview</w:t>
@@ -7760,29 +8117,53 @@
     <w:p>
       <w:pPr>
         <w:spacing w:before="0" w:after="40" w:line="240" w:lineRule="auto"/>
+        <w:ind w:left="1354" w:hanging="360"/>
+        <w:numPr>
+          <w:ilvl w:val="1"/>
+          <w:numId w:val="9101"/>
+        </w:numPr>
       </w:pPr>
       <w:r>
         <w:rPr>
           <w:rFonts w:ascii="Arial" w:hAnsi="Arial"/>
           <w:b w:val="0"/>
-          <w:i w:val="0"/>
           <w:sz w:val="24"/>
         </w:rPr>
-        <w:t>Total cost for the week: $1,387.08</w:t>
+        <w:t xml:space="preserve">Total cost for the week: </w:t>
+      </w:r>
+      <w:r>
+        <w:rPr>
+          <w:rFonts w:ascii="Arial" w:hAnsi="Arial"/>
+          <w:b/>
+          <w:sz w:val="24"/>
+        </w:rPr>
+        <w:t>$1,387.08</w:t>
       </w:r>
     </w:p>
     <w:p>
       <w:pPr>
         <w:spacing w:before="0" w:after="80" w:line="240" w:lineRule="auto"/>
+        <w:ind w:left="1354" w:hanging="360"/>
+        <w:numPr>
+          <w:ilvl w:val="1"/>
+          <w:numId w:val="9101"/>
+        </w:numPr>
       </w:pPr>
       <w:r>
         <w:rPr>
           <w:rFonts w:ascii="Arial" w:hAnsi="Arial"/>
           <w:b w:val="0"/>
-          <w:i w:val="0"/>
           <w:sz w:val="24"/>
         </w:rPr>
-        <w:t>Average Daily Cost: $198.15</w:t>
+        <w:t xml:space="preserve">Average Daily Cost: </w:t>
+      </w:r>
+      <w:r>
+        <w:rPr>
+          <w:rFonts w:ascii="Arial" w:hAnsi="Arial"/>
+          <w:b/>
+          <w:sz w:val="24"/>
+        </w:rPr>
+        <w:t>$198.15</w:t>
       </w:r>
     </w:p>
     <w:p>
@@ -7868,12 +8249,16 @@
     <w:p>
       <w:pPr>
         <w:spacing w:before="0" w:after="40" w:line="240" w:lineRule="auto"/>
+        <w:ind w:left="533" w:hanging="360"/>
+        <w:numPr>
+          <w:ilvl w:val="0"/>
+          <w:numId w:val="9101"/>
+        </w:numPr>
       </w:pPr>
       <w:r>
         <w:rPr>
           <w:rFonts w:ascii="Arial" w:hAnsi="Arial"/>
           <w:b w:val="0"/>
-          <w:i w:val="0"/>
           <w:sz w:val="24"/>
         </w:rPr>
         <w:t>The costs increased by $144.46 due to usage of following services: VPC, Network Firewall, EC2-Instances.</w:t>
@@ -7882,13 +8267,17 @@
     <w:p>
       <w:pPr>
         <w:spacing w:before="0" w:after="120" w:line="240" w:lineRule="auto"/>
+        <w:ind w:left="533" w:hanging="360"/>
+        <w:numPr>
+          <w:ilvl w:val="0"/>
+          <w:numId w:val="9101"/>
+        </w:numPr>
       </w:pPr>
       <w:r>
         <w:rPr>
           <w:rFonts w:ascii="Arial" w:hAnsi="Arial"/>
           <w:b/>
-          <w:i w:val="0"/>
-          <w:sz w:val="22"/>
+          <w:sz w:val="24"/>
         </w:rPr>
         <w:t>No Activity performed by Operisoft in this account.</w:t>
       </w:r>
@@ -8167,6 +8556,7 @@
     <w:p>
       <w:pPr>
         <w:spacing w:before="0" w:after="40" w:line="240" w:lineRule="auto"/>
+        <w:jc w:val="center"/>
       </w:pPr>
       <w:bookmarkStart w:id="12" w:name="_acc_211125374996"/>
       <w:r>
@@ -8174,8 +8564,8 @@
           <w:rFonts w:ascii="Arial" w:hAnsi="Arial"/>
           <w:b/>
           <w:i w:val="0"/>
-          <w:color w:val="1F487C"/>
           <w:sz w:val="28"/>
+          <w:u w:val="single"/>
         </w:rPr>
         <w:t>Aptrack - QnA Solution – 211125374996</w:t>
       </w:r>
@@ -8198,12 +8588,16 @@
     <w:p>
       <w:pPr>
         <w:spacing w:before="0" w:after="60" w:line="240" w:lineRule="auto"/>
+        <w:ind w:left="533" w:hanging="360"/>
+        <w:numPr>
+          <w:ilvl w:val="0"/>
+          <w:numId w:val="9101"/>
+        </w:numPr>
       </w:pPr>
       <w:r>
         <w:rPr>
           <w:rFonts w:ascii="Arial" w:hAnsi="Arial"/>
           <w:b/>
-          <w:i w:val="0"/>
           <w:sz w:val="24"/>
         </w:rPr>
         <w:t>Billing and Cost Overview</w:t>
@@ -8212,29 +8606,53 @@
     <w:p>
       <w:pPr>
         <w:spacing w:before="0" w:after="40" w:line="240" w:lineRule="auto"/>
+        <w:ind w:left="1354" w:hanging="360"/>
+        <w:numPr>
+          <w:ilvl w:val="1"/>
+          <w:numId w:val="9101"/>
+        </w:numPr>
       </w:pPr>
       <w:r>
         <w:rPr>
           <w:rFonts w:ascii="Arial" w:hAnsi="Arial"/>
           <w:b w:val="0"/>
-          <w:i w:val="0"/>
           <w:sz w:val="24"/>
         </w:rPr>
-        <w:t>Total cost for the week: $99.87</w:t>
+        <w:t xml:space="preserve">Total cost for the week: </w:t>
+      </w:r>
+      <w:r>
+        <w:rPr>
+          <w:rFonts w:ascii="Arial" w:hAnsi="Arial"/>
+          <w:b/>
+          <w:sz w:val="24"/>
+        </w:rPr>
+        <w:t>$99.87</w:t>
       </w:r>
     </w:p>
     <w:p>
       <w:pPr>
         <w:spacing w:before="0" w:after="80" w:line="240" w:lineRule="auto"/>
+        <w:ind w:left="1354" w:hanging="360"/>
+        <w:numPr>
+          <w:ilvl w:val="1"/>
+          <w:numId w:val="9101"/>
+        </w:numPr>
       </w:pPr>
       <w:r>
         <w:rPr>
           <w:rFonts w:ascii="Arial" w:hAnsi="Arial"/>
           <w:b w:val="0"/>
-          <w:i w:val="0"/>
           <w:sz w:val="24"/>
         </w:rPr>
-        <w:t>Average Daily Cost: $14.27</w:t>
+        <w:t xml:space="preserve">Average Daily Cost: </w:t>
+      </w:r>
+      <w:r>
+        <w:rPr>
+          <w:rFonts w:ascii="Arial" w:hAnsi="Arial"/>
+          <w:b/>
+          <w:sz w:val="24"/>
+        </w:rPr>
+        <w:t>$14.27</w:t>
       </w:r>
     </w:p>
     <w:p>
@@ -8320,12 +8738,16 @@
     <w:p>
       <w:pPr>
         <w:spacing w:before="0" w:after="40" w:line="240" w:lineRule="auto"/>
+        <w:ind w:left="533" w:hanging="360"/>
+        <w:numPr>
+          <w:ilvl w:val="0"/>
+          <w:numId w:val="9101"/>
+        </w:numPr>
       </w:pPr>
       <w:r>
         <w:rPr>
           <w:rFonts w:ascii="Arial" w:hAnsi="Arial"/>
           <w:b w:val="0"/>
-          <w:i w:val="0"/>
           <w:sz w:val="24"/>
         </w:rPr>
         <w:t>The costs increased by $10.03 due to usage of following services: EC2-Other, VPC, EC2-Instances.</w:t>
@@ -8334,13 +8756,17 @@
     <w:p>
       <w:pPr>
         <w:spacing w:before="0" w:after="120" w:line="240" w:lineRule="auto"/>
+        <w:ind w:left="533" w:hanging="360"/>
+        <w:numPr>
+          <w:ilvl w:val="0"/>
+          <w:numId w:val="9101"/>
+        </w:numPr>
       </w:pPr>
       <w:r>
         <w:rPr>
           <w:rFonts w:ascii="Arial" w:hAnsi="Arial"/>
           <w:b/>
-          <w:i w:val="0"/>
-          <w:sz w:val="22"/>
+          <w:sz w:val="24"/>
         </w:rPr>
         <w:t>No Activity performed by Operisoft in this account.</w:t>
       </w:r>
@@ -8619,6 +9045,7 @@
     <w:p>
       <w:pPr>
         <w:spacing w:before="0" w:after="40" w:line="240" w:lineRule="auto"/>
+        <w:jc w:val="center"/>
       </w:pPr>
       <w:bookmarkStart w:id="13" w:name="_acc_343218180162"/>
       <w:r>
@@ -8626,8 +9053,8 @@
           <w:rFonts w:ascii="Arial" w:hAnsi="Arial"/>
           <w:b/>
           <w:i w:val="0"/>
-          <w:color w:val="1F487C"/>
           <w:sz w:val="28"/>
+          <w:u w:val="single"/>
         </w:rPr>
         <w:t>Aptech-LAPA – 343218180162</w:t>
       </w:r>
@@ -8650,12 +9077,16 @@
     <w:p>
       <w:pPr>
         <w:spacing w:before="0" w:after="60" w:line="240" w:lineRule="auto"/>
+        <w:ind w:left="533" w:hanging="360"/>
+        <w:numPr>
+          <w:ilvl w:val="0"/>
+          <w:numId w:val="9101"/>
+        </w:numPr>
       </w:pPr>
       <w:r>
         <w:rPr>
           <w:rFonts w:ascii="Arial" w:hAnsi="Arial"/>
           <w:b/>
-          <w:i w:val="0"/>
           <w:sz w:val="24"/>
         </w:rPr>
         <w:t>Billing and Cost Overview</w:t>
@@ -8664,29 +9095,53 @@
     <w:p>
       <w:pPr>
         <w:spacing w:before="0" w:after="40" w:line="240" w:lineRule="auto"/>
+        <w:ind w:left="1354" w:hanging="360"/>
+        <w:numPr>
+          <w:ilvl w:val="1"/>
+          <w:numId w:val="9101"/>
+        </w:numPr>
       </w:pPr>
       <w:r>
         <w:rPr>
           <w:rFonts w:ascii="Arial" w:hAnsi="Arial"/>
           <w:b w:val="0"/>
-          <w:i w:val="0"/>
           <w:sz w:val="24"/>
         </w:rPr>
-        <w:t>Total cost for the week: $391.41</w:t>
+        <w:t xml:space="preserve">Total cost for the week: </w:t>
+      </w:r>
+      <w:r>
+        <w:rPr>
+          <w:rFonts w:ascii="Arial" w:hAnsi="Arial"/>
+          <w:b/>
+          <w:sz w:val="24"/>
+        </w:rPr>
+        <w:t>$391.41</w:t>
       </w:r>
     </w:p>
     <w:p>
       <w:pPr>
         <w:spacing w:before="0" w:after="80" w:line="240" w:lineRule="auto"/>
+        <w:ind w:left="1354" w:hanging="360"/>
+        <w:numPr>
+          <w:ilvl w:val="1"/>
+          <w:numId w:val="9101"/>
+        </w:numPr>
       </w:pPr>
       <w:r>
         <w:rPr>
           <w:rFonts w:ascii="Arial" w:hAnsi="Arial"/>
           <w:b w:val="0"/>
-          <w:i w:val="0"/>
           <w:sz w:val="24"/>
         </w:rPr>
-        <w:t>Average Daily Cost: $55.92</w:t>
+        <w:t xml:space="preserve">Average Daily Cost: </w:t>
+      </w:r>
+      <w:r>
+        <w:rPr>
+          <w:rFonts w:ascii="Arial" w:hAnsi="Arial"/>
+          <w:b/>
+          <w:sz w:val="24"/>
+        </w:rPr>
+        <w:t>$55.92</w:t>
       </w:r>
     </w:p>
     <w:p>
@@ -8772,12 +9227,16 @@
     <w:p>
       <w:pPr>
         <w:spacing w:before="0" w:after="40" w:line="240" w:lineRule="auto"/>
+        <w:ind w:left="533" w:hanging="360"/>
+        <w:numPr>
+          <w:ilvl w:val="0"/>
+          <w:numId w:val="9101"/>
+        </w:numPr>
       </w:pPr>
       <w:r>
         <w:rPr>
           <w:rFonts w:ascii="Arial" w:hAnsi="Arial"/>
           <w:b w:val="0"/>
-          <w:i w:val="0"/>
           <w:sz w:val="24"/>
         </w:rPr>
         <w:t>The costs increased by $5.14 due to usage of following services: Network Firewall.</w:t>
@@ -8786,13 +9245,17 @@
     <w:p>
       <w:pPr>
         <w:spacing w:before="0" w:after="120" w:line="240" w:lineRule="auto"/>
+        <w:ind w:left="533" w:hanging="360"/>
+        <w:numPr>
+          <w:ilvl w:val="0"/>
+          <w:numId w:val="9101"/>
+        </w:numPr>
       </w:pPr>
       <w:r>
         <w:rPr>
           <w:rFonts w:ascii="Arial" w:hAnsi="Arial"/>
           <w:b/>
-          <w:i w:val="0"/>
-          <w:sz w:val="22"/>
+          <w:sz w:val="24"/>
         </w:rPr>
         <w:t>No Activity performed by Operisoft in this account.</w:t>
       </w:r>
@@ -8864,6 +9327,7 @@
     <w:p>
       <w:pPr>
         <w:spacing w:before="0" w:after="40" w:line="240" w:lineRule="auto"/>
+        <w:jc w:val="center"/>
       </w:pPr>
       <w:bookmarkStart w:id="14" w:name="_acc_034362049944"/>
       <w:r>
@@ -8871,8 +9335,8 @@
           <w:rFonts w:ascii="Arial" w:hAnsi="Arial"/>
           <w:b/>
           <w:i w:val="0"/>
-          <w:color w:val="1F487C"/>
           <w:sz w:val="28"/>
+          <w:u w:val="single"/>
         </w:rPr>
         <w:t>Aptrack-Arena – 034362049944</w:t>
       </w:r>
@@ -8895,12 +9359,16 @@
     <w:p>
       <w:pPr>
         <w:spacing w:before="0" w:after="60" w:line="240" w:lineRule="auto"/>
+        <w:ind w:left="533" w:hanging="360"/>
+        <w:numPr>
+          <w:ilvl w:val="0"/>
+          <w:numId w:val="9101"/>
+        </w:numPr>
       </w:pPr>
       <w:r>
         <w:rPr>
           <w:rFonts w:ascii="Arial" w:hAnsi="Arial"/>
           <w:b/>
-          <w:i w:val="0"/>
           <w:sz w:val="24"/>
         </w:rPr>
         <w:t>Billing and Cost Overview</w:t>
@@ -8909,29 +9377,53 @@
     <w:p>
       <w:pPr>
         <w:spacing w:before="0" w:after="40" w:line="240" w:lineRule="auto"/>
+        <w:ind w:left="1354" w:hanging="360"/>
+        <w:numPr>
+          <w:ilvl w:val="1"/>
+          <w:numId w:val="9101"/>
+        </w:numPr>
       </w:pPr>
       <w:r>
         <w:rPr>
           <w:rFonts w:ascii="Arial" w:hAnsi="Arial"/>
           <w:b w:val="0"/>
-          <w:i w:val="0"/>
           <w:sz w:val="24"/>
         </w:rPr>
-        <w:t>Total cost for the week: $207.78</w:t>
+        <w:t xml:space="preserve">Total cost for the week: </w:t>
+      </w:r>
+      <w:r>
+        <w:rPr>
+          <w:rFonts w:ascii="Arial" w:hAnsi="Arial"/>
+          <w:b/>
+          <w:sz w:val="24"/>
+        </w:rPr>
+        <w:t>$207.78</w:t>
       </w:r>
     </w:p>
     <w:p>
       <w:pPr>
         <w:spacing w:before="0" w:after="80" w:line="240" w:lineRule="auto"/>
+        <w:ind w:left="1354" w:hanging="360"/>
+        <w:numPr>
+          <w:ilvl w:val="1"/>
+          <w:numId w:val="9101"/>
+        </w:numPr>
       </w:pPr>
       <w:r>
         <w:rPr>
           <w:rFonts w:ascii="Arial" w:hAnsi="Arial"/>
           <w:b w:val="0"/>
-          <w:i w:val="0"/>
           <w:sz w:val="24"/>
         </w:rPr>
-        <w:t>Average Daily Cost: $29.68</w:t>
+        <w:t xml:space="preserve">Average Daily Cost: </w:t>
+      </w:r>
+      <w:r>
+        <w:rPr>
+          <w:rFonts w:ascii="Arial" w:hAnsi="Arial"/>
+          <w:b/>
+          <w:sz w:val="24"/>
+        </w:rPr>
+        <w:t>$29.68</w:t>
       </w:r>
     </w:p>
     <w:p>
@@ -8942,7 +9434,7 @@
       <w:r>
         <w:drawing>
           <wp:inline xmlns:a="http://schemas.openxmlformats.org/drawingml/2006/main" xmlns:pic="http://schemas.openxmlformats.org/drawingml/2006/picture">
-            <wp:extent cx="5880614" cy="2306123"/>
+            <wp:extent cx="5863129" cy="2299266"/>
             <wp:docPr id="28" name="Picture 28"/>
             <wp:cNvGraphicFramePr>
               <a:graphicFrameLocks noChangeAspect="1"/>
@@ -8963,7 +9455,7 @@
                   <pic:spPr>
                     <a:xfrm>
                       <a:off x="0" y="0"/>
-                      <a:ext cx="5880614" cy="2306123"/>
+                      <a:ext cx="5863129" cy="2299266"/>
                     </a:xfrm>
                     <a:prstGeom prst="rect"/>
                   </pic:spPr>
@@ -8982,7 +9474,7 @@
       <w:r>
         <w:drawing>
           <wp:inline xmlns:a="http://schemas.openxmlformats.org/drawingml/2006/main" xmlns:pic="http://schemas.openxmlformats.org/drawingml/2006/picture">
-            <wp:extent cx="5880614" cy="2605919"/>
+            <wp:extent cx="5863129" cy="2598170"/>
             <wp:docPr id="29" name="Picture 29"/>
             <wp:cNvGraphicFramePr>
               <a:graphicFrameLocks noChangeAspect="1"/>
@@ -9003,7 +9495,7 @@
                   <pic:spPr>
                     <a:xfrm>
                       <a:off x="0" y="0"/>
-                      <a:ext cx="5880614" cy="2605919"/>
+                      <a:ext cx="5863129" cy="2598170"/>
                     </a:xfrm>
                     <a:prstGeom prst="rect"/>
                   </pic:spPr>
@@ -9031,12 +9523,16 @@
     <w:p>
       <w:pPr>
         <w:spacing w:before="0" w:after="40" w:line="240" w:lineRule="auto"/>
+        <w:ind w:left="533" w:hanging="360"/>
+        <w:numPr>
+          <w:ilvl w:val="0"/>
+          <w:numId w:val="9101"/>
+        </w:numPr>
       </w:pPr>
       <w:r>
         <w:rPr>
           <w:rFonts w:ascii="Arial" w:hAnsi="Arial"/>
           <w:b w:val="0"/>
-          <w:i w:val="0"/>
           <w:sz w:val="24"/>
         </w:rPr>
         <w:t>The costs increased by $7.23 due to usage of following services: VPC, Relational Database Service, EC2-Other.</w:t>
@@ -9045,13 +9541,17 @@
     <w:p>
       <w:pPr>
         <w:spacing w:before="0" w:after="120" w:line="240" w:lineRule="auto"/>
+        <w:ind w:left="533" w:hanging="360"/>
+        <w:numPr>
+          <w:ilvl w:val="0"/>
+          <w:numId w:val="9101"/>
+        </w:numPr>
       </w:pPr>
       <w:r>
         <w:rPr>
           <w:rFonts w:ascii="Arial" w:hAnsi="Arial"/>
           <w:b/>
-          <w:i w:val="0"/>
-          <w:sz w:val="22"/>
+          <w:sz w:val="24"/>
         </w:rPr>
         <w:t>No Activity performed by Operisoft in this account.</w:t>
       </w:r>
@@ -9496,6 +9996,7 @@
     <w:p>
       <w:pPr>
         <w:spacing w:before="0" w:after="40" w:line="240" w:lineRule="auto"/>
+        <w:jc w:val="center"/>
       </w:pPr>
       <w:bookmarkStart w:id="15" w:name="_acc_985539791413"/>
       <w:r>
@@ -9503,8 +10004,8 @@
           <w:rFonts w:ascii="Arial" w:hAnsi="Arial"/>
           <w:b/>
           <w:i w:val="0"/>
-          <w:color w:val="1F487C"/>
           <w:sz w:val="28"/>
+          <w:u w:val="single"/>
         </w:rPr>
         <w:t>Aptech Avalon – 985539791413</w:t>
       </w:r>
@@ -9527,12 +10028,16 @@
     <w:p>
       <w:pPr>
         <w:spacing w:before="0" w:after="60" w:line="240" w:lineRule="auto"/>
+        <w:ind w:left="533" w:hanging="360"/>
+        <w:numPr>
+          <w:ilvl w:val="0"/>
+          <w:numId w:val="9101"/>
+        </w:numPr>
       </w:pPr>
       <w:r>
         <w:rPr>
           <w:rFonts w:ascii="Arial" w:hAnsi="Arial"/>
           <w:b/>
-          <w:i w:val="0"/>
           <w:sz w:val="24"/>
         </w:rPr>
         <w:t>Billing and Cost Overview</w:t>
@@ -9541,29 +10046,53 @@
     <w:p>
       <w:pPr>
         <w:spacing w:before="0" w:after="40" w:line="240" w:lineRule="auto"/>
+        <w:ind w:left="1354" w:hanging="360"/>
+        <w:numPr>
+          <w:ilvl w:val="1"/>
+          <w:numId w:val="9101"/>
+        </w:numPr>
       </w:pPr>
       <w:r>
         <w:rPr>
           <w:rFonts w:ascii="Arial" w:hAnsi="Arial"/>
           <w:b w:val="0"/>
-          <w:i w:val="0"/>
           <w:sz w:val="24"/>
         </w:rPr>
-        <w:t>Total cost for the week: $997.82</w:t>
+        <w:t xml:space="preserve">Total cost for the week: </w:t>
+      </w:r>
+      <w:r>
+        <w:rPr>
+          <w:rFonts w:ascii="Arial" w:hAnsi="Arial"/>
+          <w:b/>
+          <w:sz w:val="24"/>
+        </w:rPr>
+        <w:t>$997.82</w:t>
       </w:r>
     </w:p>
     <w:p>
       <w:pPr>
         <w:spacing w:before="0" w:after="80" w:line="240" w:lineRule="auto"/>
+        <w:ind w:left="1354" w:hanging="360"/>
+        <w:numPr>
+          <w:ilvl w:val="1"/>
+          <w:numId w:val="9101"/>
+        </w:numPr>
       </w:pPr>
       <w:r>
         <w:rPr>
           <w:rFonts w:ascii="Arial" w:hAnsi="Arial"/>
           <w:b w:val="0"/>
-          <w:i w:val="0"/>
           <w:sz w:val="24"/>
         </w:rPr>
-        <w:t>Average Daily Cost: $142.55</w:t>
+        <w:t xml:space="preserve">Average Daily Cost: </w:t>
+      </w:r>
+      <w:r>
+        <w:rPr>
+          <w:rFonts w:ascii="Arial" w:hAnsi="Arial"/>
+          <w:b/>
+          <w:sz w:val="24"/>
+        </w:rPr>
+        <w:t>$142.55</w:t>
       </w:r>
     </w:p>
     <w:p>
@@ -9574,7 +10103,7 @@
       <w:r>
         <w:drawing>
           <wp:inline xmlns:a="http://schemas.openxmlformats.org/drawingml/2006/main" xmlns:pic="http://schemas.openxmlformats.org/drawingml/2006/picture">
-            <wp:extent cx="5939586" cy="2329249"/>
+            <wp:extent cx="5922618" cy="2322595"/>
             <wp:docPr id="30" name="Picture 30"/>
             <wp:cNvGraphicFramePr>
               <a:graphicFrameLocks noChangeAspect="1"/>
@@ -9595,7 +10124,7 @@
                   <pic:spPr>
                     <a:xfrm>
                       <a:off x="0" y="0"/>
-                      <a:ext cx="5939586" cy="2329249"/>
+                      <a:ext cx="5922618" cy="2322595"/>
                     </a:xfrm>
                     <a:prstGeom prst="rect"/>
                   </pic:spPr>
@@ -9614,7 +10143,7 @@
       <w:r>
         <w:drawing>
           <wp:inline xmlns:a="http://schemas.openxmlformats.org/drawingml/2006/main" xmlns:pic="http://schemas.openxmlformats.org/drawingml/2006/picture">
-            <wp:extent cx="5939586" cy="2783453"/>
+            <wp:extent cx="5922618" cy="2775501"/>
             <wp:docPr id="31" name="Picture 31"/>
             <wp:cNvGraphicFramePr>
               <a:graphicFrameLocks noChangeAspect="1"/>
@@ -9635,7 +10164,7 @@
                   <pic:spPr>
                     <a:xfrm>
                       <a:off x="0" y="0"/>
-                      <a:ext cx="5939586" cy="2783453"/>
+                      <a:ext cx="5922618" cy="2775501"/>
                     </a:xfrm>
                     <a:prstGeom prst="rect"/>
                   </pic:spPr>
@@ -9649,12 +10178,16 @@
     <w:p>
       <w:pPr>
         <w:spacing w:before="0" w:after="40" w:line="240" w:lineRule="auto"/>
+        <w:ind w:left="533" w:hanging="360"/>
+        <w:numPr>
+          <w:ilvl w:val="0"/>
+          <w:numId w:val="9101"/>
+        </w:numPr>
       </w:pPr>
       <w:r>
         <w:rPr>
           <w:rFonts w:ascii="Arial" w:hAnsi="Arial"/>
           <w:b w:val="0"/>
-          <w:i w:val="0"/>
           <w:sz w:val="24"/>
         </w:rPr>
         <w:t>The costs decreased by $12.03 due to usage of following services: VPC, CloudFront, CloudTrail.</w:t>
@@ -9663,13 +10196,17 @@
     <w:p>
       <w:pPr>
         <w:spacing w:before="0" w:after="120" w:line="240" w:lineRule="auto"/>
+        <w:ind w:left="533" w:hanging="360"/>
+        <w:numPr>
+          <w:ilvl w:val="0"/>
+          <w:numId w:val="9101"/>
+        </w:numPr>
       </w:pPr>
       <w:r>
         <w:rPr>
           <w:rFonts w:ascii="Arial" w:hAnsi="Arial"/>
           <w:b/>
-          <w:i w:val="0"/>
-          <w:sz w:val="22"/>
+          <w:sz w:val="24"/>
         </w:rPr>
         <w:t>No Activity performed by Operisoft in this account.</w:t>
       </w:r>
@@ -10114,6 +10651,7 @@
     <w:p>
       <w:pPr>
         <w:spacing w:before="0" w:after="40" w:line="240" w:lineRule="auto"/>
+        <w:jc w:val="center"/>
       </w:pPr>
       <w:bookmarkStart w:id="16" w:name="_acc_166185345052"/>
       <w:r>
@@ -10121,8 +10659,8 @@
           <w:rFonts w:ascii="Arial" w:hAnsi="Arial"/>
           <w:b/>
           <w:i w:val="0"/>
-          <w:color w:val="1F487C"/>
           <w:sz w:val="28"/>
+          <w:u w:val="single"/>
         </w:rPr>
         <w:t>Aptech AI Applications – 166185345052</w:t>
       </w:r>
@@ -10145,12 +10683,16 @@
     <w:p>
       <w:pPr>
         <w:spacing w:before="0" w:after="60" w:line="240" w:lineRule="auto"/>
+        <w:ind w:left="533" w:hanging="360"/>
+        <w:numPr>
+          <w:ilvl w:val="0"/>
+          <w:numId w:val="9101"/>
+        </w:numPr>
       </w:pPr>
       <w:r>
         <w:rPr>
           <w:rFonts w:ascii="Arial" w:hAnsi="Arial"/>
           <w:b/>
-          <w:i w:val="0"/>
           <w:sz w:val="24"/>
         </w:rPr>
         <w:t>Billing and Cost Overview</w:t>
@@ -10159,29 +10701,53 @@
     <w:p>
       <w:pPr>
         <w:spacing w:before="0" w:after="40" w:line="240" w:lineRule="auto"/>
+        <w:ind w:left="1354" w:hanging="360"/>
+        <w:numPr>
+          <w:ilvl w:val="1"/>
+          <w:numId w:val="9101"/>
+        </w:numPr>
       </w:pPr>
       <w:r>
         <w:rPr>
           <w:rFonts w:ascii="Arial" w:hAnsi="Arial"/>
           <w:b w:val="0"/>
-          <w:i w:val="0"/>
           <w:sz w:val="24"/>
         </w:rPr>
-        <w:t>Total cost for the week: $928.71</w:t>
+        <w:t xml:space="preserve">Total cost for the week: </w:t>
+      </w:r>
+      <w:r>
+        <w:rPr>
+          <w:rFonts w:ascii="Arial" w:hAnsi="Arial"/>
+          <w:b/>
+          <w:sz w:val="24"/>
+        </w:rPr>
+        <w:t>$928.71</w:t>
       </w:r>
     </w:p>
     <w:p>
       <w:pPr>
         <w:spacing w:before="0" w:after="80" w:line="240" w:lineRule="auto"/>
+        <w:ind w:left="1354" w:hanging="360"/>
+        <w:numPr>
+          <w:ilvl w:val="1"/>
+          <w:numId w:val="9101"/>
+        </w:numPr>
       </w:pPr>
       <w:r>
         <w:rPr>
           <w:rFonts w:ascii="Arial" w:hAnsi="Arial"/>
           <w:b w:val="0"/>
-          <w:i w:val="0"/>
           <w:sz w:val="24"/>
         </w:rPr>
-        <w:t>Average Daily Cost: $132.67</w:t>
+        <w:t xml:space="preserve">Average Daily Cost: </w:t>
+      </w:r>
+      <w:r>
+        <w:rPr>
+          <w:rFonts w:ascii="Arial" w:hAnsi="Arial"/>
+          <w:b/>
+          <w:sz w:val="24"/>
+        </w:rPr>
+        <w:t>$132.67</w:t>
       </w:r>
     </w:p>
     <w:p>
@@ -10267,12 +10833,16 @@
     <w:p>
       <w:pPr>
         <w:spacing w:before="0" w:after="40" w:line="240" w:lineRule="auto"/>
+        <w:ind w:left="533" w:hanging="360"/>
+        <w:numPr>
+          <w:ilvl w:val="0"/>
+          <w:numId w:val="9101"/>
+        </w:numPr>
       </w:pPr>
       <w:r>
         <w:rPr>
           <w:rFonts w:ascii="Arial" w:hAnsi="Arial"/>
           <w:b w:val="0"/>
-          <w:i w:val="0"/>
           <w:sz w:val="24"/>
         </w:rPr>
         <w:t>The costs decreased by $151.24 due to usage of following services: VPC, EC2-Other, CloudWatch.</w:t>
@@ -10281,13 +10851,17 @@
     <w:p>
       <w:pPr>
         <w:spacing w:before="0" w:after="120" w:line="240" w:lineRule="auto"/>
+        <w:ind w:left="533" w:hanging="360"/>
+        <w:numPr>
+          <w:ilvl w:val="0"/>
+          <w:numId w:val="9101"/>
+        </w:numPr>
       </w:pPr>
       <w:r>
         <w:rPr>
           <w:rFonts w:ascii="Arial" w:hAnsi="Arial"/>
           <w:b/>
-          <w:i w:val="0"/>
-          <w:sz w:val="22"/>
+          <w:sz w:val="24"/>
         </w:rPr>
         <w:t>No Activity performed by Operisoft in this account.</w:t>
       </w:r>
@@ -10359,6 +10933,7 @@
     <w:p>
       <w:pPr>
         <w:spacing w:before="0" w:after="40" w:line="240" w:lineRule="auto"/>
+        <w:jc w:val="center"/>
       </w:pPr>
       <w:bookmarkStart w:id="17" w:name="_acc_377555974222"/>
       <w:r>
@@ -10366,8 +10941,8 @@
           <w:rFonts w:ascii="Arial" w:hAnsi="Arial"/>
           <w:b/>
           <w:i w:val="0"/>
-          <w:color w:val="1F487C"/>
           <w:sz w:val="28"/>
+          <w:u w:val="single"/>
         </w:rPr>
         <w:t>Aptrack AR_VR_MAAC – 377555974222</w:t>
       </w:r>
@@ -10390,12 +10965,16 @@
     <w:p>
       <w:pPr>
         <w:spacing w:before="0" w:after="60" w:line="240" w:lineRule="auto"/>
+        <w:ind w:left="533" w:hanging="360"/>
+        <w:numPr>
+          <w:ilvl w:val="0"/>
+          <w:numId w:val="9101"/>
+        </w:numPr>
       </w:pPr>
       <w:r>
         <w:rPr>
           <w:rFonts w:ascii="Arial" w:hAnsi="Arial"/>
           <w:b/>
-          <w:i w:val="0"/>
           <w:sz w:val="24"/>
         </w:rPr>
         <w:t>Billing and Cost Overview</w:t>
@@ -10404,29 +10983,53 @@
     <w:p>
       <w:pPr>
         <w:spacing w:before="0" w:after="40" w:line="240" w:lineRule="auto"/>
+        <w:ind w:left="1354" w:hanging="360"/>
+        <w:numPr>
+          <w:ilvl w:val="1"/>
+          <w:numId w:val="9101"/>
+        </w:numPr>
       </w:pPr>
       <w:r>
         <w:rPr>
           <w:rFonts w:ascii="Arial" w:hAnsi="Arial"/>
           <w:b w:val="0"/>
-          <w:i w:val="0"/>
           <w:sz w:val="24"/>
         </w:rPr>
-        <w:t>Total cost for the week: $1,328.16</w:t>
+        <w:t xml:space="preserve">Total cost for the week: </w:t>
+      </w:r>
+      <w:r>
+        <w:rPr>
+          <w:rFonts w:ascii="Arial" w:hAnsi="Arial"/>
+          <w:b/>
+          <w:sz w:val="24"/>
+        </w:rPr>
+        <w:t>$1,328.16</w:t>
       </w:r>
     </w:p>
     <w:p>
       <w:pPr>
         <w:spacing w:before="0" w:after="80" w:line="240" w:lineRule="auto"/>
+        <w:ind w:left="1354" w:hanging="360"/>
+        <w:numPr>
+          <w:ilvl w:val="1"/>
+          <w:numId w:val="9101"/>
+        </w:numPr>
       </w:pPr>
       <w:r>
         <w:rPr>
           <w:rFonts w:ascii="Arial" w:hAnsi="Arial"/>
           <w:b w:val="0"/>
-          <w:i w:val="0"/>
           <w:sz w:val="24"/>
         </w:rPr>
-        <w:t>Average Daily Cost: $189.74</w:t>
+        <w:t xml:space="preserve">Average Daily Cost: </w:t>
+      </w:r>
+      <w:r>
+        <w:rPr>
+          <w:rFonts w:ascii="Arial" w:hAnsi="Arial"/>
+          <w:b/>
+          <w:sz w:val="24"/>
+        </w:rPr>
+        <w:t>$189.74</w:t>
       </w:r>
     </w:p>
     <w:p>
@@ -10512,12 +11115,16 @@
     <w:p>
       <w:pPr>
         <w:spacing w:before="0" w:after="40" w:line="240" w:lineRule="auto"/>
+        <w:ind w:left="533" w:hanging="360"/>
+        <w:numPr>
+          <w:ilvl w:val="0"/>
+          <w:numId w:val="9101"/>
+        </w:numPr>
       </w:pPr>
       <w:r>
         <w:rPr>
           <w:rFonts w:ascii="Arial" w:hAnsi="Arial"/>
           <w:b w:val="0"/>
-          <w:i w:val="0"/>
           <w:sz w:val="24"/>
         </w:rPr>
         <w:t>The costs increased by $78.63 due to usage of following services: EC2-Other, Network Firewall, CloudWatch.</w:t>
@@ -10526,13 +11133,17 @@
     <w:p>
       <w:pPr>
         <w:spacing w:before="0" w:after="120" w:line="240" w:lineRule="auto"/>
+        <w:ind w:left="533" w:hanging="360"/>
+        <w:numPr>
+          <w:ilvl w:val="0"/>
+          <w:numId w:val="9101"/>
+        </w:numPr>
       </w:pPr>
       <w:r>
         <w:rPr>
           <w:rFonts w:ascii="Arial" w:hAnsi="Arial"/>
           <w:b/>
-          <w:i w:val="0"/>
-          <w:sz w:val="22"/>
+          <w:sz w:val="24"/>
         </w:rPr>
         <w:t>No Activity performed by Operisoft in this account.</w:t>
       </w:r>
@@ -10894,6 +11505,7 @@
     <w:p>
       <w:pPr>
         <w:spacing w:before="0" w:after="40" w:line="240" w:lineRule="auto"/>
+        <w:jc w:val="center"/>
       </w:pPr>
       <w:bookmarkStart w:id="18" w:name="_acc_637423329781"/>
       <w:r>
@@ -10901,8 +11513,8 @@
           <w:rFonts w:ascii="Arial" w:hAnsi="Arial"/>
           <w:b/>
           <w:i w:val="0"/>
-          <w:color w:val="1F487C"/>
           <w:sz w:val="28"/>
+          <w:u w:val="single"/>
         </w:rPr>
         <w:t>Aptrack - 2.0 - Log archive [MEL] – 637423329781</w:t>
       </w:r>
@@ -10925,12 +11537,16 @@
     <w:p>
       <w:pPr>
         <w:spacing w:before="0" w:after="60" w:line="240" w:lineRule="auto"/>
+        <w:ind w:left="533" w:hanging="360"/>
+        <w:numPr>
+          <w:ilvl w:val="0"/>
+          <w:numId w:val="9101"/>
+        </w:numPr>
       </w:pPr>
       <w:r>
         <w:rPr>
           <w:rFonts w:ascii="Arial" w:hAnsi="Arial"/>
           <w:b/>
-          <w:i w:val="0"/>
           <w:sz w:val="24"/>
         </w:rPr>
         <w:t>Billing and Cost Overview</w:t>
@@ -10939,29 +11555,53 @@
     <w:p>
       <w:pPr>
         <w:spacing w:before="0" w:after="40" w:line="240" w:lineRule="auto"/>
+        <w:ind w:left="1354" w:hanging="360"/>
+        <w:numPr>
+          <w:ilvl w:val="1"/>
+          <w:numId w:val="9101"/>
+        </w:numPr>
       </w:pPr>
       <w:r>
         <w:rPr>
           <w:rFonts w:ascii="Arial" w:hAnsi="Arial"/>
           <w:b w:val="0"/>
-          <w:i w:val="0"/>
           <w:sz w:val="24"/>
         </w:rPr>
-        <w:t>Total cost for the week: $90.81</w:t>
+        <w:t xml:space="preserve">Total cost for the week: </w:t>
+      </w:r>
+      <w:r>
+        <w:rPr>
+          <w:rFonts w:ascii="Arial" w:hAnsi="Arial"/>
+          <w:b/>
+          <w:sz w:val="24"/>
+        </w:rPr>
+        <w:t>$90.81</w:t>
       </w:r>
     </w:p>
     <w:p>
       <w:pPr>
         <w:spacing w:before="0" w:after="80" w:line="240" w:lineRule="auto"/>
+        <w:ind w:left="1354" w:hanging="360"/>
+        <w:numPr>
+          <w:ilvl w:val="1"/>
+          <w:numId w:val="9101"/>
+        </w:numPr>
       </w:pPr>
       <w:r>
         <w:rPr>
           <w:rFonts w:ascii="Arial" w:hAnsi="Arial"/>
           <w:b w:val="0"/>
-          <w:i w:val="0"/>
           <w:sz w:val="24"/>
         </w:rPr>
-        <w:t>Average Daily Cost: $12.97</w:t>
+        <w:t xml:space="preserve">Average Daily Cost: </w:t>
+      </w:r>
+      <w:r>
+        <w:rPr>
+          <w:rFonts w:ascii="Arial" w:hAnsi="Arial"/>
+          <w:b/>
+          <w:sz w:val="24"/>
+        </w:rPr>
+        <w:t>$12.97</w:t>
       </w:r>
     </w:p>
     <w:p>
@@ -11061,12 +11701,16 @@
     <w:p>
       <w:pPr>
         <w:spacing w:before="0" w:after="40" w:line="240" w:lineRule="auto"/>
+        <w:ind w:left="533" w:hanging="360"/>
+        <w:numPr>
+          <w:ilvl w:val="0"/>
+          <w:numId w:val="9101"/>
+        </w:numPr>
       </w:pPr>
       <w:r>
         <w:rPr>
           <w:rFonts w:ascii="Arial" w:hAnsi="Arial"/>
           <w:b w:val="0"/>
-          <w:i w:val="0"/>
           <w:sz w:val="24"/>
         </w:rPr>
         <w:t>The costs decreased by $7.81 due to usage of following services: VPC.</w:t>
@@ -11075,13 +11719,17 @@
     <w:p>
       <w:pPr>
         <w:spacing w:before="0" w:after="120" w:line="240" w:lineRule="auto"/>
+        <w:ind w:left="533" w:hanging="360"/>
+        <w:numPr>
+          <w:ilvl w:val="0"/>
+          <w:numId w:val="9101"/>
+        </w:numPr>
       </w:pPr>
       <w:r>
         <w:rPr>
           <w:rFonts w:ascii="Arial" w:hAnsi="Arial"/>
           <w:b/>
-          <w:i w:val="0"/>
-          <w:sz w:val="22"/>
+          <w:sz w:val="24"/>
         </w:rPr>
         <w:t>No Activity performed by Operisoft in this account.</w:t>
       </w:r>
@@ -11360,6 +12008,7 @@
     <w:p>
       <w:pPr>
         <w:spacing w:before="0" w:after="40" w:line="240" w:lineRule="auto"/>
+        <w:jc w:val="center"/>
       </w:pPr>
       <w:bookmarkStart w:id="19" w:name="_acc_622050225451"/>
       <w:r>
@@ -11367,8 +12016,8 @@
           <w:rFonts w:ascii="Arial" w:hAnsi="Arial"/>
           <w:b/>
           <w:i w:val="0"/>
-          <w:color w:val="1F487C"/>
           <w:sz w:val="28"/>
+          <w:u w:val="single"/>
         </w:rPr>
         <w:t>Aptech-Domains – 622050225451</w:t>
       </w:r>
@@ -11391,12 +12040,16 @@
     <w:p>
       <w:pPr>
         <w:spacing w:before="0" w:after="60" w:line="240" w:lineRule="auto"/>
+        <w:ind w:left="533" w:hanging="360"/>
+        <w:numPr>
+          <w:ilvl w:val="0"/>
+          <w:numId w:val="9101"/>
+        </w:numPr>
       </w:pPr>
       <w:r>
         <w:rPr>
           <w:rFonts w:ascii="Arial" w:hAnsi="Arial"/>
           <w:b/>
-          <w:i w:val="0"/>
           <w:sz w:val="24"/>
         </w:rPr>
         <w:t>Billing and Cost Overview</w:t>
@@ -11405,29 +12058,53 @@
     <w:p>
       <w:pPr>
         <w:spacing w:before="0" w:after="40" w:line="240" w:lineRule="auto"/>
+        <w:ind w:left="1354" w:hanging="360"/>
+        <w:numPr>
+          <w:ilvl w:val="1"/>
+          <w:numId w:val="9101"/>
+        </w:numPr>
       </w:pPr>
       <w:r>
         <w:rPr>
           <w:rFonts w:ascii="Arial" w:hAnsi="Arial"/>
           <w:b w:val="0"/>
-          <w:i w:val="0"/>
           <w:sz w:val="24"/>
         </w:rPr>
-        <w:t>Total cost for the week: $435.62</w:t>
+        <w:t xml:space="preserve">Total cost for the week: </w:t>
+      </w:r>
+      <w:r>
+        <w:rPr>
+          <w:rFonts w:ascii="Arial" w:hAnsi="Arial"/>
+          <w:b/>
+          <w:sz w:val="24"/>
+        </w:rPr>
+        <w:t>$435.62</w:t>
       </w:r>
     </w:p>
     <w:p>
       <w:pPr>
         <w:spacing w:before="0" w:after="80" w:line="240" w:lineRule="auto"/>
+        <w:ind w:left="1354" w:hanging="360"/>
+        <w:numPr>
+          <w:ilvl w:val="1"/>
+          <w:numId w:val="9101"/>
+        </w:numPr>
       </w:pPr>
       <w:r>
         <w:rPr>
           <w:rFonts w:ascii="Arial" w:hAnsi="Arial"/>
           <w:b w:val="0"/>
-          <w:i w:val="0"/>
           <w:sz w:val="24"/>
         </w:rPr>
-        <w:t>Average Daily Cost: $62.23</w:t>
+        <w:t xml:space="preserve">Average Daily Cost: </w:t>
+      </w:r>
+      <w:r>
+        <w:rPr>
+          <w:rFonts w:ascii="Arial" w:hAnsi="Arial"/>
+          <w:b/>
+          <w:sz w:val="24"/>
+        </w:rPr>
+        <w:t>$62.23</w:t>
       </w:r>
     </w:p>
     <w:p>
@@ -11527,12 +12204,16 @@
     <w:p>
       <w:pPr>
         <w:spacing w:before="0" w:after="40" w:line="240" w:lineRule="auto"/>
+        <w:ind w:left="533" w:hanging="360"/>
+        <w:numPr>
+          <w:ilvl w:val="0"/>
+          <w:numId w:val="9101"/>
+        </w:numPr>
       </w:pPr>
       <w:r>
         <w:rPr>
           <w:rFonts w:ascii="Arial" w:hAnsi="Arial"/>
           <w:b w:val="0"/>
-          <w:i w:val="0"/>
           <w:sz w:val="24"/>
         </w:rPr>
         <w:t>The costs decreased by $86.47 due to usage of following services: Network Firewall, EC2-Instances.</w:t>
@@ -11541,13 +12222,17 @@
     <w:p>
       <w:pPr>
         <w:spacing w:before="0" w:after="120" w:line="240" w:lineRule="auto"/>
+        <w:ind w:left="533" w:hanging="360"/>
+        <w:numPr>
+          <w:ilvl w:val="0"/>
+          <w:numId w:val="9101"/>
+        </w:numPr>
       </w:pPr>
       <w:r>
         <w:rPr>
           <w:rFonts w:ascii="Arial" w:hAnsi="Arial"/>
           <w:b/>
-          <w:i w:val="0"/>
-          <w:sz w:val="22"/>
+          <w:sz w:val="24"/>
         </w:rPr>
         <w:t>No Activity performed by Operisoft in this account.</w:t>
       </w:r>
@@ -11619,6 +12304,7 @@
     <w:p>
       <w:pPr>
         <w:spacing w:before="0" w:after="40" w:line="240" w:lineRule="auto"/>
+        <w:jc w:val="center"/>
       </w:pPr>
       <w:bookmarkStart w:id="20" w:name="_acc_851725245759"/>
       <w:r>
@@ -11626,8 +12312,8 @@
           <w:rFonts w:ascii="Arial" w:hAnsi="Arial"/>
           <w:b/>
           <w:i w:val="0"/>
-          <w:color w:val="1F487C"/>
           <w:sz w:val="28"/>
+          <w:u w:val="single"/>
         </w:rPr>
         <w:t>Aptrack - 2.0 - Audit [MEL] – 851725245759</w:t>
       </w:r>
@@ -11650,12 +12336,16 @@
     <w:p>
       <w:pPr>
         <w:spacing w:before="0" w:after="60" w:line="240" w:lineRule="auto"/>
+        <w:ind w:left="533" w:hanging="360"/>
+        <w:numPr>
+          <w:ilvl w:val="0"/>
+          <w:numId w:val="9101"/>
+        </w:numPr>
       </w:pPr>
       <w:r>
         <w:rPr>
           <w:rFonts w:ascii="Arial" w:hAnsi="Arial"/>
           <w:b/>
-          <w:i w:val="0"/>
           <w:sz w:val="24"/>
         </w:rPr>
         <w:t>Billing and Cost Overview</w:t>
@@ -11664,29 +12354,53 @@
     <w:p>
       <w:pPr>
         <w:spacing w:before="0" w:after="40" w:line="240" w:lineRule="auto"/>
+        <w:ind w:left="1354" w:hanging="360"/>
+        <w:numPr>
+          <w:ilvl w:val="1"/>
+          <w:numId w:val="9101"/>
+        </w:numPr>
       </w:pPr>
       <w:r>
         <w:rPr>
           <w:rFonts w:ascii="Arial" w:hAnsi="Arial"/>
           <w:b w:val="0"/>
-          <w:i w:val="0"/>
           <w:sz w:val="24"/>
         </w:rPr>
-        <w:t>Total cost for the week: $169.33</w:t>
+        <w:t xml:space="preserve">Total cost for the week: </w:t>
+      </w:r>
+      <w:r>
+        <w:rPr>
+          <w:rFonts w:ascii="Arial" w:hAnsi="Arial"/>
+          <w:b/>
+          <w:sz w:val="24"/>
+        </w:rPr>
+        <w:t>$169.33</w:t>
       </w:r>
     </w:p>
     <w:p>
       <w:pPr>
         <w:spacing w:before="0" w:after="80" w:line="240" w:lineRule="auto"/>
+        <w:ind w:left="1354" w:hanging="360"/>
+        <w:numPr>
+          <w:ilvl w:val="1"/>
+          <w:numId w:val="9101"/>
+        </w:numPr>
       </w:pPr>
       <w:r>
         <w:rPr>
           <w:rFonts w:ascii="Arial" w:hAnsi="Arial"/>
           <w:b w:val="0"/>
-          <w:i w:val="0"/>
           <w:sz w:val="24"/>
         </w:rPr>
-        <w:t>Average Daily Cost: $24.19</w:t>
+        <w:t xml:space="preserve">Average Daily Cost: </w:t>
+      </w:r>
+      <w:r>
+        <w:rPr>
+          <w:rFonts w:ascii="Arial" w:hAnsi="Arial"/>
+          <w:b/>
+          <w:sz w:val="24"/>
+        </w:rPr>
+        <w:t>$24.19</w:t>
       </w:r>
     </w:p>
     <w:p>
@@ -11786,12 +12500,16 @@
     <w:p>
       <w:pPr>
         <w:spacing w:before="0" w:after="40" w:line="240" w:lineRule="auto"/>
+        <w:ind w:left="533" w:hanging="360"/>
+        <w:numPr>
+          <w:ilvl w:val="0"/>
+          <w:numId w:val="9101"/>
+        </w:numPr>
       </w:pPr>
       <w:r>
         <w:rPr>
           <w:rFonts w:ascii="Arial" w:hAnsi="Arial"/>
           <w:b w:val="0"/>
-          <w:i w:val="0"/>
           <w:sz w:val="24"/>
         </w:rPr>
         <w:t>The costs increased by $2.31 due to usage of following services: EC2-Other.</w:t>
@@ -11800,13 +12518,17 @@
     <w:p>
       <w:pPr>
         <w:spacing w:before="0" w:after="120" w:line="240" w:lineRule="auto"/>
+        <w:ind w:left="533" w:hanging="360"/>
+        <w:numPr>
+          <w:ilvl w:val="0"/>
+          <w:numId w:val="9101"/>
+        </w:numPr>
       </w:pPr>
       <w:r>
         <w:rPr>
           <w:rFonts w:ascii="Arial" w:hAnsi="Arial"/>
           <w:b/>
-          <w:i w:val="0"/>
-          <w:sz w:val="22"/>
+          <w:sz w:val="24"/>
         </w:rPr>
         <w:t>No Activity performed by Operisoft in this account.</w:t>
       </w:r>
@@ -12251,6 +12973,7 @@
     <w:p>
       <w:pPr>
         <w:spacing w:before="0" w:after="40" w:line="240" w:lineRule="auto"/>
+        <w:jc w:val="center"/>
       </w:pPr>
       <w:bookmarkStart w:id="21" w:name="_acc_470684059456"/>
       <w:r>
@@ -12258,8 +12981,8 @@
           <w:rFonts w:ascii="Arial" w:hAnsi="Arial"/>
           <w:b/>
           <w:i w:val="0"/>
-          <w:color w:val="1F487C"/>
           <w:sz w:val="28"/>
+          <w:u w:val="single"/>
         </w:rPr>
         <w:t>Aptech International – 470684059456</w:t>
       </w:r>
@@ -12282,12 +13005,16 @@
     <w:p>
       <w:pPr>
         <w:spacing w:before="0" w:after="60" w:line="240" w:lineRule="auto"/>
+        <w:ind w:left="533" w:hanging="360"/>
+        <w:numPr>
+          <w:ilvl w:val="0"/>
+          <w:numId w:val="9101"/>
+        </w:numPr>
       </w:pPr>
       <w:r>
         <w:rPr>
           <w:rFonts w:ascii="Arial" w:hAnsi="Arial"/>
           <w:b/>
-          <w:i w:val="0"/>
           <w:sz w:val="24"/>
         </w:rPr>
         <w:t>Billing and Cost Overview</w:t>
@@ -12296,29 +13023,53 @@
     <w:p>
       <w:pPr>
         <w:spacing w:before="0" w:after="40" w:line="240" w:lineRule="auto"/>
+        <w:ind w:left="1354" w:hanging="360"/>
+        <w:numPr>
+          <w:ilvl w:val="1"/>
+          <w:numId w:val="9101"/>
+        </w:numPr>
       </w:pPr>
       <w:r>
         <w:rPr>
           <w:rFonts w:ascii="Arial" w:hAnsi="Arial"/>
           <w:b w:val="0"/>
-          <w:i w:val="0"/>
           <w:sz w:val="24"/>
         </w:rPr>
-        <w:t>Total cost for the week: $196.24</w:t>
+        <w:t xml:space="preserve">Total cost for the week: </w:t>
+      </w:r>
+      <w:r>
+        <w:rPr>
+          <w:rFonts w:ascii="Arial" w:hAnsi="Arial"/>
+          <w:b/>
+          <w:sz w:val="24"/>
+        </w:rPr>
+        <w:t>$196.24</w:t>
       </w:r>
     </w:p>
     <w:p>
       <w:pPr>
         <w:spacing w:before="0" w:after="80" w:line="240" w:lineRule="auto"/>
+        <w:ind w:left="1354" w:hanging="360"/>
+        <w:numPr>
+          <w:ilvl w:val="1"/>
+          <w:numId w:val="9101"/>
+        </w:numPr>
       </w:pPr>
       <w:r>
         <w:rPr>
           <w:rFonts w:ascii="Arial" w:hAnsi="Arial"/>
           <w:b w:val="0"/>
-          <w:i w:val="0"/>
           <w:sz w:val="24"/>
         </w:rPr>
-        <w:t>Average Daily Cost: $28.03</w:t>
+        <w:t xml:space="preserve">Average Daily Cost: </w:t>
+      </w:r>
+      <w:r>
+        <w:rPr>
+          <w:rFonts w:ascii="Arial" w:hAnsi="Arial"/>
+          <w:b/>
+          <w:sz w:val="24"/>
+        </w:rPr>
+        <w:t>$28.03</w:t>
       </w:r>
     </w:p>
     <w:p>
@@ -12418,12 +13169,16 @@
     <w:p>
       <w:pPr>
         <w:spacing w:before="0" w:after="40" w:line="240" w:lineRule="auto"/>
+        <w:ind w:left="533" w:hanging="360"/>
+        <w:numPr>
+          <w:ilvl w:val="0"/>
+          <w:numId w:val="9101"/>
+        </w:numPr>
       </w:pPr>
       <w:r>
         <w:rPr>
           <w:rFonts w:ascii="Arial" w:hAnsi="Arial"/>
           <w:b w:val="0"/>
-          <w:i w:val="0"/>
           <w:sz w:val="24"/>
         </w:rPr>
         <w:t>The costs increased by $14.38 due to usage of following services: VPC, EC2-Instances.</w:t>
@@ -12432,13 +13187,17 @@
     <w:p>
       <w:pPr>
         <w:spacing w:before="0" w:after="120" w:line="240" w:lineRule="auto"/>
+        <w:ind w:left="533" w:hanging="360"/>
+        <w:numPr>
+          <w:ilvl w:val="0"/>
+          <w:numId w:val="9101"/>
+        </w:numPr>
       </w:pPr>
       <w:r>
         <w:rPr>
           <w:rFonts w:ascii="Arial" w:hAnsi="Arial"/>
           <w:b/>
-          <w:i w:val="0"/>
-          <w:sz w:val="22"/>
+          <w:sz w:val="24"/>
         </w:rPr>
         <w:t>No Activity performed by Operisoft in this account.</w:t>
       </w:r>
@@ -12843,6 +13602,45 @@
 
 <file path=word/numbering.xml><?xml version="1.0" encoding="utf-8"?>
 <w:numbering xmlns:wpc="http://schemas.microsoft.com/office/word/2010/wordprocessingCanvas" xmlns:mo="http://schemas.microsoft.com/office/mac/office/2008/main" xmlns:mc="http://schemas.openxmlformats.org/markup-compatibility/2006" xmlns:mv="urn:schemas-microsoft-com:mac:vml" xmlns:o="urn:schemas-microsoft-com:office:office" xmlns:r="http://schemas.openxmlformats.org/officeDocument/2006/relationships" xmlns:m="http://schemas.openxmlformats.org/officeDocument/2006/math" xmlns:v="urn:schemas-microsoft-com:vml" xmlns:wp14="http://schemas.microsoft.com/office/word/2010/wordprocessingDrawing" xmlns:wp="http://schemas.openxmlformats.org/drawingml/2006/wordprocessingDrawing" xmlns:w10="urn:schemas-microsoft-com:office:word" xmlns:w="http://schemas.openxmlformats.org/wordprocessingml/2006/main" xmlns:w14="http://schemas.microsoft.com/office/word/2010/wordml" xmlns:wpg="http://schemas.microsoft.com/office/word/2010/wordprocessingGroup" xmlns:wpi="http://schemas.microsoft.com/office/word/2010/wordprocessingInk" xmlns:wne="http://schemas.microsoft.com/office/word/2006/wordml" xmlns:wps="http://schemas.microsoft.com/office/word/2010/wordprocessingShape" mc:Ignorable="w14 wp14">
+  <w:abstractNum w:abstractNumId="9100">
+    <w:multiLevelType w:val="hybridMultilevel"/>
+    <w:lvl w:ilvl="0">
+      <w:start w:val="1"/>
+      <w:numFmt w:val="bullet"/>
+      <w:lvlText w:val="●"/>
+      <w:lvlJc w:val="left"/>
+      <w:pPr>
+        <w:ind w:left="720" w:hanging="360"/>
+      </w:pPr>
+      <w:rPr>
+        <w:rFonts w:ascii="Arial" w:hAnsi="Arial" w:hint="default"/>
+      </w:rPr>
+    </w:lvl>
+    <w:lvl w:ilvl="1">
+      <w:start w:val="1"/>
+      <w:numFmt w:val="bullet"/>
+      <w:lvlText w:val="●"/>
+      <w:lvlJc w:val="left"/>
+      <w:pPr>
+        <w:ind w:left="1440" w:hanging="360"/>
+      </w:pPr>
+      <w:rPr>
+        <w:rFonts w:ascii="Arial" w:hAnsi="Arial" w:hint="default"/>
+      </w:rPr>
+    </w:lvl>
+    <w:lvl w:ilvl="2">
+      <w:start w:val="1"/>
+      <w:numFmt w:val="bullet"/>
+      <w:lvlText w:val="●"/>
+      <w:lvlJc w:val="left"/>
+      <w:pPr>
+        <w:ind w:left="2160" w:hanging="360"/>
+      </w:pPr>
+      <w:rPr>
+        <w:rFonts w:ascii="Arial" w:hAnsi="Arial" w:hint="default"/>
+      </w:rPr>
+    </w:lvl>
+  </w:abstractNum>
   <w:abstractNum w:abstractNumId="0">
     <w:nsid w:val="FFFFFF7C"/>
     <w:multiLevelType w:val="singleLevel"/>
@@ -13040,6 +13838,9 @@
   </w:num>
   <w:num w:numId="9">
     <w:abstractNumId w:val="0"/>
+  </w:num>
+  <w:num w:numId="9101">
+    <w:abstractNumId w:val="9100"/>
   </w:num>
 </w:numbering>
 </file>

--- a/Aptech-Limited-Weekly-Status-Report_20260914_to_20260920.docx
+++ b/Aptech-Limited-Weekly-Status-Report_20260914_to_20260920.docx
@@ -4487,15 +4487,27 @@
     <w:p>
       <w:pPr>
         <w:spacing w:before="0" w:after="40" w:line="240" w:lineRule="auto"/>
+        <w:ind w:left="1354" w:hanging="360"/>
+        <w:numPr>
+          <w:ilvl w:val="1"/>
+          <w:numId w:val="9101"/>
+        </w:numPr>
       </w:pPr>
       <w:r>
         <w:rPr>
           <w:rFonts w:ascii="Arial" w:hAnsi="Arial"/>
           <w:b w:val="0"/>
-          <w:i w:val="0"/>
           <w:sz w:val="24"/>
         </w:rPr>
-        <w:t>Total Tax Cost: $26.49</w:t>
+        <w:t xml:space="preserve">Total Tax Cost: </w:t>
+      </w:r>
+      <w:r>
+        <w:rPr>
+          <w:rFonts w:ascii="Arial" w:hAnsi="Arial"/>
+          <w:b/>
+          <w:sz w:val="24"/>
+        </w:rPr>
+        <w:t>$26.49</w:t>
       </w:r>
     </w:p>
     <w:p>
@@ -6010,15 +6022,27 @@
     <w:p>
       <w:pPr>
         <w:spacing w:before="0" w:after="40" w:line="240" w:lineRule="auto"/>
+        <w:ind w:left="1354" w:hanging="360"/>
+        <w:numPr>
+          <w:ilvl w:val="1"/>
+          <w:numId w:val="9101"/>
+        </w:numPr>
       </w:pPr>
       <w:r>
         <w:rPr>
           <w:rFonts w:ascii="Arial" w:hAnsi="Arial"/>
           <w:b w:val="0"/>
-          <w:i w:val="0"/>
           <w:sz w:val="24"/>
         </w:rPr>
-        <w:t>Total Tax Cost: $21.86</w:t>
+        <w:t xml:space="preserve">Total Tax Cost: </w:t>
+      </w:r>
+      <w:r>
+        <w:rPr>
+          <w:rFonts w:ascii="Arial" w:hAnsi="Arial"/>
+          <w:b/>
+          <w:sz w:val="24"/>
+        </w:rPr>
+        <w:t>$21.86</w:t>
       </w:r>
     </w:p>
     <w:p>
@@ -6878,15 +6902,27 @@
     <w:p>
       <w:pPr>
         <w:spacing w:before="0" w:after="40" w:line="240" w:lineRule="auto"/>
+        <w:ind w:left="1354" w:hanging="360"/>
+        <w:numPr>
+          <w:ilvl w:val="1"/>
+          <w:numId w:val="9101"/>
+        </w:numPr>
       </w:pPr>
       <w:r>
         <w:rPr>
           <w:rFonts w:ascii="Arial" w:hAnsi="Arial"/>
           <w:b w:val="0"/>
-          <w:i w:val="0"/>
           <w:sz w:val="24"/>
         </w:rPr>
-        <w:t>Total Tax Cost: $22.64</w:t>
+        <w:t xml:space="preserve">Total Tax Cost: </w:t>
+      </w:r>
+      <w:r>
+        <w:rPr>
+          <w:rFonts w:ascii="Arial" w:hAnsi="Arial"/>
+          <w:b/>
+          <w:sz w:val="24"/>
+        </w:rPr>
+        <w:t>$22.64</w:t>
       </w:r>
     </w:p>
     <w:p>
@@ -7953,15 +7989,27 @@
     <w:p>
       <w:pPr>
         <w:spacing w:before="0" w:after="40" w:line="240" w:lineRule="auto"/>
+        <w:ind w:left="1354" w:hanging="360"/>
+        <w:numPr>
+          <w:ilvl w:val="1"/>
+          <w:numId w:val="9101"/>
+        </w:numPr>
       </w:pPr>
       <w:r>
         <w:rPr>
           <w:rFonts w:ascii="Arial" w:hAnsi="Arial"/>
           <w:b w:val="0"/>
-          <w:i w:val="0"/>
           <w:sz w:val="24"/>
         </w:rPr>
-        <w:t>Total Tax Cost: $15.86</w:t>
+        <w:t xml:space="preserve">Total Tax Cost: </w:t>
+      </w:r>
+      <w:r>
+        <w:rPr>
+          <w:rFonts w:ascii="Arial" w:hAnsi="Arial"/>
+          <w:b/>
+          <w:sz w:val="24"/>
+        </w:rPr>
+        <w:t>$15.86</w:t>
       </w:r>
     </w:p>
     <w:p>
@@ -9509,15 +9557,27 @@
     <w:p>
       <w:pPr>
         <w:spacing w:before="0" w:after="40" w:line="240" w:lineRule="auto"/>
+        <w:ind w:left="1354" w:hanging="360"/>
+        <w:numPr>
+          <w:ilvl w:val="1"/>
+          <w:numId w:val="9101"/>
+        </w:numPr>
       </w:pPr>
       <w:r>
         <w:rPr>
           <w:rFonts w:ascii="Arial" w:hAnsi="Arial"/>
           <w:b w:val="0"/>
-          <w:i w:val="0"/>
           <w:sz w:val="24"/>
         </w:rPr>
-        <w:t>Total Tax Cost: $5.19</w:t>
+        <w:t xml:space="preserve">Total Tax Cost: </w:t>
+      </w:r>
+      <w:r>
+        <w:rPr>
+          <w:rFonts w:ascii="Arial" w:hAnsi="Arial"/>
+          <w:b/>
+          <w:sz w:val="24"/>
+        </w:rPr>
+        <w:t>$5.19</w:t>
       </w:r>
     </w:p>
     <w:p>
@@ -11687,15 +11747,27 @@
     <w:p>
       <w:pPr>
         <w:spacing w:before="0" w:after="40" w:line="240" w:lineRule="auto"/>
+        <w:ind w:left="1354" w:hanging="360"/>
+        <w:numPr>
+          <w:ilvl w:val="1"/>
+          <w:numId w:val="9101"/>
+        </w:numPr>
       </w:pPr>
       <w:r>
         <w:rPr>
           <w:rFonts w:ascii="Arial" w:hAnsi="Arial"/>
           <w:b w:val="0"/>
-          <w:i w:val="0"/>
           <w:sz w:val="24"/>
         </w:rPr>
-        <w:t>Total Tax Cost: $3.15</w:t>
+        <w:t xml:space="preserve">Total Tax Cost: </w:t>
+      </w:r>
+      <w:r>
+        <w:rPr>
+          <w:rFonts w:ascii="Arial" w:hAnsi="Arial"/>
+          <w:b/>
+          <w:sz w:val="24"/>
+        </w:rPr>
+        <w:t>$3.15</w:t>
       </w:r>
     </w:p>
     <w:p>
@@ -12190,15 +12262,27 @@
     <w:p>
       <w:pPr>
         <w:spacing w:before="0" w:after="40" w:line="240" w:lineRule="auto"/>
+        <w:ind w:left="1354" w:hanging="360"/>
+        <w:numPr>
+          <w:ilvl w:val="1"/>
+          <w:numId w:val="9101"/>
+        </w:numPr>
       </w:pPr>
       <w:r>
         <w:rPr>
           <w:rFonts w:ascii="Arial" w:hAnsi="Arial"/>
           <w:b w:val="0"/>
-          <w:i w:val="0"/>
           <w:sz w:val="24"/>
         </w:rPr>
-        <w:t>Total Tax Cost: $11.60</w:t>
+        <w:t xml:space="preserve">Total Tax Cost: </w:t>
+      </w:r>
+      <w:r>
+        <w:rPr>
+          <w:rFonts w:ascii="Arial" w:hAnsi="Arial"/>
+          <w:b/>
+          <w:sz w:val="24"/>
+        </w:rPr>
+        <w:t>$11.60</w:t>
       </w:r>
     </w:p>
     <w:p>
@@ -12486,15 +12570,27 @@
     <w:p>
       <w:pPr>
         <w:spacing w:before="0" w:after="40" w:line="240" w:lineRule="auto"/>
+        <w:ind w:left="1354" w:hanging="360"/>
+        <w:numPr>
+          <w:ilvl w:val="1"/>
+          <w:numId w:val="9101"/>
+        </w:numPr>
       </w:pPr>
       <w:r>
         <w:rPr>
           <w:rFonts w:ascii="Arial" w:hAnsi="Arial"/>
           <w:b w:val="0"/>
-          <w:i w:val="0"/>
           <w:sz w:val="24"/>
         </w:rPr>
-        <w:t>Total Tax Cost: $4.25</w:t>
+        <w:t xml:space="preserve">Total Tax Cost: </w:t>
+      </w:r>
+      <w:r>
+        <w:rPr>
+          <w:rFonts w:ascii="Arial" w:hAnsi="Arial"/>
+          <w:b/>
+          <w:sz w:val="24"/>
+        </w:rPr>
+        <w:t>$4.25</w:t>
       </w:r>
     </w:p>
     <w:p>
@@ -13155,15 +13251,27 @@
     <w:p>
       <w:pPr>
         <w:spacing w:before="0" w:after="40" w:line="240" w:lineRule="auto"/>
+        <w:ind w:left="1354" w:hanging="360"/>
+        <w:numPr>
+          <w:ilvl w:val="1"/>
+          <w:numId w:val="9101"/>
+        </w:numPr>
       </w:pPr>
       <w:r>
         <w:rPr>
           <w:rFonts w:ascii="Arial" w:hAnsi="Arial"/>
           <w:b w:val="0"/>
-          <w:i w:val="0"/>
           <w:sz w:val="24"/>
         </w:rPr>
-        <w:t>Total Tax Cost: $5.36</w:t>
+        <w:t xml:space="preserve">Total Tax Cost: </w:t>
+      </w:r>
+      <w:r>
+        <w:rPr>
+          <w:rFonts w:ascii="Arial" w:hAnsi="Arial"/>
+          <w:b/>
+          <w:sz w:val="24"/>
+        </w:rPr>
+        <w:t>$5.36</w:t>
       </w:r>
     </w:p>
     <w:p>
